--- a/docs/content/wrangling_data/wrangling_data_activity.docx
+++ b/docs/content/wrangling_data/wrangling_data_activity.docx
@@ -26,7 +26,7 @@
         <w:t xml:space="preserve">Bill Perry</w:t>
       </w:r>
     </w:p>
-    <w:bookmarkStart w:id="10" w:name="worksheet-wrangling-your-data"/>
+    <w:bookmarkStart w:id="16" w:name="worksheet-wrangling-your-data"/>
     <w:p>
       <w:pPr>
         <w:pStyle w:val="Heading1"/>
@@ -37,13 +37,48 @@
     </w:p>
     <w:p>
       <w:pPr>
+        <w:pStyle w:val="FirstParagraph"/>
+      </w:pPr>
+      <w:hyperlink r:id="rId9">
+        <w:r>
+          <w:rPr>
+            <w:rStyle w:val="Hyperlink"/>
+          </w:rPr>
+          <w:t xml:space="preserve">📥 Download the data (.csv)</w:t>
+        </w:r>
+      </w:hyperlink>
+      <w:r>
+        <w:t xml:space="preserve"> </w:t>
+      </w:r>
+      <w:hyperlink r:id="rId10">
+        <w:r>
+          <w:rPr>
+            <w:rStyle w:val="Hyperlink"/>
+          </w:rPr>
+          <w:t xml:space="preserve">📥 Download the data (.xlsx)</w:t>
+        </w:r>
+      </w:hyperlink>
+      <w:r>
+        <w:t xml:space="preserve"> </w:t>
+      </w:r>
+      <w:hyperlink r:id="rId11">
+        <w:r>
+          <w:rPr>
+            <w:rStyle w:val="Hyperlink"/>
+          </w:rPr>
+          <w:t xml:space="preserve">📥 Download the messy file</w:t>
+        </w:r>
+      </w:hyperlink>
+    </w:p>
+    <w:p>
+      <w:pPr>
         <w:pStyle w:val="Heading2"/>
       </w:pPr>
-      <w:bookmarkStart w:id="9" w:name="how-to-use-this-worksheet"/>
+      <w:bookmarkStart w:id="12" w:name="how-to-use-this-worksheet"/>
       <w:r>
         <w:t xml:space="preserve">How to use this worksheet</w:t>
       </w:r>
-      <w:bookmarkEnd w:id="9"/>
+      <w:bookmarkEnd w:id="12"/>
     </w:p>
     <w:p>
       <w:pPr>
@@ -117,6 +152,613 @@
         <w:t xml:space="preserve">are optional bonus material.</w:t>
       </w:r>
     </w:p>
+    <w:p>
+      <w:pPr>
+        <w:pStyle w:val="BlockText"/>
+      </w:pPr>
+      <w:r>
+        <w:rPr>
+          <w:b/>
+          <w:bCs/>
+        </w:rPr>
+        <w:t xml:space="preserve">Every grey</w:t>
+      </w:r>
+      <w:r>
+        <w:rPr>
+          <w:b/>
+          <w:bCs/>
+        </w:rPr>
+        <w:t xml:space="preserve"> </w:t>
+      </w:r>
+      <w:r>
+        <w:rPr>
+          <w:rStyle w:val="VerbatimChar"/>
+          <w:b/>
+          <w:bCs/>
+        </w:rPr>
+        <w:t xml:space="preserve">r</w:t>
+      </w:r>
+      <w:r>
+        <w:rPr>
+          <w:b/>
+          <w:bCs/>
+        </w:rPr>
+        <w:t xml:space="preserve"> </w:t>
+      </w:r>
+      <w:r>
+        <w:rPr>
+          <w:b/>
+          <w:bCs/>
+        </w:rPr>
+        <w:t xml:space="preserve">box below is code you type into an R script — not into the Console.</w:t>
+      </w:r>
+      <w:r>
+        <w:t xml:space="preserve"> </w:t>
+      </w:r>
+      <w:r>
+        <w:t xml:space="preserve">Before you start:</w:t>
+      </w:r>
+      <w:r>
+        <w:t xml:space="preserve"> </w:t>
+      </w:r>
+      <w:r>
+        <w:rPr>
+          <w:b/>
+          <w:bCs/>
+        </w:rPr>
+        <w:t xml:space="preserve">File → New File → R Script</w:t>
+      </w:r>
+      <w:r>
+        <w:t xml:space="preserve">, and save it as</w:t>
+      </w:r>
+      <w:r>
+        <w:t xml:space="preserve"> </w:t>
+      </w:r>
+      <w:r>
+        <w:rPr>
+          <w:rStyle w:val="VerbatimChar"/>
+        </w:rPr>
+        <w:t xml:space="preserve">02_wrangling_data.R</w:t>
+      </w:r>
+      <w:r>
+        <w:t xml:space="preserve"> </w:t>
+      </w:r>
+      <w:r>
+        <w:t xml:space="preserve">in your project’s</w:t>
+      </w:r>
+      <w:r>
+        <w:t xml:space="preserve"> </w:t>
+      </w:r>
+      <w:r>
+        <w:rPr>
+          <w:rStyle w:val="VerbatimChar"/>
+        </w:rPr>
+        <w:t xml:space="preserve">scripts/</w:t>
+      </w:r>
+      <w:r>
+        <w:t xml:space="preserve"> </w:t>
+      </w:r>
+      <w:r>
+        <w:t xml:space="preserve">folder. Then work down the worksheet, adding each block to the bottom of that one script, in order.</w:t>
+      </w:r>
+    </w:p>
+    <w:p>
+      <w:pPr>
+        <w:pStyle w:val="BlockText"/>
+      </w:pPr>
+      <w:r>
+        <w:rPr>
+          <w:b/>
+          <w:bCs/>
+        </w:rPr>
+        <w:t xml:space="preserve">Type the</w:t>
+      </w:r>
+      <w:r>
+        <w:rPr>
+          <w:b/>
+          <w:bCs/>
+        </w:rPr>
+        <w:t xml:space="preserve"> </w:t>
+      </w:r>
+      <w:r>
+        <w:rPr>
+          <w:rStyle w:val="VerbatimChar"/>
+          <w:b/>
+          <w:bCs/>
+        </w:rPr>
+        <w:t xml:space="preserve"># ── Part …</w:t>
+      </w:r>
+      <w:r>
+        <w:rPr>
+          <w:b/>
+          <w:bCs/>
+        </w:rPr>
+        <w:t xml:space="preserve"> </w:t>
+      </w:r>
+      <w:r>
+        <w:rPr>
+          <w:b/>
+          <w:bCs/>
+        </w:rPr>
+        <w:t xml:space="preserve">header comment at the top of each block, too.</w:t>
+      </w:r>
+      <w:r>
+        <w:t xml:space="preserve"> </w:t>
+      </w:r>
+      <w:r>
+        <w:t xml:space="preserve">Those comment lines are not decoration — they are how your script stays navigable, how you find your way back to a block that broke, and how I find your work when I read your script. A block with no header comment is a block I cannot place. In RStudio they also show up in the document outline (the</w:t>
+      </w:r>
+      <w:r>
+        <w:t xml:space="preserve"> </w:t>
+      </w:r>
+      <w:r>
+        <w:rPr>
+          <w:rStyle w:val="VerbatimChar"/>
+        </w:rPr>
+        <w:t xml:space="preserve">≡</w:t>
+      </w:r>
+      <w:r>
+        <w:t xml:space="preserve"> </w:t>
+      </w:r>
+      <w:r>
+        <w:t xml:space="preserve">button at the bottom-left of the editor) so you can jump straight to any part.</w:t>
+      </w:r>
+    </w:p>
+    <w:tbl>
+      <w:tblPr>
+        <w:tblStyle w:val="Table"/>
+        <w:tblLook w:firstRow="0" w:lastRow="0" w:firstColumn="0" w:lastColumn="0" w:noHBand="0" w:noVBand="0" w:val="0000"/>
+        <w:tblBorders>
+          <w:top w:val="single" w:sz="4" w:space="0" w:color="CC1914"/>
+          <w:left w:val="single" w:sz="24" w:space="0" w:color="CC1914"/>
+          <w:bottom w:val="single" w:sz="4" w:space="0" w:color="CC1914"/>
+          <w:right w:val="single" w:sz="4" w:space="0" w:color="CC1914"/>
+        </w:tblBorders>
+        <w:tblCellMar>
+          <w:left w:w="144" w:type="dxa"/>
+          <w:right w:w="144" w:type="dxa"/>
+        </w:tblCellMar>
+        <w:tblLook w:firstRow="0" w:lastRow="0" w:firstColumn="0" w:lastColumn="0" w:noHBand="0" w:noVBand="0" w:val="0000"/>
+      </w:tblPr>
+      <w:tr>
+        <w:trPr>
+          <w:cantSplit/>
+        </w:trPr>
+        <w:tc>
+          <w:tcPr>
+            <w:shd w:color="auto" w:fill="f7dddc" w:val="clear"/>
+            <w:tcMar>
+              <w:top w:w="92" w:type="dxa"/>
+              <w:bottom w:w="92" w:type="dxa"/>
+            </w:tcMar>
+          </w:tcPr>
+          <w:p>
+            <w:pPr>
+              <w:pStyle w:val="FirstParagraph"/>
+            </w:pPr>
+            <w:pPr>
+              <w:spacing w:before="0" w:after="0"/>
+              <w:textAlignment w:val="center"/>
+            </w:pPr>
+            <w:r>
+              <w:drawing>
+                <wp:inline>
+                  <wp:extent cx="152400" cy="152400"/>
+                  <wp:effectExtent b="0" l="0" r="0" t="0"/>
+                  <wp:docPr descr="" title="" id="14" name="Picture"/>
+                  <a:graphic>
+                    <a:graphicData uri="http://schemas.openxmlformats.org/drawingml/2006/picture">
+                      <pic:pic>
+                        <pic:nvPicPr>
+                          <pic:cNvPr descr="/Applications/Positron.app/Contents/Resources/app/quarto/share/formats/docx/important.png" id="15" name="Picture"/>
+                          <pic:cNvPicPr>
+                            <a:picLocks noChangeArrowheads="1" noChangeAspect="1"/>
+                          </pic:cNvPicPr>
+                        </pic:nvPicPr>
+                        <pic:blipFill>
+                          <a:blip r:embed="rId13"/>
+                          <a:stretch>
+                            <a:fillRect/>
+                          </a:stretch>
+                        </pic:blipFill>
+                        <pic:spPr bwMode="auto">
+                          <a:xfrm>
+                            <a:off x="0" y="0"/>
+                            <a:ext cx="152400" cy="152400"/>
+                          </a:xfrm>
+                          <a:prstGeom prst="rect">
+                            <a:avLst/>
+                          </a:prstGeom>
+                          <a:noFill/>
+                          <a:ln w="9525">
+                            <a:noFill/>
+                            <a:headEnd/>
+                            <a:tailEnd/>
+                          </a:ln>
+                        </pic:spPr>
+                      </pic:pic>
+                    </a:graphicData>
+                  </a:graphic>
+                </wp:inline>
+              </w:drawing>
+            </w:r>
+            <w:r>
+              <w:t xml:space="preserve"> </w:t>
+            </w:r>
+            <w:r>
+              <w:t xml:space="preserve"> </w:t>
+            </w:r>
+            <w:r>
+              <w:t xml:space="preserve">Column names in</w:t>
+            </w:r>
+            <w:r>
+              <w:t xml:space="preserve"> </w:t>
+            </w:r>
+            <w:r>
+              <w:rPr>
+                <w:rStyle w:val="VerbatimChar"/>
+              </w:rPr>
+              <w:t xml:space="preserve">pine_data.csv</w:t>
+            </w:r>
+            <w:r>
+              <w:t xml:space="preserve"> </w:t>
+            </w:r>
+            <w:r>
+              <w:t xml:space="preserve">/</w:t>
+            </w:r>
+            <w:r>
+              <w:t xml:space="preserve"> </w:t>
+            </w:r>
+            <w:r>
+              <w:rPr>
+                <w:rStyle w:val="VerbatimChar"/>
+              </w:rPr>
+              <w:t xml:space="preserve">pine_data.xlsx</w:t>
+            </w:r>
+          </w:p>
+        </w:tc>
+      </w:tr>
+      <w:tr>
+        <w:trPr>
+          <w:cantSplit/>
+        </w:trPr>
+        <w:tc>
+          <w:tcPr>
+            <w:tcMar>
+              <w:top w:w="108" w:type="dxa"/>
+              <w:bottom w:w="108" w:type="dxa"/>
+            </w:tcMar>
+          </w:tcPr>
+          <w:p>
+            <w:pPr>
+              <w:pStyle w:val="BodyText"/>
+            </w:pPr>
+            <w:pPr>
+              <w:spacing w:before="16"/>
+            </w:pPr>
+            <w:r>
+              <w:t xml:space="preserve">Both files hold the</w:t>
+            </w:r>
+            <w:r>
+              <w:t xml:space="preserve"> </w:t>
+            </w:r>
+            <w:r>
+              <w:rPr>
+                <w:b/>
+                <w:bCs/>
+              </w:rPr>
+              <w:t xml:space="preserve">same six columns, with exactly these names</w:t>
+            </w:r>
+            <w:r>
+              <w:t xml:space="preserve">. Type them</w:t>
+            </w:r>
+            <w:r>
+              <w:t xml:space="preserve"> </w:t>
+            </w:r>
+            <w:r>
+              <w:t xml:space="preserve">exactly as written — R is case-sensitive, and</w:t>
+            </w:r>
+            <w:r>
+              <w:t xml:space="preserve"> </w:t>
+            </w:r>
+            <w:r>
+              <w:rPr>
+                <w:rStyle w:val="VerbatimChar"/>
+              </w:rPr>
+              <w:t xml:space="preserve">Needle_Length</w:t>
+            </w:r>
+            <w:r>
+              <w:t xml:space="preserve"> </w:t>
+            </w:r>
+            <w:r>
+              <w:t xml:space="preserve">or</w:t>
+            </w:r>
+            <w:r>
+              <w:t xml:space="preserve"> </w:t>
+            </w:r>
+            <w:r>
+              <w:rPr>
+                <w:rStyle w:val="VerbatimChar"/>
+              </w:rPr>
+              <w:t xml:space="preserve">needle_length</w:t>
+            </w:r>
+            <w:r>
+              <w:t xml:space="preserve"> </w:t>
+            </w:r>
+            <w:r>
+              <w:t xml:space="preserve">will not work:</w:t>
+            </w:r>
+          </w:p>
+          <w:tbl>
+            <w:tblPr>
+              <w:tblStyle w:val="Table"/>
+              <w:tblW w:type="auto" w:w="0"/>
+              <w:tblLook w:firstRow="1" w:lastRow="0" w:firstColumn="0" w:lastColumn="0" w:noHBand="0" w:noVBand="0" w:val="0020"/>
+            </w:tblPr>
+            <w:tblGrid>
+              <w:gridCol w:w="3960"/>
+              <w:gridCol w:w="3960"/>
+            </w:tblGrid>
+            <w:tr>
+              <w:trPr>
+                <w:tblHeader w:val="on"/>
+              </w:trPr>
+              <w:tc>
+                <w:tcPr/>
+                <w:p>
+                  <w:pPr>
+                    <w:pStyle w:val="Compact"/>
+                  </w:pPr>
+                  <w:r>
+                    <w:t xml:space="preserve">Column</w:t>
+                  </w:r>
+                </w:p>
+              </w:tc>
+              <w:tc>
+                <w:tcPr/>
+                <w:p>
+                  <w:pPr>
+                    <w:pStyle w:val="Compact"/>
+                  </w:pPr>
+                  <w:r>
+                    <w:t xml:space="preserve">What it is</w:t>
+                  </w:r>
+                </w:p>
+              </w:tc>
+            </w:tr>
+            <w:tr>
+              <w:tc>
+                <w:tcPr/>
+                <w:p>
+                  <w:pPr>
+                    <w:pStyle w:val="Compact"/>
+                  </w:pPr>
+                  <w:r>
+                    <w:rPr>
+                      <w:rStyle w:val="VerbatimChar"/>
+                    </w:rPr>
+                    <w:t xml:space="preserve">source_file</w:t>
+                  </w:r>
+                </w:p>
+              </w:tc>
+              <w:tc>
+                <w:tcPr/>
+                <w:p>
+                  <w:pPr>
+                    <w:pStyle w:val="Compact"/>
+                  </w:pPr>
+                  <w:r>
+                    <w:t xml:space="preserve">the raw team file the row came from</w:t>
+                  </w:r>
+                </w:p>
+              </w:tc>
+            </w:tr>
+            <w:tr>
+              <w:tc>
+                <w:tcPr/>
+                <w:p>
+                  <w:pPr>
+                    <w:pStyle w:val="Compact"/>
+                  </w:pPr>
+                  <w:r>
+                    <w:rPr>
+                      <w:rStyle w:val="VerbatimChar"/>
+                    </w:rPr>
+                    <w:t xml:space="preserve">team</w:t>
+                  </w:r>
+                </w:p>
+              </w:tc>
+              <w:tc>
+                <w:tcPr/>
+                <w:p>
+                  <w:pPr>
+                    <w:pStyle w:val="Compact"/>
+                  </w:pPr>
+                  <w:r>
+                    <w:t xml:space="preserve">field team — one team =</w:t>
+                  </w:r>
+                  <w:r>
+                    <w:t xml:space="preserve"> </w:t>
+                  </w:r>
+                  <w:r>
+                    <w:rPr>
+                      <w:b/>
+                      <w:bCs/>
+                    </w:rPr>
+                    <w:t xml:space="preserve">one tree</w:t>
+                  </w:r>
+                </w:p>
+              </w:tc>
+            </w:tr>
+            <w:tr>
+              <w:tc>
+                <w:tcPr/>
+                <w:p>
+                  <w:pPr>
+                    <w:pStyle w:val="Compact"/>
+                  </w:pPr>
+                  <w:r>
+                    <w:rPr>
+                      <w:rStyle w:val="VerbatimChar"/>
+                    </w:rPr>
+                    <w:t xml:space="preserve">replicate</w:t>
+                  </w:r>
+                </w:p>
+              </w:tc>
+              <w:tc>
+                <w:tcPr/>
+                <w:p>
+                  <w:pPr>
+                    <w:pStyle w:val="Compact"/>
+                  </w:pPr>
+                  <w:r>
+                    <w:t xml:space="preserve">needle number within a tree side (1-8)</w:t>
+                  </w:r>
+                </w:p>
+              </w:tc>
+            </w:tr>
+            <w:tr>
+              <w:tc>
+                <w:tcPr/>
+                <w:p>
+                  <w:pPr>
+                    <w:pStyle w:val="Compact"/>
+                  </w:pPr>
+                  <w:r>
+                    <w:rPr>
+                      <w:rStyle w:val="VerbatimChar"/>
+                    </w:rPr>
+                    <w:t xml:space="preserve">side</w:t>
+                  </w:r>
+                </w:p>
+              </w:tc>
+              <w:tc>
+                <w:tcPr/>
+                <w:p>
+                  <w:pPr>
+                    <w:pStyle w:val="Compact"/>
+                  </w:pPr>
+                  <w:r>
+                    <w:t xml:space="preserve">sun exposure —</w:t>
+                  </w:r>
+                  <w:r>
+                    <w:t xml:space="preserve"> </w:t>
+                  </w:r>
+                  <w:r>
+                    <w:rPr>
+                      <w:rStyle w:val="VerbatimChar"/>
+                    </w:rPr>
+                    <w:t xml:space="preserve">"shady"</w:t>
+                  </w:r>
+                  <w:r>
+                    <w:t xml:space="preserve"> </w:t>
+                  </w:r>
+                  <w:r>
+                    <w:t xml:space="preserve">or</w:t>
+                  </w:r>
+                  <w:r>
+                    <w:t xml:space="preserve"> </w:t>
+                  </w:r>
+                  <w:r>
+                    <w:rPr>
+                      <w:rStyle w:val="VerbatimChar"/>
+                    </w:rPr>
+                    <w:t xml:space="preserve">"sunny"</w:t>
+                  </w:r>
+                </w:p>
+              </w:tc>
+            </w:tr>
+            <w:tr>
+              <w:tc>
+                <w:tcPr/>
+                <w:p>
+                  <w:pPr>
+                    <w:pStyle w:val="Compact"/>
+                  </w:pPr>
+                  <w:r>
+                    <w:rPr>
+                      <w:rStyle w:val="VerbatimChar"/>
+                    </w:rPr>
+                    <w:t xml:space="preserve">needle_length_mm</w:t>
+                  </w:r>
+                </w:p>
+              </w:tc>
+              <w:tc>
+                <w:tcPr/>
+                <w:p>
+                  <w:pPr>
+                    <w:pStyle w:val="Compact"/>
+                  </w:pPr>
+                  <w:r>
+                    <w:t xml:space="preserve">needle length, millimetres</w:t>
+                  </w:r>
+                </w:p>
+              </w:tc>
+            </w:tr>
+            <w:tr>
+              <w:tc>
+                <w:tcPr/>
+                <w:p>
+                  <w:pPr>
+                    <w:pStyle w:val="Compact"/>
+                  </w:pPr>
+                  <w:r>
+                    <w:rPr>
+                      <w:rStyle w:val="VerbatimChar"/>
+                    </w:rPr>
+                    <w:t xml:space="preserve">needle_width_mm</w:t>
+                  </w:r>
+                </w:p>
+              </w:tc>
+              <w:tc>
+                <w:tcPr/>
+                <w:p>
+                  <w:pPr>
+                    <w:pStyle w:val="Compact"/>
+                  </w:pPr>
+                  <w:r>
+                    <w:t xml:space="preserve">needle width, millimetres</w:t>
+                  </w:r>
+                </w:p>
+              </w:tc>
+            </w:tr>
+          </w:tbl>
+          <w:p>
+            <w:pPr>
+              <w:pStyle w:val="BodyText"/>
+            </w:pPr>
+            <w:pPr>
+              <w:spacing w:after="16"/>
+            </w:pPr>
+            <w:r>
+              <w:t xml:space="preserve">After you read the file in, run</w:t>
+            </w:r>
+            <w:r>
+              <w:t xml:space="preserve"> </w:t>
+            </w:r>
+            <w:r>
+              <w:rPr>
+                <w:rStyle w:val="VerbatimChar"/>
+              </w:rPr>
+              <w:t xml:space="preserve">names(pine_df)</w:t>
+            </w:r>
+            <w:r>
+              <w:t xml:space="preserve"> </w:t>
+            </w:r>
+            <w:r>
+              <w:t xml:space="preserve">and check the names on your</w:t>
+            </w:r>
+            <w:r>
+              <w:t xml:space="preserve"> </w:t>
+            </w:r>
+            <w:r>
+              <w:t xml:space="preserve">screen against this table before you write any other code.</w:t>
+            </w:r>
+          </w:p>
+          <w:p/>
+        </w:tc>
+      </w:tr>
+    </w:tbl>
     <w:p>
       <w:r>
         <w:pict>
@@ -124,8 +766,8 @@
         </w:pict>
       </w:r>
     </w:p>
-    <w:bookmarkEnd w:id="10"/>
-    <w:bookmarkStart w:id="11" w:name="part-1-import-the-same-data-two-ways"/>
+    <w:bookmarkEnd w:id="16"/>
+    <w:bookmarkStart w:id="17" w:name="part-1-import-the-same-data-two-ways"/>
     <w:p>
       <w:pPr>
         <w:pStyle w:val="Heading1"/>
@@ -152,6 +794,15 @@
       </w:pPr>
       <w:r>
         <w:rPr>
+          <w:rStyle w:val="CommentTok"/>
+        </w:rPr>
+        <w:t xml:space="preserve"># ── Part 1.1 · Import the same data two ways ────────────────────────────</w:t>
+      </w:r>
+      <w:r>
+        <w:br/>
+      </w:r>
+      <w:r>
+        <w:rPr>
           <w:rStyle w:val="FunctionTok"/>
         </w:rPr>
         <w:t xml:space="preserve">library</w:t>
@@ -217,7 +868,7 @@
         <w:rPr>
           <w:rStyle w:val="StringTok"/>
         </w:rPr>
-        <w:t xml:space="preserve">"data/pine_needles.csv"</w:t>
+        <w:t xml:space="preserve">"data/pine_data.csv"</w:t>
       </w:r>
       <w:r>
         <w:rPr>
@@ -262,7 +913,7 @@
         <w:rPr>
           <w:rStyle w:val="StringTok"/>
         </w:rPr>
-        <w:t xml:space="preserve">"data/pine_needles.xlsx"</w:t>
+        <w:t xml:space="preserve">"data/pine_data.xlsx"</w:t>
       </w:r>
       <w:r>
         <w:rPr>
@@ -287,6 +938,15 @@
       <w:pPr>
         <w:pStyle w:val="SourceCode"/>
       </w:pPr>
+      <w:r>
+        <w:rPr>
+          <w:rStyle w:val="CommentTok"/>
+        </w:rPr>
+        <w:t xml:space="preserve"># ── Part 1.2 · Import the same data two ways ────────────────────────────</w:t>
+      </w:r>
+      <w:r>
+        <w:br/>
+      </w:r>
       <w:r>
         <w:rPr>
           <w:rStyle w:val="FunctionTok"/>
@@ -435,8 +1095,8 @@
         </w:pict>
       </w:r>
     </w:p>
-    <w:bookmarkEnd w:id="11"/>
-    <w:bookmarkStart w:id="12" w:name="part-2-filter-picking-rows"/>
+    <w:bookmarkEnd w:id="17"/>
+    <w:bookmarkStart w:id="18" w:name="part-2-filter-picking-rows"/>
     <w:p>
       <w:pPr>
         <w:pStyle w:val="Heading1"/>
@@ -478,6 +1138,15 @@
       </w:pPr>
       <w:r>
         <w:rPr>
+          <w:rStyle w:val="CommentTok"/>
+        </w:rPr>
+        <w:t xml:space="preserve"># ── Part 2.1 · `filter()` ───────────────────────────────────────────────</w:t>
+      </w:r>
+      <w:r>
+        <w:br/>
+      </w:r>
+      <w:r>
+        <w:rPr>
           <w:rStyle w:val="NormalTok"/>
         </w:rPr>
         <w:t xml:space="preserve">pine_csv_df </w:t>
@@ -504,7 +1173,7 @@
         <w:rPr>
           <w:rStyle w:val="NormalTok"/>
         </w:rPr>
-        <w:t xml:space="preserve">(n_s </w:t>
+        <w:t xml:space="preserve">(side </w:t>
       </w:r>
       <w:r>
         <w:rPr>
@@ -522,7 +1191,7 @@
         <w:rPr>
           <w:rStyle w:val="StringTok"/>
         </w:rPr>
-        <w:t xml:space="preserve">"n"</w:t>
+        <w:t xml:space="preserve">"shady"</w:t>
       </w:r>
       <w:r>
         <w:rPr>
@@ -585,7 +1254,7 @@
         <w:rPr>
           <w:rStyle w:val="NormalTok"/>
         </w:rPr>
-        <w:t xml:space="preserve">(length_mm </w:t>
+        <w:t xml:space="preserve">(needle_length_mm </w:t>
       </w:r>
       <w:r>
         <w:rPr>
@@ -603,7 +1272,7 @@
         <w:rPr>
           <w:rStyle w:val="DecValTok"/>
         </w:rPr>
-        <w:t xml:space="preserve">20</w:t>
+        <w:t xml:space="preserve">17</w:t>
       </w:r>
       <w:r>
         <w:rPr>
@@ -678,7 +1347,7 @@
         <w:rPr>
           <w:rStyle w:val="VerbatimChar"/>
         </w:rPr>
-        <w:t xml:space="preserve">sun == "sunny"</w:t>
+        <w:t xml:space="preserve">side == "sunny"</w:t>
       </w:r>
       <w:r>
         <w:t xml:space="preserve">) needles longer than 15 mm.</w:t>
@@ -688,6 +1357,15 @@
       <w:pPr>
         <w:pStyle w:val="SourceCode"/>
       </w:pPr>
+      <w:r>
+        <w:rPr>
+          <w:rStyle w:val="CommentTok"/>
+        </w:rPr>
+        <w:t xml:space="preserve"># ── Part 2.2 · `filter()` ───────────────────────────────────────────────</w:t>
+      </w:r>
+      <w:r>
+        <w:br/>
+      </w:r>
       <w:r>
         <w:rPr>
           <w:rStyle w:val="CommentTok"/>
@@ -722,7 +1400,7 @@
         <w:rPr>
           <w:rStyle w:val="VerbatimChar"/>
         </w:rPr>
-        <w:t xml:space="preserve">filter(n_s = "n")</w:t>
+        <w:t xml:space="preserve">filter(side = "shady")</w:t>
       </w:r>
       <w:r>
         <w:t xml:space="preserve"> </w:t>
@@ -765,8 +1443,8 @@
         </w:pict>
       </w:r>
     </w:p>
-    <w:bookmarkEnd w:id="12"/>
-    <w:bookmarkStart w:id="13" w:name="part-2b-filter-or-in-and-missing-values"/>
+    <w:bookmarkEnd w:id="18"/>
+    <w:bookmarkStart w:id="19" w:name="part-2b-filter-or-in-and-missing-values"/>
     <w:p>
       <w:pPr>
         <w:pStyle w:val="Heading1"/>
@@ -822,6 +1500,15 @@
         <w:rPr>
           <w:rStyle w:val="CommentTok"/>
         </w:rPr>
+        <w:t xml:space="preserve"># ── Part 2b.1 · `filter()` ──────────────────────────────────────────────</w:t>
+      </w:r>
+      <w:r>
+        <w:br/>
+      </w:r>
+      <w:r>
+        <w:rPr>
+          <w:rStyle w:val="CommentTok"/>
+        </w:rPr>
         <w:t xml:space="preserve"># OR: shady side, OR any exceptionally long needle</w:t>
       </w:r>
       <w:r>
@@ -855,7 +1542,7 @@
         <w:rPr>
           <w:rStyle w:val="NormalTok"/>
         </w:rPr>
-        <w:t xml:space="preserve">(n_s </w:t>
+        <w:t xml:space="preserve">(side </w:t>
       </w:r>
       <w:r>
         <w:rPr>
@@ -873,7 +1560,7 @@
         <w:rPr>
           <w:rStyle w:val="StringTok"/>
         </w:rPr>
-        <w:t xml:space="preserve">"n"</w:t>
+        <w:t xml:space="preserve">"shady"</w:t>
       </w:r>
       <w:r>
         <w:rPr>
@@ -891,7 +1578,7 @@
         <w:rPr>
           <w:rStyle w:val="NormalTok"/>
         </w:rPr>
-        <w:t xml:space="preserve"> length_mm </w:t>
+        <w:t xml:space="preserve"> needle_length_mm </w:t>
       </w:r>
       <w:r>
         <w:rPr>
@@ -909,7 +1596,7 @@
         <w:rPr>
           <w:rStyle w:val="DecValTok"/>
         </w:rPr>
-        <w:t xml:space="preserve">22</w:t>
+        <w:t xml:space="preserve">18</w:t>
       </w:r>
       <w:r>
         <w:rPr>
@@ -960,7 +1647,7 @@
         <w:rPr>
           <w:rStyle w:val="NormalTok"/>
         </w:rPr>
-        <w:t xml:space="preserve">(group </w:t>
+        <w:t xml:space="preserve">(team </w:t>
       </w:r>
       <w:r>
         <w:rPr>
@@ -990,7 +1677,7 @@
         <w:rPr>
           <w:rStyle w:val="StringTok"/>
         </w:rPr>
-        <w:t xml:space="preserve">"cephalopods"</w:t>
+        <w:t xml:space="preserve">"botany"</w:t>
       </w:r>
       <w:r>
         <w:rPr>
@@ -1002,7 +1689,7 @@
         <w:rPr>
           <w:rStyle w:val="StringTok"/>
         </w:rPr>
-        <w:t xml:space="preserve">"salmon"</w:t>
+        <w:t xml:space="preserve">"waterbugs"</w:t>
       </w:r>
       <w:r>
         <w:rPr>
@@ -1073,6 +1760,15 @@
         <w:rPr>
           <w:rStyle w:val="CommentTok"/>
         </w:rPr>
+        <w:t xml:space="preserve"># ── Part 2b.2 · `filter()` ──────────────────────────────────────────────</w:t>
+      </w:r>
+      <w:r>
+        <w:br/>
+      </w:r>
+      <w:r>
+        <w:rPr>
+          <w:rStyle w:val="CommentTok"/>
+        </w:rPr>
         <w:t xml:space="preserve"># Write your code here:</w:t>
       </w:r>
       <w:r>
@@ -1097,6 +1793,15 @@
       </w:pPr>
       <w:r>
         <w:rPr>
+          <w:rStyle w:val="CommentTok"/>
+        </w:rPr>
+        <w:t xml:space="preserve"># ── Part 2b.3 · `filter()` ──────────────────────────────────────────────</w:t>
+      </w:r>
+      <w:r>
+        <w:br/>
+      </w:r>
+      <w:r>
+        <w:rPr>
           <w:rStyle w:val="NormalTok"/>
         </w:rPr>
         <w:t xml:space="preserve">survey_df </w:t>
@@ -1453,7 +2158,7 @@
         <w:rPr>
           <w:rStyle w:val="VerbatimChar"/>
         </w:rPr>
-        <w:t xml:space="preserve">sun == "sunny"</w:t>
+        <w:t xml:space="preserve">side == "sunny"</w:t>
       </w:r>
       <w:r>
         <w:t xml:space="preserve">) needles</w:t>
@@ -1515,6 +2220,15 @@
       <w:pPr>
         <w:pStyle w:val="SourceCode"/>
       </w:pPr>
+      <w:r>
+        <w:rPr>
+          <w:rStyle w:val="CommentTok"/>
+        </w:rPr>
+        <w:t xml:space="preserve"># ── Part 2b.4 · `filter()` ──────────────────────────────────────────────</w:t>
+      </w:r>
+      <w:r>
+        <w:br/>
+      </w:r>
       <w:r>
         <w:rPr>
           <w:rStyle w:val="CommentTok"/>
@@ -1535,8 +2249,8 @@
         </w:pict>
       </w:r>
     </w:p>
-    <w:bookmarkEnd w:id="13"/>
-    <w:bookmarkStart w:id="14" w:name="part-3-select-picking-columns"/>
+    <w:bookmarkEnd w:id="19"/>
+    <w:bookmarkStart w:id="20" w:name="part-3-select-picking-columns"/>
     <w:p>
       <w:pPr>
         <w:pStyle w:val="Heading1"/>
@@ -1578,6 +2292,15 @@
       </w:pPr>
       <w:r>
         <w:rPr>
+          <w:rStyle w:val="CommentTok"/>
+        </w:rPr>
+        <w:t xml:space="preserve"># ── Part 3.1 · `select()` ───────────────────────────────────────────────</w:t>
+      </w:r>
+      <w:r>
+        <w:br/>
+      </w:r>
+      <w:r>
+        <w:rPr>
           <w:rStyle w:val="NormalTok"/>
         </w:rPr>
         <w:t xml:space="preserve">pine_csv_df </w:t>
@@ -1604,7 +2327,7 @@
         <w:rPr>
           <w:rStyle w:val="NormalTok"/>
         </w:rPr>
-        <w:t xml:space="preserve">(n_s, length_mm) </w:t>
+        <w:t xml:space="preserve">(side, needle_length_mm) </w:t>
       </w:r>
       <w:r>
         <w:rPr>
@@ -1673,7 +2396,7 @@
         <w:rPr>
           <w:rStyle w:val="NormalTok"/>
         </w:rPr>
-        <w:t xml:space="preserve">date) </w:t>
+        <w:t xml:space="preserve">source_file) </w:t>
       </w:r>
       <w:r>
         <w:rPr>
@@ -1755,7 +2478,7 @@
         <w:rPr>
           <w:rStyle w:val="VerbatimChar"/>
         </w:rPr>
-        <w:t xml:space="preserve">tree_no</w:t>
+        <w:t xml:space="preserve">replicate</w:t>
       </w:r>
       <w:r>
         <w:t xml:space="preserve">.</w:t>
@@ -1765,6 +2488,15 @@
       <w:pPr>
         <w:pStyle w:val="SourceCode"/>
       </w:pPr>
+      <w:r>
+        <w:rPr>
+          <w:rStyle w:val="CommentTok"/>
+        </w:rPr>
+        <w:t xml:space="preserve"># ── Part 3.2 · `select()` ───────────────────────────────────────────────</w:t>
+      </w:r>
+      <w:r>
+        <w:br/>
+      </w:r>
       <w:r>
         <w:rPr>
           <w:rStyle w:val="CommentTok"/>
@@ -1785,8 +2517,8 @@
         </w:pict>
       </w:r>
     </w:p>
-    <w:bookmarkEnd w:id="14"/>
-    <w:bookmarkStart w:id="18" w:name="part-4-mutate-new-and-changed-columns"/>
+    <w:bookmarkEnd w:id="20"/>
+    <w:bookmarkStart w:id="24" w:name="part-4-mutate-new-and-changed-columns"/>
     <w:p>
       <w:pPr>
         <w:pStyle w:val="Heading1"/>
@@ -1828,6 +2560,15 @@
       </w:pPr>
       <w:r>
         <w:rPr>
+          <w:rStyle w:val="CommentTok"/>
+        </w:rPr>
+        <w:t xml:space="preserve"># ── Part 4.1 · `mutate()` ───────────────────────────────────────────────</w:t>
+      </w:r>
+      <w:r>
+        <w:br/>
+      </w:r>
+      <w:r>
+        <w:rPr>
           <w:rStyle w:val="NormalTok"/>
         </w:rPr>
         <w:t xml:space="preserve">pine_csv_df </w:t>
@@ -1863,13 +2604,13 @@
         <w:rPr>
           <w:rStyle w:val="AttributeTok"/>
         </w:rPr>
-        <w:t xml:space="preserve">length_cm =</w:t>
-      </w:r>
-      <w:r>
-        <w:rPr>
-          <w:rStyle w:val="NormalTok"/>
-        </w:rPr>
-        <w:t xml:space="preserve"> length_mm </w:t>
+        <w:t xml:space="preserve">needle_length_cm =</w:t>
+      </w:r>
+      <w:r>
+        <w:rPr>
+          <w:rStyle w:val="NormalTok"/>
+        </w:rPr>
+        <w:t xml:space="preserve"> needle_length_mm </w:t>
       </w:r>
       <w:r>
         <w:rPr>
@@ -1983,7 +2724,7 @@
         <w:rPr>
           <w:rStyle w:val="NormalTok"/>
         </w:rPr>
-        <w:t xml:space="preserve">(length_mm)) </w:t>
+        <w:t xml:space="preserve">(needle_length_mm)) </w:t>
       </w:r>
       <w:r>
         <w:rPr>
@@ -2073,7 +2814,7 @@
         <w:rPr>
           <w:rStyle w:val="VerbatimChar"/>
         </w:rPr>
-        <w:t xml:space="preserve">length_mm &gt; 18</w:t>
+        <w:t xml:space="preserve">needle_length_mm &gt; 15</w:t>
       </w:r>
       <w:r>
         <w:t xml:space="preserve"> </w:t>
@@ -2113,6 +2854,15 @@
       <w:pPr>
         <w:pStyle w:val="SourceCode"/>
       </w:pPr>
+      <w:r>
+        <w:rPr>
+          <w:rStyle w:val="CommentTok"/>
+        </w:rPr>
+        <w:t xml:space="preserve"># ── Part 4.2 · `mutate()` ───────────────────────────────────────────────</w:t>
+      </w:r>
+      <w:r>
+        <w:br/>
+      </w:r>
       <w:r>
         <w:rPr>
           <w:rStyle w:val="CommentTok"/>
@@ -2247,18 +2997,18 @@
                 <wp:inline>
                   <wp:extent cx="152400" cy="152400"/>
                   <wp:effectExtent b="0" l="0" r="0" t="0"/>
-                  <wp:docPr descr="" title="" id="16" name="Picture"/>
+                  <wp:docPr descr="" title="" id="22" name="Picture"/>
                   <a:graphic>
                     <a:graphicData uri="http://schemas.openxmlformats.org/drawingml/2006/picture">
                       <pic:pic>
                         <pic:nvPicPr>
-                          <pic:cNvPr descr="/Applications/Positron.app/Contents/Resources/app/quarto/share/formats/docx/tip.png" id="17" name="Picture"/>
+                          <pic:cNvPr descr="/Applications/Positron.app/Contents/Resources/app/quarto/share/formats/docx/tip.png" id="23" name="Picture"/>
                           <pic:cNvPicPr>
                             <a:picLocks noChangeArrowheads="1" noChangeAspect="1"/>
                           </pic:cNvPicPr>
                         </pic:nvPicPr>
                         <pic:blipFill>
-                          <a:blip r:embed="rId15"/>
+                          <a:blip r:embed="rId21"/>
                           <a:stretch>
                             <a:fillRect/>
                           </a:stretch>
@@ -2331,7 +3081,7 @@
               <w:rPr>
                 <w:rStyle w:val="VerbatimChar"/>
               </w:rPr>
-              <w:t xml:space="preserve">sqrt(length_mm)</w:t>
+              <w:t xml:space="preserve">sqrt(needle_length_mm)</w:t>
             </w:r>
             <w:r>
               <w:t xml:space="preserve">) alongside your log transform. Which one looks like it changes the spread of the values more?</w:t>
@@ -2348,8 +3098,8 @@
         </w:pict>
       </w:r>
     </w:p>
-    <w:bookmarkEnd w:id="18"/>
-    <w:bookmarkStart w:id="21" w:name="part-4b-case_when-recoding-and-binning"/>
+    <w:bookmarkEnd w:id="24"/>
+    <w:bookmarkStart w:id="27" w:name="part-4b-case_when-recoding-and-binning"/>
     <w:p>
       <w:pPr>
         <w:pStyle w:val="Heading1"/>
@@ -2391,6 +3141,15 @@
       </w:pPr>
       <w:r>
         <w:rPr>
+          <w:rStyle w:val="CommentTok"/>
+        </w:rPr>
+        <w:t xml:space="preserve"># ── Part 4b.1 · `case_when()` ───────────────────────────────────────────</w:t>
+      </w:r>
+      <w:r>
+        <w:br/>
+      </w:r>
+      <w:r>
+        <w:rPr>
           <w:rStyle w:val="NormalTok"/>
         </w:rPr>
         <w:t xml:space="preserve">pine_csv_df </w:t>
@@ -2462,7 +3221,7 @@
         <w:rPr>
           <w:rStyle w:val="NormalTok"/>
         </w:rPr>
-        <w:t xml:space="preserve">      length_mm </w:t>
+        <w:t xml:space="preserve">      needle_length_mm </w:t>
       </w:r>
       <w:r>
         <w:rPr>
@@ -2480,6 +3239,63 @@
         <w:rPr>
           <w:rStyle w:val="DecValTok"/>
         </w:rPr>
+        <w:t xml:space="preserve">13</w:t>
+      </w:r>
+      <w:r>
+        <w:rPr>
+          <w:rStyle w:val="NormalTok"/>
+        </w:rPr>
+        <w:t xml:space="preserve"> </w:t>
+      </w:r>
+      <w:r>
+        <w:rPr>
+          <w:rStyle w:val="SpecialCharTok"/>
+        </w:rPr>
+        <w:t xml:space="preserve">~</w:t>
+      </w:r>
+      <w:r>
+        <w:rPr>
+          <w:rStyle w:val="NormalTok"/>
+        </w:rPr>
+        <w:t xml:space="preserve"> </w:t>
+      </w:r>
+      <w:r>
+        <w:rPr>
+          <w:rStyle w:val="StringTok"/>
+        </w:rPr>
+        <w:t xml:space="preserve">"short"</w:t>
+      </w:r>
+      <w:r>
+        <w:rPr>
+          <w:rStyle w:val="NormalTok"/>
+        </w:rPr>
+        <w:t xml:space="preserve">,</w:t>
+      </w:r>
+      <w:r>
+        <w:br/>
+      </w:r>
+      <w:r>
+        <w:rPr>
+          <w:rStyle w:val="NormalTok"/>
+        </w:rPr>
+        <w:t xml:space="preserve">      needle_length_mm </w:t>
+      </w:r>
+      <w:r>
+        <w:rPr>
+          <w:rStyle w:val="SpecialCharTok"/>
+        </w:rPr>
+        <w:t xml:space="preserve">&lt;</w:t>
+      </w:r>
+      <w:r>
+        <w:rPr>
+          <w:rStyle w:val="NormalTok"/>
+        </w:rPr>
+        <w:t xml:space="preserve"> </w:t>
+      </w:r>
+      <w:r>
+        <w:rPr>
+          <w:rStyle w:val="DecValTok"/>
+        </w:rPr>
         <w:t xml:space="preserve">16</w:t>
       </w:r>
       <w:r>
@@ -2504,7 +3320,7 @@
         <w:rPr>
           <w:rStyle w:val="StringTok"/>
         </w:rPr>
-        <w:t xml:space="preserve">"short"</w:t>
+        <w:t xml:space="preserve">"medium"</w:t>
       </w:r>
       <w:r>
         <w:rPr>
@@ -2519,63 +3335,6 @@
         <w:rPr>
           <w:rStyle w:val="NormalTok"/>
         </w:rPr>
-        <w:t xml:space="preserve">      length_mm </w:t>
-      </w:r>
-      <w:r>
-        <w:rPr>
-          <w:rStyle w:val="SpecialCharTok"/>
-        </w:rPr>
-        <w:t xml:space="preserve">&lt;</w:t>
-      </w:r>
-      <w:r>
-        <w:rPr>
-          <w:rStyle w:val="NormalTok"/>
-        </w:rPr>
-        <w:t xml:space="preserve"> </w:t>
-      </w:r>
-      <w:r>
-        <w:rPr>
-          <w:rStyle w:val="DecValTok"/>
-        </w:rPr>
-        <w:t xml:space="preserve">20</w:t>
-      </w:r>
-      <w:r>
-        <w:rPr>
-          <w:rStyle w:val="NormalTok"/>
-        </w:rPr>
-        <w:t xml:space="preserve"> </w:t>
-      </w:r>
-      <w:r>
-        <w:rPr>
-          <w:rStyle w:val="SpecialCharTok"/>
-        </w:rPr>
-        <w:t xml:space="preserve">~</w:t>
-      </w:r>
-      <w:r>
-        <w:rPr>
-          <w:rStyle w:val="NormalTok"/>
-        </w:rPr>
-        <w:t xml:space="preserve"> </w:t>
-      </w:r>
-      <w:r>
-        <w:rPr>
-          <w:rStyle w:val="StringTok"/>
-        </w:rPr>
-        <w:t xml:space="preserve">"medium"</w:t>
-      </w:r>
-      <w:r>
-        <w:rPr>
-          <w:rStyle w:val="NormalTok"/>
-        </w:rPr>
-        <w:t xml:space="preserve">,</w:t>
-      </w:r>
-      <w:r>
-        <w:br/>
-      </w:r>
-      <w:r>
-        <w:rPr>
-          <w:rStyle w:val="NormalTok"/>
-        </w:rPr>
         <w:t xml:space="preserve">      </w:t>
       </w:r>
       <w:r>
@@ -2588,7 +3347,7 @@
         <w:rPr>
           <w:rStyle w:val="NormalTok"/>
         </w:rPr>
-        <w:t xml:space="preserve">           </w:t>
+        <w:t xml:space="preserve">                  </w:t>
       </w:r>
       <w:r>
         <w:rPr>
@@ -2675,13 +3434,22 @@
         <w:t xml:space="preserve"> </w:t>
       </w:r>
       <w:r>
-        <w:t xml:space="preserve">Change the two cutoffs (16 and 20) to different values of your choosing. How do the counts in each bin shift?</w:t>
+        <w:t xml:space="preserve">Change the two cutoffs (13 and 16) to different values of your choosing. How do the counts in each bin shift?</w:t>
       </w:r>
     </w:p>
     <w:p>
       <w:pPr>
         <w:pStyle w:val="SourceCode"/>
       </w:pPr>
+      <w:r>
+        <w:rPr>
+          <w:rStyle w:val="CommentTok"/>
+        </w:rPr>
+        <w:t xml:space="preserve"># ── Part 4b.2 · `case_when()` ───────────────────────────────────────────</w:t>
+      </w:r>
+      <w:r>
+        <w:br/>
+      </w:r>
       <w:r>
         <w:rPr>
           <w:rStyle w:val="CommentTok"/>
@@ -2772,6 +3540,15 @@
       </w:pPr>
       <w:r>
         <w:rPr>
+          <w:rStyle w:val="CommentTok"/>
+        </w:rPr>
+        <w:t xml:space="preserve"># ── Part 4b.3 · `case_when()` ───────────────────────────────────────────</w:t>
+      </w:r>
+      <w:r>
+        <w:br/>
+      </w:r>
+      <w:r>
+        <w:rPr>
           <w:rStyle w:val="NormalTok"/>
         </w:rPr>
         <w:t xml:space="preserve">pine_csv_df </w:t>
@@ -2843,7 +3620,7 @@
         <w:rPr>
           <w:rStyle w:val="NormalTok"/>
         </w:rPr>
-        <w:t xml:space="preserve">      group </w:t>
+        <w:t xml:space="preserve">      team </w:t>
       </w:r>
       <w:r>
         <w:rPr>
@@ -2861,13 +3638,13 @@
         <w:rPr>
           <w:rStyle w:val="StringTok"/>
         </w:rPr>
-        <w:t xml:space="preserve">"cephalopods"</w:t>
-      </w:r>
-      <w:r>
-        <w:rPr>
-          <w:rStyle w:val="NormalTok"/>
-        </w:rPr>
-        <w:t xml:space="preserve"> </w:t>
+        <w:t xml:space="preserve">"botany"</w:t>
+      </w:r>
+      <w:r>
+        <w:rPr>
+          <w:rStyle w:val="NormalTok"/>
+        </w:rPr>
+        <w:t xml:space="preserve">     </w:t>
       </w:r>
       <w:r>
         <w:rPr>
@@ -2885,7 +3662,7 @@
         <w:rPr>
           <w:rStyle w:val="StringTok"/>
         </w:rPr>
-        <w:t xml:space="preserve">"CEPH"</w:t>
+        <w:t xml:space="preserve">"BOT"</w:t>
       </w:r>
       <w:r>
         <w:rPr>
@@ -2900,7 +3677,7 @@
         <w:rPr>
           <w:rStyle w:val="NormalTok"/>
         </w:rPr>
-        <w:t xml:space="preserve">      group </w:t>
+        <w:t xml:space="preserve">      team </w:t>
       </w:r>
       <w:r>
         <w:rPr>
@@ -2918,7 +3695,154 @@
         <w:rPr>
           <w:rStyle w:val="StringTok"/>
         </w:rPr>
-        <w:t xml:space="preserve">"salmon"</w:t>
+        <w:t xml:space="preserve">"grace_jace"</w:t>
+      </w:r>
+      <w:r>
+        <w:rPr>
+          <w:rStyle w:val="NormalTok"/>
+        </w:rPr>
+        <w:t xml:space="preserve"> </w:t>
+      </w:r>
+      <w:r>
+        <w:rPr>
+          <w:rStyle w:val="SpecialCharTok"/>
+        </w:rPr>
+        <w:t xml:space="preserve">~</w:t>
+      </w:r>
+      <w:r>
+        <w:rPr>
+          <w:rStyle w:val="NormalTok"/>
+        </w:rPr>
+        <w:t xml:space="preserve"> </w:t>
+      </w:r>
+      <w:r>
+        <w:rPr>
+          <w:rStyle w:val="StringTok"/>
+        </w:rPr>
+        <w:t xml:space="preserve">"GRJ"</w:t>
+      </w:r>
+      <w:r>
+        <w:rPr>
+          <w:rStyle w:val="NormalTok"/>
+        </w:rPr>
+        <w:t xml:space="preserve">,</w:t>
+      </w:r>
+      <w:r>
+        <w:br/>
+      </w:r>
+      <w:r>
+        <w:rPr>
+          <w:rStyle w:val="NormalTok"/>
+        </w:rPr>
+        <w:t xml:space="preserve">      team </w:t>
+      </w:r>
+      <w:r>
+        <w:rPr>
+          <w:rStyle w:val="SpecialCharTok"/>
+        </w:rPr>
+        <w:t xml:space="preserve">==</w:t>
+      </w:r>
+      <w:r>
+        <w:rPr>
+          <w:rStyle w:val="NormalTok"/>
+        </w:rPr>
+        <w:t xml:space="preserve"> </w:t>
+      </w:r>
+      <w:r>
+        <w:rPr>
+          <w:rStyle w:val="StringTok"/>
+        </w:rPr>
+        <w:t xml:space="preserve">"one"</w:t>
+      </w:r>
+      <w:r>
+        <w:rPr>
+          <w:rStyle w:val="NormalTok"/>
+        </w:rPr>
+        <w:t xml:space="preserve">        </w:t>
+      </w:r>
+      <w:r>
+        <w:rPr>
+          <w:rStyle w:val="SpecialCharTok"/>
+        </w:rPr>
+        <w:t xml:space="preserve">~</w:t>
+      </w:r>
+      <w:r>
+        <w:rPr>
+          <w:rStyle w:val="NormalTok"/>
+        </w:rPr>
+        <w:t xml:space="preserve"> </w:t>
+      </w:r>
+      <w:r>
+        <w:rPr>
+          <w:rStyle w:val="StringTok"/>
+        </w:rPr>
+        <w:t xml:space="preserve">"ONE"</w:t>
+      </w:r>
+      <w:r>
+        <w:rPr>
+          <w:rStyle w:val="NormalTok"/>
+        </w:rPr>
+        <w:t xml:space="preserve">,</w:t>
+      </w:r>
+      <w:r>
+        <w:br/>
+      </w:r>
+      <w:r>
+        <w:rPr>
+          <w:rStyle w:val="NormalTok"/>
+        </w:rPr>
+        <w:t xml:space="preserve">      team </w:t>
+      </w:r>
+      <w:r>
+        <w:rPr>
+          <w:rStyle w:val="SpecialCharTok"/>
+        </w:rPr>
+        <w:t xml:space="preserve">==</w:t>
+      </w:r>
+      <w:r>
+        <w:rPr>
+          <w:rStyle w:val="NormalTok"/>
+        </w:rPr>
+        <w:t xml:space="preserve"> </w:t>
+      </w:r>
+      <w:r>
+        <w:rPr>
+          <w:rStyle w:val="StringTok"/>
+        </w:rPr>
+        <w:t xml:space="preserve">"waterbugs"</w:t>
+      </w:r>
+      <w:r>
+        <w:rPr>
+          <w:rStyle w:val="NormalTok"/>
+        </w:rPr>
+        <w:t xml:space="preserve">  </w:t>
+      </w:r>
+      <w:r>
+        <w:rPr>
+          <w:rStyle w:val="SpecialCharTok"/>
+        </w:rPr>
+        <w:t xml:space="preserve">~</w:t>
+      </w:r>
+      <w:r>
+        <w:rPr>
+          <w:rStyle w:val="NormalTok"/>
+        </w:rPr>
+        <w:t xml:space="preserve"> </w:t>
+      </w:r>
+      <w:r>
+        <w:rPr>
+          <w:rStyle w:val="StringTok"/>
+        </w:rPr>
+        <w:t xml:space="preserve">"WBG"</w:t>
+      </w:r>
+      <w:r>
+        <w:rPr>
+          <w:rStyle w:val="NormalTok"/>
+        </w:rPr>
+        <w:t xml:space="preserve">,</w:t>
+      </w:r>
+      <w:r>
+        <w:br/>
       </w:r>
       <w:r>
         <w:rPr>
@@ -2928,6 +3852,18 @@
       </w:r>
       <w:r>
         <w:rPr>
+          <w:rStyle w:val="ConstantTok"/>
+        </w:rPr>
+        <w:t xml:space="preserve">TRUE</w:t>
+      </w:r>
+      <w:r>
+        <w:rPr>
+          <w:rStyle w:val="NormalTok"/>
+        </w:rPr>
+        <w:t xml:space="preserve">                 </w:t>
+      </w:r>
+      <w:r>
+        <w:rPr>
           <w:rStyle w:val="SpecialCharTok"/>
         </w:rPr>
         <w:t xml:space="preserve">~</w:t>
@@ -2942,189 +3878,30 @@
         <w:rPr>
           <w:rStyle w:val="StringTok"/>
         </w:rPr>
-        <w:t xml:space="preserve">"SALM"</w:t>
-      </w:r>
-      <w:r>
-        <w:rPr>
-          <w:rStyle w:val="NormalTok"/>
-        </w:rPr>
-        <w:t xml:space="preserve">,</w:t>
-      </w:r>
-      <w:r>
-        <w:br/>
-      </w:r>
-      <w:r>
-        <w:rPr>
-          <w:rStyle w:val="NormalTok"/>
-        </w:rPr>
-        <w:t xml:space="preserve">      group </w:t>
+        <w:t xml:space="preserve">"UNK"</w:t>
+      </w:r>
+      <w:r>
+        <w:br/>
+      </w:r>
+      <w:r>
+        <w:rPr>
+          <w:rStyle w:val="NormalTok"/>
+        </w:rPr>
+        <w:t xml:space="preserve">    )</w:t>
+      </w:r>
+      <w:r>
+        <w:br/>
+      </w:r>
+      <w:r>
+        <w:rPr>
+          <w:rStyle w:val="NormalTok"/>
+        </w:rPr>
+        <w:t xml:space="preserve">  ) </w:t>
       </w:r>
       <w:r>
         <w:rPr>
           <w:rStyle w:val="SpecialCharTok"/>
         </w:rPr>
-        <w:t xml:space="preserve">==</w:t>
-      </w:r>
-      <w:r>
-        <w:rPr>
-          <w:rStyle w:val="NormalTok"/>
-        </w:rPr>
-        <w:t xml:space="preserve"> </w:t>
-      </w:r>
-      <w:r>
-        <w:rPr>
-          <w:rStyle w:val="StringTok"/>
-        </w:rPr>
-        <w:t xml:space="preserve">"crayfish"</w:t>
-      </w:r>
-      <w:r>
-        <w:rPr>
-          <w:rStyle w:val="NormalTok"/>
-        </w:rPr>
-        <w:t xml:space="preserve">    </w:t>
-      </w:r>
-      <w:r>
-        <w:rPr>
-          <w:rStyle w:val="SpecialCharTok"/>
-        </w:rPr>
-        <w:t xml:space="preserve">~</w:t>
-      </w:r>
-      <w:r>
-        <w:rPr>
-          <w:rStyle w:val="NormalTok"/>
-        </w:rPr>
-        <w:t xml:space="preserve"> </w:t>
-      </w:r>
-      <w:r>
-        <w:rPr>
-          <w:rStyle w:val="StringTok"/>
-        </w:rPr>
-        <w:t xml:space="preserve">"CRAY"</w:t>
-      </w:r>
-      <w:r>
-        <w:rPr>
-          <w:rStyle w:val="NormalTok"/>
-        </w:rPr>
-        <w:t xml:space="preserve">,</w:t>
-      </w:r>
-      <w:r>
-        <w:br/>
-      </w:r>
-      <w:r>
-        <w:rPr>
-          <w:rStyle w:val="NormalTok"/>
-        </w:rPr>
-        <w:t xml:space="preserve">      group </w:t>
-      </w:r>
-      <w:r>
-        <w:rPr>
-          <w:rStyle w:val="SpecialCharTok"/>
-        </w:rPr>
-        <w:t xml:space="preserve">==</w:t>
-      </w:r>
-      <w:r>
-        <w:rPr>
-          <w:rStyle w:val="NormalTok"/>
-        </w:rPr>
-        <w:t xml:space="preserve"> </w:t>
-      </w:r>
-      <w:r>
-        <w:rPr>
-          <w:rStyle w:val="StringTok"/>
-        </w:rPr>
-        <w:t xml:space="preserve">"snail"</w:t>
-      </w:r>
-      <w:r>
-        <w:rPr>
-          <w:rStyle w:val="NormalTok"/>
-        </w:rPr>
-        <w:t xml:space="preserve">       </w:t>
-      </w:r>
-      <w:r>
-        <w:rPr>
-          <w:rStyle w:val="SpecialCharTok"/>
-        </w:rPr>
-        <w:t xml:space="preserve">~</w:t>
-      </w:r>
-      <w:r>
-        <w:rPr>
-          <w:rStyle w:val="NormalTok"/>
-        </w:rPr>
-        <w:t xml:space="preserve"> </w:t>
-      </w:r>
-      <w:r>
-        <w:rPr>
-          <w:rStyle w:val="StringTok"/>
-        </w:rPr>
-        <w:t xml:space="preserve">"SNAI"</w:t>
-      </w:r>
-      <w:r>
-        <w:rPr>
-          <w:rStyle w:val="NormalTok"/>
-        </w:rPr>
-        <w:t xml:space="preserve">,</w:t>
-      </w:r>
-      <w:r>
-        <w:br/>
-      </w:r>
-      <w:r>
-        <w:rPr>
-          <w:rStyle w:val="NormalTok"/>
-        </w:rPr>
-        <w:t xml:space="preserve">      </w:t>
-      </w:r>
-      <w:r>
-        <w:rPr>
-          <w:rStyle w:val="ConstantTok"/>
-        </w:rPr>
-        <w:t xml:space="preserve">TRUE</w:t>
-      </w:r>
-      <w:r>
-        <w:rPr>
-          <w:rStyle w:val="NormalTok"/>
-        </w:rPr>
-        <w:t xml:space="preserve">                   </w:t>
-      </w:r>
-      <w:r>
-        <w:rPr>
-          <w:rStyle w:val="SpecialCharTok"/>
-        </w:rPr>
-        <w:t xml:space="preserve">~</w:t>
-      </w:r>
-      <w:r>
-        <w:rPr>
-          <w:rStyle w:val="NormalTok"/>
-        </w:rPr>
-        <w:t xml:space="preserve"> </w:t>
-      </w:r>
-      <w:r>
-        <w:rPr>
-          <w:rStyle w:val="StringTok"/>
-        </w:rPr>
-        <w:t xml:space="preserve">"UNK"</w:t>
-      </w:r>
-      <w:r>
-        <w:br/>
-      </w:r>
-      <w:r>
-        <w:rPr>
-          <w:rStyle w:val="NormalTok"/>
-        </w:rPr>
-        <w:t xml:space="preserve">    )</w:t>
-      </w:r>
-      <w:r>
-        <w:br/>
-      </w:r>
-      <w:r>
-        <w:rPr>
-          <w:rStyle w:val="NormalTok"/>
-        </w:rPr>
-        <w:t xml:space="preserve">  ) </w:t>
-      </w:r>
-      <w:r>
-        <w:rPr>
-          <w:rStyle w:val="SpecialCharTok"/>
-        </w:rPr>
         <w:t xml:space="preserve">|&gt;</w:t>
       </w:r>
       <w:r>
@@ -3146,7 +3923,7 @@
         <w:rPr>
           <w:rStyle w:val="NormalTok"/>
         </w:rPr>
-        <w:t xml:space="preserve">(group, team_code)</w:t>
+        <w:t xml:space="preserve">(team, team_code)</w:t>
       </w:r>
     </w:p>
     <w:p>
@@ -3241,18 +4018,18 @@
                 <wp:inline>
                   <wp:extent cx="152400" cy="152400"/>
                   <wp:effectExtent b="0" l="0" r="0" t="0"/>
-                  <wp:docPr descr="" title="" id="19" name="Picture"/>
+                  <wp:docPr descr="" title="" id="25" name="Picture"/>
                   <a:graphic>
                     <a:graphicData uri="http://schemas.openxmlformats.org/drawingml/2006/picture">
                       <pic:pic>
                         <pic:nvPicPr>
-                          <pic:cNvPr descr="/Applications/Positron.app/Contents/Resources/app/quarto/share/formats/docx/tip.png" id="20" name="Picture"/>
+                          <pic:cNvPr descr="/Applications/Positron.app/Contents/Resources/app/quarto/share/formats/docx/tip.png" id="26" name="Picture"/>
                           <pic:cNvPicPr>
                             <a:picLocks noChangeArrowheads="1" noChangeAspect="1"/>
                           </pic:cNvPicPr>
                         </pic:nvPicPr>
                         <pic:blipFill>
-                          <a:blip r:embed="rId15"/>
+                          <a:blip r:embed="rId21"/>
                           <a:stretch>
                             <a:fillRect/>
                           </a:stretch>
@@ -3359,7 +4136,7 @@
               <w:rPr>
                 <w:rStyle w:val="VerbatimChar"/>
               </w:rPr>
-              <w:t xml:space="preserve">n_s == "n" &amp; length_mm &gt; 20 ~ "long shady"</w:t>
+              <w:t xml:space="preserve">side == "shady" &amp; needle_length_mm &gt; 17 ~ "long shady"</w:t>
             </w:r>
             <w:r>
               <w:t xml:space="preserve">) to build a combined category.</w:t>
@@ -3376,8 +4153,8 @@
         </w:pict>
       </w:r>
     </w:p>
-    <w:bookmarkEnd w:id="21"/>
-    <w:bookmarkStart w:id="22" w:name="part-5-arrange-sorting-rows"/>
+    <w:bookmarkEnd w:id="27"/>
+    <w:bookmarkStart w:id="28" w:name="part-5-arrange-sorting-rows"/>
     <w:p>
       <w:pPr>
         <w:pStyle w:val="Heading1"/>
@@ -3419,6 +4196,15 @@
       </w:pPr>
       <w:r>
         <w:rPr>
+          <w:rStyle w:val="CommentTok"/>
+        </w:rPr>
+        <w:t xml:space="preserve"># ── Part 5.1 · `arrange()` ──────────────────────────────────────────────</w:t>
+      </w:r>
+      <w:r>
+        <w:br/>
+      </w:r>
+      <w:r>
+        <w:rPr>
           <w:rStyle w:val="NormalTok"/>
         </w:rPr>
         <w:t xml:space="preserve">pine_csv_df </w:t>
@@ -3445,7 +4231,7 @@
         <w:rPr>
           <w:rStyle w:val="NormalTok"/>
         </w:rPr>
-        <w:t xml:space="preserve">(length_mm)</w:t>
+        <w:t xml:space="preserve">(needle_length_mm)</w:t>
       </w:r>
       <w:r>
         <w:br/>
@@ -3490,7 +4276,7 @@
         <w:rPr>
           <w:rStyle w:val="NormalTok"/>
         </w:rPr>
-        <w:t xml:space="preserve">(length_mm))</w:t>
+        <w:t xml:space="preserve">(needle_length_mm))</w:t>
       </w:r>
     </w:p>
     <w:p>
@@ -3523,7 +4309,7 @@
         <w:rPr>
           <w:rStyle w:val="VerbatimChar"/>
         </w:rPr>
-        <w:t xml:space="preserve">n_s</w:t>
+        <w:t xml:space="preserve">side</w:t>
       </w:r>
       <w:r>
         <w:t xml:space="preserve">, and within each side, by</w:t>
@@ -3535,7 +4321,7 @@
         <w:rPr>
           <w:rStyle w:val="VerbatimChar"/>
         </w:rPr>
-        <w:t xml:space="preserve">length_mm</w:t>
+        <w:t xml:space="preserve">needle_length_mm</w:t>
       </w:r>
       <w:r>
         <w:t xml:space="preserve"> </w:t>
@@ -3548,6 +4334,15 @@
       <w:pPr>
         <w:pStyle w:val="SourceCode"/>
       </w:pPr>
+      <w:r>
+        <w:rPr>
+          <w:rStyle w:val="CommentTok"/>
+        </w:rPr>
+        <w:t xml:space="preserve"># ── Part 5.2 · `arrange()` ──────────────────────────────────────────────</w:t>
+      </w:r>
+      <w:r>
+        <w:br/>
+      </w:r>
       <w:r>
         <w:rPr>
           <w:rStyle w:val="CommentTok"/>
@@ -3568,8 +4363,8 @@
         </w:pict>
       </w:r>
     </w:p>
-    <w:bookmarkEnd w:id="22"/>
-    <w:bookmarkStart w:id="23" w:name="part-6-the-full-pipeline"/>
+    <w:bookmarkEnd w:id="28"/>
+    <w:bookmarkStart w:id="29" w:name="part-6-the-full-pipeline"/>
     <w:p>
       <w:pPr>
         <w:pStyle w:val="Heading1"/>
@@ -3596,6 +4391,15 @@
       </w:pPr>
       <w:r>
         <w:rPr>
+          <w:rStyle w:val="CommentTok"/>
+        </w:rPr>
+        <w:t xml:space="preserve"># ── Part 6.1 · The full pipeline ────────────────────────────────────────</w:t>
+      </w:r>
+      <w:r>
+        <w:br/>
+      </w:r>
+      <w:r>
+        <w:rPr>
           <w:rStyle w:val="NormalTok"/>
         </w:rPr>
         <w:t xml:space="preserve">pine_wrangled_df </w:t>
@@ -3637,7 +4441,7 @@
         <w:rPr>
           <w:rStyle w:val="NormalTok"/>
         </w:rPr>
-        <w:t xml:space="preserve">(length_mm </w:t>
+        <w:t xml:space="preserve">(needle_length_mm </w:t>
       </w:r>
       <w:r>
         <w:rPr>
@@ -3688,7 +4492,7 @@
         <w:rPr>
           <w:rStyle w:val="NormalTok"/>
         </w:rPr>
-        <w:t xml:space="preserve">(group, n_s, sun, length_mm) </w:t>
+        <w:t xml:space="preserve">(team, side, needle_length_mm, needle_width_mm) </w:t>
       </w:r>
       <w:r>
         <w:rPr>
@@ -3730,13 +4534,13 @@
         <w:rPr>
           <w:rStyle w:val="AttributeTok"/>
         </w:rPr>
-        <w:t xml:space="preserve">length_cm  =</w:t>
-      </w:r>
-      <w:r>
-        <w:rPr>
-          <w:rStyle w:val="NormalTok"/>
-        </w:rPr>
-        <w:t xml:space="preserve"> length_mm </w:t>
+        <w:t xml:space="preserve">needle_length_cm  =</w:t>
+      </w:r>
+      <w:r>
+        <w:rPr>
+          <w:rStyle w:val="NormalTok"/>
+        </w:rPr>
+        <w:t xml:space="preserve"> needle_length_mm </w:t>
       </w:r>
       <w:r>
         <w:rPr>
@@ -3793,7 +4597,7 @@
         <w:rPr>
           <w:rStyle w:val="NormalTok"/>
         </w:rPr>
-        <w:t xml:space="preserve">(length_mm),</w:t>
+        <w:t xml:space="preserve">(needle_length_mm),</w:t>
       </w:r>
       <w:r>
         <w:br/>
@@ -3835,7 +4639,7 @@
         <w:rPr>
           <w:rStyle w:val="NormalTok"/>
         </w:rPr>
-        <w:t xml:space="preserve">      length_mm </w:t>
+        <w:t xml:space="preserve">      needle_length_mm </w:t>
       </w:r>
       <w:r>
         <w:rPr>
@@ -3853,6 +4657,63 @@
         <w:rPr>
           <w:rStyle w:val="DecValTok"/>
         </w:rPr>
+        <w:t xml:space="preserve">13</w:t>
+      </w:r>
+      <w:r>
+        <w:rPr>
+          <w:rStyle w:val="NormalTok"/>
+        </w:rPr>
+        <w:t xml:space="preserve"> </w:t>
+      </w:r>
+      <w:r>
+        <w:rPr>
+          <w:rStyle w:val="SpecialCharTok"/>
+        </w:rPr>
+        <w:t xml:space="preserve">~</w:t>
+      </w:r>
+      <w:r>
+        <w:rPr>
+          <w:rStyle w:val="NormalTok"/>
+        </w:rPr>
+        <w:t xml:space="preserve"> </w:t>
+      </w:r>
+      <w:r>
+        <w:rPr>
+          <w:rStyle w:val="StringTok"/>
+        </w:rPr>
+        <w:t xml:space="preserve">"short"</w:t>
+      </w:r>
+      <w:r>
+        <w:rPr>
+          <w:rStyle w:val="NormalTok"/>
+        </w:rPr>
+        <w:t xml:space="preserve">,</w:t>
+      </w:r>
+      <w:r>
+        <w:br/>
+      </w:r>
+      <w:r>
+        <w:rPr>
+          <w:rStyle w:val="NormalTok"/>
+        </w:rPr>
+        <w:t xml:space="preserve">      needle_length_mm </w:t>
+      </w:r>
+      <w:r>
+        <w:rPr>
+          <w:rStyle w:val="SpecialCharTok"/>
+        </w:rPr>
+        <w:t xml:space="preserve">&lt;</w:t>
+      </w:r>
+      <w:r>
+        <w:rPr>
+          <w:rStyle w:val="NormalTok"/>
+        </w:rPr>
+        <w:t xml:space="preserve"> </w:t>
+      </w:r>
+      <w:r>
+        <w:rPr>
+          <w:rStyle w:val="DecValTok"/>
+        </w:rPr>
         <w:t xml:space="preserve">16</w:t>
       </w:r>
       <w:r>
@@ -3877,7 +4738,7 @@
         <w:rPr>
           <w:rStyle w:val="StringTok"/>
         </w:rPr>
-        <w:t xml:space="preserve">"short"</w:t>
+        <w:t xml:space="preserve">"medium"</w:t>
       </w:r>
       <w:r>
         <w:rPr>
@@ -3892,117 +4753,60 @@
         <w:rPr>
           <w:rStyle w:val="NormalTok"/>
         </w:rPr>
-        <w:t xml:space="preserve">      length_mm </w:t>
+        <w:t xml:space="preserve">      </w:t>
+      </w:r>
+      <w:r>
+        <w:rPr>
+          <w:rStyle w:val="ConstantTok"/>
+        </w:rPr>
+        <w:t xml:space="preserve">TRUE</w:t>
+      </w:r>
+      <w:r>
+        <w:rPr>
+          <w:rStyle w:val="NormalTok"/>
+        </w:rPr>
+        <w:t xml:space="preserve">                  </w:t>
       </w:r>
       <w:r>
         <w:rPr>
           <w:rStyle w:val="SpecialCharTok"/>
         </w:rPr>
-        <w:t xml:space="preserve">&lt;</w:t>
-      </w:r>
-      <w:r>
-        <w:rPr>
-          <w:rStyle w:val="NormalTok"/>
-        </w:rPr>
-        <w:t xml:space="preserve"> </w:t>
-      </w:r>
-      <w:r>
-        <w:rPr>
-          <w:rStyle w:val="DecValTok"/>
-        </w:rPr>
-        <w:t xml:space="preserve">20</w:t>
-      </w:r>
-      <w:r>
-        <w:rPr>
-          <w:rStyle w:val="NormalTok"/>
-        </w:rPr>
-        <w:t xml:space="preserve"> </w:t>
+        <w:t xml:space="preserve">~</w:t>
+      </w:r>
+      <w:r>
+        <w:rPr>
+          <w:rStyle w:val="NormalTok"/>
+        </w:rPr>
+        <w:t xml:space="preserve"> </w:t>
+      </w:r>
+      <w:r>
+        <w:rPr>
+          <w:rStyle w:val="StringTok"/>
+        </w:rPr>
+        <w:t xml:space="preserve">"long"</w:t>
+      </w:r>
+      <w:r>
+        <w:br/>
+      </w:r>
+      <w:r>
+        <w:rPr>
+          <w:rStyle w:val="NormalTok"/>
+        </w:rPr>
+        <w:t xml:space="preserve">    )</w:t>
+      </w:r>
+      <w:r>
+        <w:br/>
+      </w:r>
+      <w:r>
+        <w:rPr>
+          <w:rStyle w:val="NormalTok"/>
+        </w:rPr>
+        <w:t xml:space="preserve">  ) </w:t>
       </w:r>
       <w:r>
         <w:rPr>
           <w:rStyle w:val="SpecialCharTok"/>
         </w:rPr>
-        <w:t xml:space="preserve">~</w:t>
-      </w:r>
-      <w:r>
-        <w:rPr>
-          <w:rStyle w:val="NormalTok"/>
-        </w:rPr>
-        <w:t xml:space="preserve"> </w:t>
-      </w:r>
-      <w:r>
-        <w:rPr>
-          <w:rStyle w:val="StringTok"/>
-        </w:rPr>
-        <w:t xml:space="preserve">"medium"</w:t>
-      </w:r>
-      <w:r>
-        <w:rPr>
-          <w:rStyle w:val="NormalTok"/>
-        </w:rPr>
-        <w:t xml:space="preserve">,</w:t>
-      </w:r>
-      <w:r>
-        <w:br/>
-      </w:r>
-      <w:r>
-        <w:rPr>
-          <w:rStyle w:val="NormalTok"/>
-        </w:rPr>
-        <w:t xml:space="preserve">      </w:t>
-      </w:r>
-      <w:r>
-        <w:rPr>
-          <w:rStyle w:val="ConstantTok"/>
-        </w:rPr>
-        <w:t xml:space="preserve">TRUE</w:t>
-      </w:r>
-      <w:r>
-        <w:rPr>
-          <w:rStyle w:val="NormalTok"/>
-        </w:rPr>
-        <w:t xml:space="preserve">           </w:t>
-      </w:r>
-      <w:r>
-        <w:rPr>
-          <w:rStyle w:val="SpecialCharTok"/>
-        </w:rPr>
-        <w:t xml:space="preserve">~</w:t>
-      </w:r>
-      <w:r>
-        <w:rPr>
-          <w:rStyle w:val="NormalTok"/>
-        </w:rPr>
-        <w:t xml:space="preserve"> </w:t>
-      </w:r>
-      <w:r>
-        <w:rPr>
-          <w:rStyle w:val="StringTok"/>
-        </w:rPr>
-        <w:t xml:space="preserve">"long"</w:t>
-      </w:r>
-      <w:r>
-        <w:br/>
-      </w:r>
-      <w:r>
-        <w:rPr>
-          <w:rStyle w:val="NormalTok"/>
-        </w:rPr>
-        <w:t xml:space="preserve">    )</w:t>
-      </w:r>
-      <w:r>
-        <w:br/>
-      </w:r>
-      <w:r>
-        <w:rPr>
-          <w:rStyle w:val="NormalTok"/>
-        </w:rPr>
-        <w:t xml:space="preserve">  ) </w:t>
-      </w:r>
-      <w:r>
-        <w:rPr>
-          <w:rStyle w:val="SpecialCharTok"/>
-        </w:rPr>
         <w:t xml:space="preserve">|&gt;</w:t>
       </w:r>
       <w:r>
@@ -4024,7 +4828,7 @@
         <w:rPr>
           <w:rStyle w:val="NormalTok"/>
         </w:rPr>
-        <w:t xml:space="preserve">(n_s, </w:t>
+        <w:t xml:space="preserve">(side, </w:t>
       </w:r>
       <w:r>
         <w:rPr>
@@ -4036,7 +4840,7 @@
         <w:rPr>
           <w:rStyle w:val="NormalTok"/>
         </w:rPr>
-        <w:t xml:space="preserve">(length_mm))</w:t>
+        <w:t xml:space="preserve">(needle_length_mm))</w:t>
       </w:r>
       <w:r>
         <w:br/>
@@ -4114,8 +4918,8 @@
         </w:pict>
       </w:r>
     </w:p>
-    <w:bookmarkEnd w:id="23"/>
-    <w:bookmarkStart w:id="24" w:name="part-7-finding-duplicate-rows"/>
+    <w:bookmarkEnd w:id="29"/>
+    <w:bookmarkStart w:id="30" w:name="part-7-finding-duplicate-rows"/>
     <w:p>
       <w:pPr>
         <w:pStyle w:val="Heading1"/>
@@ -4142,6 +4946,15 @@
       </w:pPr>
       <w:r>
         <w:rPr>
+          <w:rStyle w:val="CommentTok"/>
+        </w:rPr>
+        <w:t xml:space="preserve"># ── Part 7.1 · Finding duplicate rows ───────────────────────────────────</w:t>
+      </w:r>
+      <w:r>
+        <w:br/>
+      </w:r>
+      <w:r>
+        <w:rPr>
           <w:rStyle w:val="NormalTok"/>
         </w:rPr>
         <w:t xml:space="preserve">needle_check_df </w:t>
@@ -4304,6 +5117,15 @@
       <w:pPr>
         <w:pStyle w:val="SourceCode"/>
       </w:pPr>
+      <w:r>
+        <w:rPr>
+          <w:rStyle w:val="CommentTok"/>
+        </w:rPr>
+        <w:t xml:space="preserve"># ── Part 7.2 · Finding duplicate rows ───────────────────────────────────</w:t>
+      </w:r>
+      <w:r>
+        <w:br/>
+      </w:r>
       <w:r>
         <w:rPr>
           <w:rStyle w:val="NormalTok"/>
@@ -4520,8 +5342,8 @@
         </w:pict>
       </w:r>
     </w:p>
-    <w:bookmarkEnd w:id="24"/>
-    <w:bookmarkStart w:id="25" w:name="part-8-saving-your-work-with-write_csv"/>
+    <w:bookmarkEnd w:id="30"/>
+    <w:bookmarkStart w:id="31" w:name="part-8-saving-your-work-with-write_csv"/>
     <w:p>
       <w:pPr>
         <w:pStyle w:val="Heading1"/>
@@ -4544,92 +5366,311 @@
         <w:pStyle w:val="FirstParagraph"/>
       </w:pPr>
       <w:r>
-        <w:rPr>
+        <w:t xml:space="preserve">Everything runs one way:</w:t>
+      </w:r>
+      <w:r>
+        <w:t xml:space="preserve"> </w:t>
+      </w:r>
+      <w:r>
+        <w:rPr>
+          <w:rStyle w:val="VerbatimChar"/>
           <w:b/>
           <w:bCs/>
         </w:rPr>
-        <w:t xml:space="preserve">▶ Run this:</w:t>
-      </w:r>
-    </w:p>
-    <w:p>
-      <w:pPr>
-        <w:pStyle w:val="SourceCode"/>
-      </w:pPr>
-      <w:r>
-        <w:rPr>
-          <w:rStyle w:val="FunctionTok"/>
-        </w:rPr>
-        <w:t xml:space="preserve">write_csv</w:t>
-      </w:r>
-      <w:r>
-        <w:rPr>
-          <w:rStyle w:val="NormalTok"/>
-        </w:rPr>
-        <w:t xml:space="preserve">(pine_wrangled_df, </w:t>
-      </w:r>
-      <w:r>
-        <w:rPr>
-          <w:rStyle w:val="StringTok"/>
-        </w:rPr>
-        <w:t xml:space="preserve">"data/pine_needles_wrangled.csv"</w:t>
-      </w:r>
-      <w:r>
-        <w:rPr>
-          <w:rStyle w:val="NormalTok"/>
-        </w:rPr>
-        <w:t xml:space="preserve">)</w:t>
-      </w:r>
-    </w:p>
-    <w:p>
-      <w:pPr>
-        <w:pStyle w:val="FirstParagraph"/>
-      </w:pPr>
-      <w:r>
-        <w:t xml:space="preserve">Check your</w:t>
-      </w:r>
-      <w:r>
-        <w:t xml:space="preserve"> </w:t>
-      </w:r>
-      <w:r>
-        <w:rPr>
-          <w:rStyle w:val="VerbatimChar"/>
-        </w:rPr>
         <w:t xml:space="preserve">data/</w:t>
-      </w:r>
-      <w:r>
-        <w:t xml:space="preserve"> </w:t>
-      </w:r>
-      <w:r>
-        <w:t xml:space="preserve">folder — the new CSV should be there, alongside (not instead of) the raw</w:t>
-      </w:r>
-      <w:r>
-        <w:t xml:space="preserve"> </w:t>
-      </w:r>
-      <w:r>
-        <w:rPr>
-          <w:rStyle w:val="VerbatimChar"/>
-        </w:rPr>
-        <w:t xml:space="preserve">pine_needles.csv</w:t>
-      </w:r>
-      <w:r>
-        <w:t xml:space="preserve">.</w:t>
-      </w:r>
-    </w:p>
-    <w:p>
-      <w:pPr>
-        <w:pStyle w:val="BodyText"/>
-      </w:pPr>
-      <w:r>
-        <w:t xml:space="preserve">✏️</w:t>
-      </w:r>
-      <w:r>
-        <w:t xml:space="preserve"> </w:t>
       </w:r>
       <w:r>
         <w:rPr>
           <w:b/>
           <w:bCs/>
         </w:rPr>
+        <w:t xml:space="preserve"> </w:t>
+      </w:r>
+      <w:r>
+        <w:rPr>
+          <w:b/>
+          <w:bCs/>
+        </w:rPr>
+        <w:t xml:space="preserve">(raw, read-only) →</w:t>
+      </w:r>
+      <w:r>
+        <w:rPr>
+          <w:b/>
+          <w:bCs/>
+        </w:rPr>
+        <w:t xml:space="preserve"> </w:t>
+      </w:r>
+      <w:r>
+        <w:rPr>
+          <w:rStyle w:val="VerbatimChar"/>
+          <w:b/>
+          <w:bCs/>
+        </w:rPr>
+        <w:t xml:space="preserve">scripts/</w:t>
+      </w:r>
+      <w:r>
+        <w:rPr>
+          <w:b/>
+          <w:bCs/>
+        </w:rPr>
+        <w:t xml:space="preserve"> </w:t>
+      </w:r>
+      <w:r>
+        <w:rPr>
+          <w:b/>
+          <w:bCs/>
+        </w:rPr>
+        <w:t xml:space="preserve">(your code) →</w:t>
+      </w:r>
+      <w:r>
+        <w:rPr>
+          <w:b/>
+          <w:bCs/>
+        </w:rPr>
+        <w:t xml:space="preserve"> </w:t>
+      </w:r>
+      <w:r>
+        <w:rPr>
+          <w:rStyle w:val="VerbatimChar"/>
+          <w:b/>
+          <w:bCs/>
+        </w:rPr>
+        <w:t xml:space="preserve">output/</w:t>
+      </w:r>
+      <w:r>
+        <w:rPr>
+          <w:b/>
+          <w:bCs/>
+        </w:rPr>
+        <w:t xml:space="preserve"> </w:t>
+      </w:r>
+      <w:r>
+        <w:rPr>
+          <w:b/>
+          <w:bCs/>
+        </w:rPr>
+        <w:t xml:space="preserve">(results).</w:t>
+      </w:r>
+    </w:p>
+    <w:p>
+      <w:pPr>
+        <w:pStyle w:val="BodyText"/>
+      </w:pPr>
+      <w:r>
+        <w:t xml:space="preserve">Before you save, trim to the columns worth keeping:</w:t>
+      </w:r>
+    </w:p>
+    <w:p>
+      <w:pPr>
+        <w:pStyle w:val="BodyText"/>
+      </w:pPr>
+      <w:r>
+        <w:rPr>
+          <w:b/>
+          <w:bCs/>
+        </w:rPr>
+        <w:t xml:space="preserve">▶ Run this:</w:t>
+      </w:r>
+    </w:p>
+    <w:p>
+      <w:pPr>
+        <w:pStyle w:val="SourceCode"/>
+      </w:pPr>
+      <w:r>
+        <w:rPr>
+          <w:rStyle w:val="CommentTok"/>
+        </w:rPr>
+        <w:t xml:space="preserve"># ── Part 8.1 · Saving your work with `write_csv()` ──────────────────────</w:t>
+      </w:r>
+      <w:r>
+        <w:br/>
+      </w:r>
+      <w:r>
+        <w:rPr>
+          <w:rStyle w:val="NormalTok"/>
+        </w:rPr>
+        <w:t xml:space="preserve">pine_out_df </w:t>
+      </w:r>
+      <w:r>
+        <w:rPr>
+          <w:rStyle w:val="OtherTok"/>
+        </w:rPr>
+        <w:t xml:space="preserve">&lt;-</w:t>
+      </w:r>
+      <w:r>
+        <w:rPr>
+          <w:rStyle w:val="NormalTok"/>
+        </w:rPr>
+        <w:t xml:space="preserve"> pine_wrangled_df </w:t>
+      </w:r>
+      <w:r>
+        <w:rPr>
+          <w:rStyle w:val="SpecialCharTok"/>
+        </w:rPr>
+        <w:t xml:space="preserve">|&gt;</w:t>
+      </w:r>
+      <w:r>
+        <w:br/>
+      </w:r>
+      <w:r>
+        <w:rPr>
+          <w:rStyle w:val="NormalTok"/>
+        </w:rPr>
+        <w:t xml:space="preserve">  </w:t>
+      </w:r>
+      <w:r>
+        <w:rPr>
+          <w:rStyle w:val="FunctionTok"/>
+        </w:rPr>
+        <w:t xml:space="preserve">select</w:t>
+      </w:r>
+      <w:r>
+        <w:rPr>
+          <w:rStyle w:val="NormalTok"/>
+        </w:rPr>
+        <w:t xml:space="preserve">(team, side, needle_length_mm, needle_width_mm)</w:t>
+      </w:r>
+      <w:r>
+        <w:br/>
+      </w:r>
+      <w:r>
+        <w:br/>
+      </w:r>
+      <w:r>
+        <w:rPr>
+          <w:rStyle w:val="FunctionTok"/>
+        </w:rPr>
+        <w:t xml:space="preserve">write_csv</w:t>
+      </w:r>
+      <w:r>
+        <w:rPr>
+          <w:rStyle w:val="NormalTok"/>
+        </w:rPr>
+        <w:t xml:space="preserve">(pine_out_df, </w:t>
+      </w:r>
+      <w:r>
+        <w:rPr>
+          <w:rStyle w:val="StringTok"/>
+        </w:rPr>
+        <w:t xml:space="preserve">"output/pine_data_wrangled.csv"</w:t>
+      </w:r>
+      <w:r>
+        <w:rPr>
+          <w:rStyle w:val="NormalTok"/>
+        </w:rPr>
+        <w:t xml:space="preserve">)</w:t>
+      </w:r>
+    </w:p>
+    <w:p>
+      <w:pPr>
+        <w:pStyle w:val="FirstParagraph"/>
+      </w:pPr>
+      <w:r>
+        <w:t xml:space="preserve">Check your</w:t>
+      </w:r>
+      <w:r>
+        <w:t xml:space="preserve"> </w:t>
+      </w:r>
+      <w:r>
+        <w:rPr>
+          <w:rStyle w:val="VerbatimChar"/>
+        </w:rPr>
+        <w:t xml:space="preserve">output/</w:t>
+      </w:r>
+      <w:r>
+        <w:t xml:space="preserve"> </w:t>
+      </w:r>
+      <w:r>
+        <w:t xml:space="preserve">folder — the new CSV should be there, and</w:t>
+      </w:r>
+      <w:r>
+        <w:t xml:space="preserve"> </w:t>
+      </w:r>
+      <w:r>
+        <w:rPr>
+          <w:rStyle w:val="VerbatimChar"/>
+        </w:rPr>
+        <w:t xml:space="preserve">data/pine_data.csv</w:t>
+      </w:r>
+      <w:r>
+        <w:t xml:space="preserve"> </w:t>
+      </w:r>
+      <w:r>
+        <w:t xml:space="preserve">should be exactly as it was.</w:t>
+      </w:r>
+    </w:p>
+    <w:p>
+      <w:pPr>
+        <w:pStyle w:val="BlockText"/>
+      </w:pPr>
+      <w:r>
+        <w:t xml:space="preserve">⚠️</w:t>
+      </w:r>
+      <w:r>
+        <w:t xml:space="preserve"> </w:t>
+      </w:r>
+      <w:r>
+        <w:rPr>
+          <w:b/>
+          <w:bCs/>
+        </w:rPr>
+        <w:t xml:space="preserve">Watch out!</w:t>
+      </w:r>
+      <w:r>
+        <w:t xml:space="preserve"> </w:t>
+      </w:r>
+      <w:r>
+        <w:rPr>
+          <w:rStyle w:val="VerbatimChar"/>
+        </w:rPr>
+        <w:t xml:space="preserve">write_csv()</w:t>
+      </w:r>
+      <w:r>
+        <w:t xml:space="preserve"> </w:t>
+      </w:r>
+      <w:r>
+        <w:t xml:space="preserve">overwrites without asking. That is fine in</w:t>
+      </w:r>
+      <w:r>
+        <w:t xml:space="preserve"> </w:t>
+      </w:r>
+      <w:r>
+        <w:rPr>
+          <w:rStyle w:val="VerbatimChar"/>
+        </w:rPr>
+        <w:t xml:space="preserve">output/</w:t>
+      </w:r>
+      <w:r>
+        <w:t xml:space="preserve">, because your script can rebuild anything in there. It would be a disaster in</w:t>
+      </w:r>
+      <w:r>
+        <w:t xml:space="preserve"> </w:t>
+      </w:r>
+      <w:r>
+        <w:rPr>
+          <w:rStyle w:val="VerbatimChar"/>
+        </w:rPr>
+        <w:t xml:space="preserve">data/</w:t>
+      </w:r>
+      <w:r>
+        <w:t xml:space="preserve">.</w:t>
+      </w:r>
+    </w:p>
+    <w:p>
+      <w:pPr>
+        <w:pStyle w:val="FirstParagraph"/>
+      </w:pPr>
+      <w:r>
+        <w:t xml:space="preserve">✏️</w:t>
+      </w:r>
+      <w:r>
+        <w:t xml:space="preserve"> </w:t>
+      </w:r>
+      <w:r>
+        <w:rPr>
+          <w:b/>
+          <w:bCs/>
+        </w:rPr>
         <w:t xml:space="preserve">Your turn:</w:t>
       </w:r>
       <w:r>
@@ -4660,7 +5701,7 @@
         <w:rPr>
           <w:rStyle w:val="VerbatimChar"/>
         </w:rPr>
-        <w:t xml:space="preserve">data/pine_needles_error_clean.csv</w:t>
+        <w:t xml:space="preserve">output/pine_needles_cleaned.csv</w:t>
       </w:r>
       <w:r>
         <w:t xml:space="preserve">.</w:t>
@@ -4670,6 +5711,15 @@
       <w:pPr>
         <w:pStyle w:val="SourceCode"/>
       </w:pPr>
+      <w:r>
+        <w:rPr>
+          <w:rStyle w:val="CommentTok"/>
+        </w:rPr>
+        <w:t xml:space="preserve"># ── Part 8.2 · Saving your work with `write_csv()` ──────────────────────</w:t>
+      </w:r>
+      <w:r>
+        <w:br/>
+      </w:r>
       <w:r>
         <w:rPr>
           <w:rStyle w:val="CommentTok"/>
@@ -4714,8 +5764,8 @@
         </w:pict>
       </w:r>
     </w:p>
-    <w:bookmarkEnd w:id="25"/>
-    <w:bookmarkStart w:id="29" w:name="part-9-review-and-checkpoint"/>
+    <w:bookmarkEnd w:id="31"/>
+    <w:bookmarkStart w:id="35" w:name="part-9-review-and-checkpoint"/>
     <w:p>
       <w:pPr>
         <w:pStyle w:val="Heading1"/>
@@ -5032,7 +6082,22 @@
         </w:numPr>
       </w:pPr>
       <w:r>
-        <w:t xml:space="preserve">Save a new file with</w:t>
+        <w:t xml:space="preserve">Save a new file to</w:t>
+      </w:r>
+      <w:r>
+        <w:t xml:space="preserve"> </w:t>
+      </w:r>
+      <w:r>
+        <w:rPr>
+          <w:rStyle w:val="VerbatimChar"/>
+        </w:rPr>
+        <w:t xml:space="preserve">output/</w:t>
+      </w:r>
+      <w:r>
+        <w:t xml:space="preserve"> </w:t>
+      </w:r>
+      <w:r>
+        <w:t xml:space="preserve">with</w:t>
       </w:r>
       <w:r>
         <w:t xml:space="preserve"> </w:t>
@@ -5044,10 +6109,22 @@
         <w:t xml:space="preserve">write_csv()</w:t>
       </w:r>
       <w:r>
-        <w:t xml:space="preserve"> </w:t>
-      </w:r>
-      <w:r>
-        <w:t xml:space="preserve">without touching the raw data</w:t>
+        <w:t xml:space="preserve">, leaving</w:t>
+      </w:r>
+      <w:r>
+        <w:t xml:space="preserve"> </w:t>
+      </w:r>
+      <w:r>
+        <w:rPr>
+          <w:rStyle w:val="VerbatimChar"/>
+        </w:rPr>
+        <w:t xml:space="preserve">data/</w:t>
+      </w:r>
+      <w:r>
+        <w:t xml:space="preserve"> </w:t>
+      </w:r>
+      <w:r>
+        <w:t xml:space="preserve">untouched</w:t>
       </w:r>
     </w:p>
     <w:p>
@@ -5151,18 +6228,18 @@
                 <wp:inline>
                   <wp:extent cx="152400" cy="152400"/>
                   <wp:effectExtent b="0" l="0" r="0" t="0"/>
-                  <wp:docPr descr="" title="" id="27" name="Picture"/>
+                  <wp:docPr descr="" title="" id="33" name="Picture"/>
                   <a:graphic>
                     <a:graphicData uri="http://schemas.openxmlformats.org/drawingml/2006/picture">
                       <pic:pic>
                         <pic:nvPicPr>
-                          <pic:cNvPr descr="/Applications/Positron.app/Contents/Resources/app/quarto/share/formats/docx/note.png" id="28" name="Picture"/>
+                          <pic:cNvPr descr="/Applications/Positron.app/Contents/Resources/app/quarto/share/formats/docx/note.png" id="34" name="Picture"/>
                           <pic:cNvPicPr>
                             <a:picLocks noChangeArrowheads="1" noChangeAspect="1"/>
                           </pic:cNvPicPr>
                         </pic:nvPicPr>
                         <pic:blipFill>
-                          <a:blip r:embed="rId26"/>
+                          <a:blip r:embed="rId32"/>
                           <a:stretch>
                             <a:fillRect/>
                           </a:stretch>
@@ -5296,8 +6373,8 @@
         </w:pict>
       </w:r>
     </w:p>
-    <w:bookmarkEnd w:id="29"/>
-    <w:bookmarkStart w:id="30" w:name="getting-unstuck"/>
+    <w:bookmarkEnd w:id="35"/>
+    <w:bookmarkStart w:id="36" w:name="getting-unstuck"/>
     <w:p>
       <w:pPr>
         <w:pStyle w:val="Heading1"/>
@@ -5529,7 +6606,7 @@
         </w:pict>
       </w:r>
     </w:p>
-    <w:bookmarkEnd w:id="30"/>
+    <w:bookmarkEnd w:id="36"/>
     <w:sectPr>
       <w:pgSz w:h="15840" w:w="12240"/>
       <w:pgMar w:bottom="1440" w:footer="720" w:gutter="0" w:header="720" w:left="1440" w:right="1440" w:top="1440"/>

--- a/docs/content/wrangling_data/wrangling_data_activity.docx
+++ b/docs/content/wrangling_data/wrangling_data_activity.docx
@@ -767,13 +767,62 @@
       </w:r>
     </w:p>
     <w:bookmarkEnd w:id="16"/>
-    <w:bookmarkStart w:id="17" w:name="part-1-import-the-same-data-two-ways"/>
+    <w:bookmarkStart w:id="19" w:name="part-1-import-the-same-data-two-ways"/>
     <w:p>
       <w:pPr>
         <w:pStyle w:val="Heading1"/>
       </w:pPr>
       <w:r>
         <w:t xml:space="preserve">Part 1 · Import the same data two ways</w:t>
+      </w:r>
+    </w:p>
+    <w:p>
+      <w:pPr>
+        <w:pStyle w:val="BlockText"/>
+      </w:pPr>
+      <w:r>
+        <w:t xml:space="preserve">📖</w:t>
+      </w:r>
+      <w:r>
+        <w:t xml:space="preserve"> </w:t>
+      </w:r>
+      <w:r>
+        <w:rPr>
+          <w:b/>
+          <w:bCs/>
+        </w:rPr>
+        <w:t xml:space="preserve">Read more:</w:t>
+      </w:r>
+      <w:r>
+        <w:t xml:space="preserve"> </w:t>
+      </w:r>
+      <w:hyperlink r:id="rId17">
+        <w:r>
+          <w:rPr>
+            <w:rStyle w:val="Hyperlink"/>
+          </w:rPr>
+          <w:t xml:space="preserve">R4DS §7 — Data import</w:t>
+        </w:r>
+      </w:hyperlink>
+      <w:r>
+        <w:t xml:space="preserve"> </w:t>
+      </w:r>
+      <w:r>
+        <w:t xml:space="preserve">and</w:t>
+      </w:r>
+      <w:r>
+        <w:t xml:space="preserve"> </w:t>
+      </w:r>
+      <w:hyperlink r:id="rId18">
+        <w:r>
+          <w:rPr>
+            <w:rStyle w:val="Hyperlink"/>
+          </w:rPr>
+          <w:t xml:space="preserve">§20 — Spreadsheets</w:t>
+        </w:r>
+      </w:hyperlink>
+      <w:r>
+        <w:t xml:space="preserve">.</w:t>
       </w:r>
     </w:p>
     <w:p>
@@ -1095,8 +1144,8 @@
         </w:pict>
       </w:r>
     </w:p>
-    <w:bookmarkEnd w:id="17"/>
-    <w:bookmarkStart w:id="18" w:name="part-2-filter-picking-rows"/>
+    <w:bookmarkEnd w:id="19"/>
+    <w:bookmarkStart w:id="21" w:name="part-2-filter-picking-rows"/>
     <w:p>
       <w:pPr>
         <w:pStyle w:val="Heading1"/>
@@ -1118,6 +1167,50 @@
       </w:r>
       <w:r>
         <w:t xml:space="preserve">— picking rows</w:t>
+      </w:r>
+    </w:p>
+    <w:p>
+      <w:pPr>
+        <w:pStyle w:val="BlockText"/>
+      </w:pPr>
+      <w:r>
+        <w:t xml:space="preserve">📖</w:t>
+      </w:r>
+      <w:r>
+        <w:t xml:space="preserve"> </w:t>
+      </w:r>
+      <w:r>
+        <w:rPr>
+          <w:b/>
+          <w:bCs/>
+        </w:rPr>
+        <w:t xml:space="preserve">Read more:</w:t>
+      </w:r>
+      <w:r>
+        <w:t xml:space="preserve"> </w:t>
+      </w:r>
+      <w:hyperlink r:id="rId20">
+        <w:r>
+          <w:rPr>
+            <w:rStyle w:val="Hyperlink"/>
+          </w:rPr>
+          <w:t xml:space="preserve">R4DS §3.2 —</w:t>
+        </w:r>
+        <w:r>
+          <w:rPr>
+            <w:rStyle w:val="Hyperlink"/>
+          </w:rPr>
+          <w:t xml:space="preserve"> </w:t>
+        </w:r>
+        <w:r>
+          <w:rPr>
+            <w:rStyle w:val="VerbatimChar"/>
+          </w:rPr>
+          <w:t xml:space="preserve">filter()</w:t>
+        </w:r>
+      </w:hyperlink>
+      <w:r>
+        <w:t xml:space="preserve">.</w:t>
       </w:r>
     </w:p>
     <w:p>
@@ -1443,8 +1536,8 @@
         </w:pict>
       </w:r>
     </w:p>
-    <w:bookmarkEnd w:id="18"/>
-    <w:bookmarkStart w:id="19" w:name="part-2b-filter-or-in-and-missing-values"/>
+    <w:bookmarkEnd w:id="21"/>
+    <w:bookmarkStart w:id="24" w:name="part-2b-filter-or-in-and-missing-values"/>
     <w:p>
       <w:pPr>
         <w:pStyle w:val="Heading1"/>
@@ -1478,6 +1571,55 @@
       </w:r>
       <w:r>
         <w:t xml:space="preserve">, and missing values</w:t>
+      </w:r>
+    </w:p>
+    <w:p>
+      <w:pPr>
+        <w:pStyle w:val="BlockText"/>
+      </w:pPr>
+      <w:r>
+        <w:t xml:space="preserve">📖</w:t>
+      </w:r>
+      <w:r>
+        <w:t xml:space="preserve"> </w:t>
+      </w:r>
+      <w:r>
+        <w:rPr>
+          <w:b/>
+          <w:bCs/>
+        </w:rPr>
+        <w:t xml:space="preserve">Read more:</w:t>
+      </w:r>
+      <w:r>
+        <w:t xml:space="preserve"> </w:t>
+      </w:r>
+      <w:hyperlink r:id="rId22">
+        <w:r>
+          <w:rPr>
+            <w:rStyle w:val="Hyperlink"/>
+          </w:rPr>
+          <w:t xml:space="preserve">R4DS §12 — Logical vectors</w:t>
+        </w:r>
+      </w:hyperlink>
+      <w:r>
+        <w:t xml:space="preserve"> </w:t>
+      </w:r>
+      <w:r>
+        <w:t xml:space="preserve">and</w:t>
+      </w:r>
+      <w:r>
+        <w:t xml:space="preserve"> </w:t>
+      </w:r>
+      <w:hyperlink r:id="rId23">
+        <w:r>
+          <w:rPr>
+            <w:rStyle w:val="Hyperlink"/>
+          </w:rPr>
+          <w:t xml:space="preserve">§18 — Missing values</w:t>
+        </w:r>
+      </w:hyperlink>
+      <w:r>
+        <w:t xml:space="preserve">.</w:t>
       </w:r>
     </w:p>
     <w:p>
@@ -2249,8 +2391,8 @@
         </w:pict>
       </w:r>
     </w:p>
-    <w:bookmarkEnd w:id="19"/>
-    <w:bookmarkStart w:id="20" w:name="part-3-select-picking-columns"/>
+    <w:bookmarkEnd w:id="24"/>
+    <w:bookmarkStart w:id="26" w:name="part-3-select-picking-columns"/>
     <w:p>
       <w:pPr>
         <w:pStyle w:val="Heading1"/>
@@ -2272,6 +2414,50 @@
       </w:r>
       <w:r>
         <w:t xml:space="preserve">— picking columns</w:t>
+      </w:r>
+    </w:p>
+    <w:p>
+      <w:pPr>
+        <w:pStyle w:val="BlockText"/>
+      </w:pPr>
+      <w:r>
+        <w:t xml:space="preserve">📖</w:t>
+      </w:r>
+      <w:r>
+        <w:t xml:space="preserve"> </w:t>
+      </w:r>
+      <w:r>
+        <w:rPr>
+          <w:b/>
+          <w:bCs/>
+        </w:rPr>
+        <w:t xml:space="preserve">Read more:</w:t>
+      </w:r>
+      <w:r>
+        <w:t xml:space="preserve"> </w:t>
+      </w:r>
+      <w:hyperlink r:id="rId25">
+        <w:r>
+          <w:rPr>
+            <w:rStyle w:val="Hyperlink"/>
+          </w:rPr>
+          <w:t xml:space="preserve">R4DS §3.3 —</w:t>
+        </w:r>
+        <w:r>
+          <w:rPr>
+            <w:rStyle w:val="Hyperlink"/>
+          </w:rPr>
+          <w:t xml:space="preserve"> </w:t>
+        </w:r>
+        <w:r>
+          <w:rPr>
+            <w:rStyle w:val="VerbatimChar"/>
+          </w:rPr>
+          <w:t xml:space="preserve">select()</w:t>
+        </w:r>
+      </w:hyperlink>
+      <w:r>
+        <w:t xml:space="preserve">.</w:t>
       </w:r>
     </w:p>
     <w:p>
@@ -2517,8 +2703,8 @@
         </w:pict>
       </w:r>
     </w:p>
-    <w:bookmarkEnd w:id="20"/>
-    <w:bookmarkStart w:id="24" w:name="part-4-mutate-new-and-changed-columns"/>
+    <w:bookmarkEnd w:id="26"/>
+    <w:bookmarkStart w:id="32" w:name="part-4-mutate-new-and-changed-columns"/>
     <w:p>
       <w:pPr>
         <w:pStyle w:val="Heading1"/>
@@ -2540,6 +2726,67 @@
       </w:r>
       <w:r>
         <w:t xml:space="preserve">— new and changed columns</w:t>
+      </w:r>
+    </w:p>
+    <w:p>
+      <w:pPr>
+        <w:pStyle w:val="BlockText"/>
+      </w:pPr>
+      <w:r>
+        <w:t xml:space="preserve">📖</w:t>
+      </w:r>
+      <w:r>
+        <w:t xml:space="preserve"> </w:t>
+      </w:r>
+      <w:r>
+        <w:rPr>
+          <w:b/>
+          <w:bCs/>
+        </w:rPr>
+        <w:t xml:space="preserve">Read more:</w:t>
+      </w:r>
+      <w:r>
+        <w:t xml:space="preserve"> </w:t>
+      </w:r>
+      <w:hyperlink r:id="rId27">
+        <w:r>
+          <w:rPr>
+            <w:rStyle w:val="Hyperlink"/>
+          </w:rPr>
+          <w:t xml:space="preserve">R4DS §3.3 —</w:t>
+        </w:r>
+        <w:r>
+          <w:rPr>
+            <w:rStyle w:val="Hyperlink"/>
+          </w:rPr>
+          <w:t xml:space="preserve"> </w:t>
+        </w:r>
+        <w:r>
+          <w:rPr>
+            <w:rStyle w:val="VerbatimChar"/>
+          </w:rPr>
+          <w:t xml:space="preserve">mutate()</w:t>
+        </w:r>
+      </w:hyperlink>
+      <w:r>
+        <w:t xml:space="preserve"> </w:t>
+      </w:r>
+      <w:r>
+        <w:t xml:space="preserve">and</w:t>
+      </w:r>
+      <w:r>
+        <w:t xml:space="preserve"> </w:t>
+      </w:r>
+      <w:hyperlink r:id="rId28">
+        <w:r>
+          <w:rPr>
+            <w:rStyle w:val="Hyperlink"/>
+          </w:rPr>
+          <w:t xml:space="preserve">§13 — Numbers</w:t>
+        </w:r>
+      </w:hyperlink>
+      <w:r>
+        <w:t xml:space="preserve">.</w:t>
       </w:r>
     </w:p>
     <w:p>
@@ -2997,18 +3244,18 @@
                 <wp:inline>
                   <wp:extent cx="152400" cy="152400"/>
                   <wp:effectExtent b="0" l="0" r="0" t="0"/>
-                  <wp:docPr descr="" title="" id="22" name="Picture"/>
+                  <wp:docPr descr="" title="" id="30" name="Picture"/>
                   <a:graphic>
                     <a:graphicData uri="http://schemas.openxmlformats.org/drawingml/2006/picture">
                       <pic:pic>
                         <pic:nvPicPr>
-                          <pic:cNvPr descr="/Applications/Positron.app/Contents/Resources/app/quarto/share/formats/docx/tip.png" id="23" name="Picture"/>
+                          <pic:cNvPr descr="/Applications/Positron.app/Contents/Resources/app/quarto/share/formats/docx/tip.png" id="31" name="Picture"/>
                           <pic:cNvPicPr>
                             <a:picLocks noChangeArrowheads="1" noChangeAspect="1"/>
                           </pic:cNvPicPr>
                         </pic:nvPicPr>
                         <pic:blipFill>
-                          <a:blip r:embed="rId21"/>
+                          <a:blip r:embed="rId29"/>
                           <a:stretch>
                             <a:fillRect/>
                           </a:stretch>
@@ -3098,8 +3345,8 @@
         </w:pict>
       </w:r>
     </w:p>
-    <w:bookmarkEnd w:id="24"/>
-    <w:bookmarkStart w:id="27" w:name="part-4b-case_when-recoding-and-binning"/>
+    <w:bookmarkEnd w:id="32"/>
+    <w:bookmarkStart w:id="36" w:name="part-4b-case_when-recoding-and-binning"/>
     <w:p>
       <w:pPr>
         <w:pStyle w:val="Heading1"/>
@@ -3121,6 +3368,38 @@
       </w:r>
       <w:r>
         <w:t xml:space="preserve">— recoding and binning</w:t>
+      </w:r>
+    </w:p>
+    <w:p>
+      <w:pPr>
+        <w:pStyle w:val="BlockText"/>
+      </w:pPr>
+      <w:r>
+        <w:t xml:space="preserve">📖</w:t>
+      </w:r>
+      <w:r>
+        <w:t xml:space="preserve"> </w:t>
+      </w:r>
+      <w:r>
+        <w:rPr>
+          <w:b/>
+          <w:bCs/>
+        </w:rPr>
+        <w:t xml:space="preserve">Read more:</w:t>
+      </w:r>
+      <w:r>
+        <w:t xml:space="preserve"> </w:t>
+      </w:r>
+      <w:hyperlink r:id="rId33">
+        <w:r>
+          <w:rPr>
+            <w:rStyle w:val="Hyperlink"/>
+          </w:rPr>
+          <w:t xml:space="preserve">R4DS §12.5 — Conditional transformations</w:t>
+        </w:r>
+      </w:hyperlink>
+      <w:r>
+        <w:t xml:space="preserve">.</w:t>
       </w:r>
     </w:p>
     <w:p>
@@ -4018,18 +4297,18 @@
                 <wp:inline>
                   <wp:extent cx="152400" cy="152400"/>
                   <wp:effectExtent b="0" l="0" r="0" t="0"/>
-                  <wp:docPr descr="" title="" id="25" name="Picture"/>
+                  <wp:docPr descr="" title="" id="34" name="Picture"/>
                   <a:graphic>
                     <a:graphicData uri="http://schemas.openxmlformats.org/drawingml/2006/picture">
                       <pic:pic>
                         <pic:nvPicPr>
-                          <pic:cNvPr descr="/Applications/Positron.app/Contents/Resources/app/quarto/share/formats/docx/tip.png" id="26" name="Picture"/>
+                          <pic:cNvPr descr="/Applications/Positron.app/Contents/Resources/app/quarto/share/formats/docx/tip.png" id="35" name="Picture"/>
                           <pic:cNvPicPr>
                             <a:picLocks noChangeArrowheads="1" noChangeAspect="1"/>
                           </pic:cNvPicPr>
                         </pic:nvPicPr>
                         <pic:blipFill>
-                          <a:blip r:embed="rId21"/>
+                          <a:blip r:embed="rId29"/>
                           <a:stretch>
                             <a:fillRect/>
                           </a:stretch>
@@ -4153,8 +4432,8 @@
         </w:pict>
       </w:r>
     </w:p>
-    <w:bookmarkEnd w:id="27"/>
-    <w:bookmarkStart w:id="28" w:name="part-5-arrange-sorting-rows"/>
+    <w:bookmarkEnd w:id="36"/>
+    <w:bookmarkStart w:id="38" w:name="part-5-arrange-sorting-rows"/>
     <w:p>
       <w:pPr>
         <w:pStyle w:val="Heading1"/>
@@ -4176,6 +4455,50 @@
       </w:r>
       <w:r>
         <w:t xml:space="preserve">— sorting rows</w:t>
+      </w:r>
+    </w:p>
+    <w:p>
+      <w:pPr>
+        <w:pStyle w:val="BlockText"/>
+      </w:pPr>
+      <w:r>
+        <w:t xml:space="preserve">📖</w:t>
+      </w:r>
+      <w:r>
+        <w:t xml:space="preserve"> </w:t>
+      </w:r>
+      <w:r>
+        <w:rPr>
+          <w:b/>
+          <w:bCs/>
+        </w:rPr>
+        <w:t xml:space="preserve">Read more:</w:t>
+      </w:r>
+      <w:r>
+        <w:t xml:space="preserve"> </w:t>
+      </w:r>
+      <w:hyperlink r:id="rId37">
+        <w:r>
+          <w:rPr>
+            <w:rStyle w:val="Hyperlink"/>
+          </w:rPr>
+          <w:t xml:space="preserve">R4DS §3.2 —</w:t>
+        </w:r>
+        <w:r>
+          <w:rPr>
+            <w:rStyle w:val="Hyperlink"/>
+          </w:rPr>
+          <w:t xml:space="preserve"> </w:t>
+        </w:r>
+        <w:r>
+          <w:rPr>
+            <w:rStyle w:val="VerbatimChar"/>
+          </w:rPr>
+          <w:t xml:space="preserve">arrange()</w:t>
+        </w:r>
+      </w:hyperlink>
+      <w:r>
+        <w:t xml:space="preserve">.</w:t>
       </w:r>
     </w:p>
     <w:p>
@@ -4363,8 +4686,8 @@
         </w:pict>
       </w:r>
     </w:p>
-    <w:bookmarkEnd w:id="28"/>
-    <w:bookmarkStart w:id="29" w:name="part-6-the-full-pipeline"/>
+    <w:bookmarkEnd w:id="38"/>
+    <w:bookmarkStart w:id="39" w:name="part-6-the-full-pipeline"/>
     <w:p>
       <w:pPr>
         <w:pStyle w:val="Heading1"/>
@@ -4918,14 +5241,49 @@
         </w:pict>
       </w:r>
     </w:p>
-    <w:bookmarkEnd w:id="29"/>
-    <w:bookmarkStart w:id="30" w:name="part-7-finding-duplicate-rows"/>
+    <w:bookmarkEnd w:id="39"/>
+    <w:bookmarkStart w:id="41" w:name="part-7-finding-duplicate-rows"/>
     <w:p>
       <w:pPr>
         <w:pStyle w:val="Heading1"/>
       </w:pPr>
       <w:r>
         <w:t xml:space="preserve">Part 7 · Finding duplicate rows</w:t>
+      </w:r>
+    </w:p>
+    <w:p>
+      <w:pPr>
+        <w:pStyle w:val="BlockText"/>
+      </w:pPr>
+      <w:r>
+        <w:t xml:space="preserve">📖</w:t>
+      </w:r>
+      <w:r>
+        <w:t xml:space="preserve"> </w:t>
+      </w:r>
+      <w:r>
+        <w:rPr>
+          <w:b/>
+          <w:bCs/>
+        </w:rPr>
+        <w:t xml:space="preserve">Read more:</w:t>
+      </w:r>
+      <w:r>
+        <w:t xml:space="preserve"> </w:t>
+      </w:r>
+      <w:hyperlink r:id="rId40">
+        <w:r>
+          <w:rPr>
+            <w:rStyle w:val="Hyperlink"/>
+          </w:rPr>
+          <w:t xml:space="preserve">R4DS §14 — Strings</w:t>
+        </w:r>
+      </w:hyperlink>
+      <w:r>
+        <w:t xml:space="preserve"> </w:t>
+      </w:r>
+      <w:r>
+        <w:t xml:space="preserve">for the text cleanup, and Gotelli &amp; Ellison Ch. 8 (Managing and Curating Data) on Canvas for why this matters.</w:t>
       </w:r>
     </w:p>
     <w:p>
@@ -5342,8 +5700,8 @@
         </w:pict>
       </w:r>
     </w:p>
-    <w:bookmarkEnd w:id="30"/>
-    <w:bookmarkStart w:id="31" w:name="part-8-saving-your-work-with-write_csv"/>
+    <w:bookmarkEnd w:id="41"/>
+    <w:bookmarkStart w:id="43" w:name="part-8-saving-your-work-with-write_csv"/>
     <w:p>
       <w:pPr>
         <w:pStyle w:val="Heading1"/>
@@ -5454,7 +5812,39 @@
     </w:p>
     <w:p>
       <w:pPr>
-        <w:pStyle w:val="BodyText"/>
+        <w:pStyle w:val="BlockText"/>
+      </w:pPr>
+      <w:r>
+        <w:t xml:space="preserve">📖</w:t>
+      </w:r>
+      <w:r>
+        <w:t xml:space="preserve"> </w:t>
+      </w:r>
+      <w:r>
+        <w:rPr>
+          <w:b/>
+          <w:bCs/>
+        </w:rPr>
+        <w:t xml:space="preserve">Read more:</w:t>
+      </w:r>
+      <w:r>
+        <w:t xml:space="preserve"> </w:t>
+      </w:r>
+      <w:hyperlink r:id="rId42">
+        <w:r>
+          <w:rPr>
+            <w:rStyle w:val="Hyperlink"/>
+          </w:rPr>
+          <w:t xml:space="preserve">R4DS §7.5 — Writing to a file</w:t>
+        </w:r>
+      </w:hyperlink>
+      <w:r>
+        <w:t xml:space="preserve">.</w:t>
+      </w:r>
+    </w:p>
+    <w:p>
+      <w:pPr>
+        <w:pStyle w:val="FirstParagraph"/>
       </w:pPr>
       <w:r>
         <w:t xml:space="preserve">Before you save, trim to the columns worth keeping:</w:t>
@@ -5764,8 +6154,8 @@
         </w:pict>
       </w:r>
     </w:p>
-    <w:bookmarkEnd w:id="31"/>
-    <w:bookmarkStart w:id="35" w:name="part-9-review-and-checkpoint"/>
+    <w:bookmarkEnd w:id="43"/>
+    <w:bookmarkStart w:id="47" w:name="part-9-review-and-checkpoint"/>
     <w:p>
       <w:pPr>
         <w:pStyle w:val="Heading1"/>
@@ -6228,18 +6618,18 @@
                 <wp:inline>
                   <wp:extent cx="152400" cy="152400"/>
                   <wp:effectExtent b="0" l="0" r="0" t="0"/>
-                  <wp:docPr descr="" title="" id="33" name="Picture"/>
+                  <wp:docPr descr="" title="" id="45" name="Picture"/>
                   <a:graphic>
                     <a:graphicData uri="http://schemas.openxmlformats.org/drawingml/2006/picture">
                       <pic:pic>
                         <pic:nvPicPr>
-                          <pic:cNvPr descr="/Applications/Positron.app/Contents/Resources/app/quarto/share/formats/docx/note.png" id="34" name="Picture"/>
+                          <pic:cNvPr descr="/Applications/Positron.app/Contents/Resources/app/quarto/share/formats/docx/note.png" id="46" name="Picture"/>
                           <pic:cNvPicPr>
                             <a:picLocks noChangeArrowheads="1" noChangeAspect="1"/>
                           </pic:cNvPicPr>
                         </pic:nvPicPr>
                         <pic:blipFill>
-                          <a:blip r:embed="rId32"/>
+                          <a:blip r:embed="rId44"/>
                           <a:stretch>
                             <a:fillRect/>
                           </a:stretch>
@@ -6373,14 +6763,14 @@
         </w:pict>
       </w:r>
     </w:p>
-    <w:bookmarkEnd w:id="35"/>
-    <w:bookmarkStart w:id="36" w:name="getting-unstuck"/>
+    <w:bookmarkEnd w:id="47"/>
+    <w:bookmarkStart w:id="50" w:name="readings"/>
     <w:p>
       <w:pPr>
         <w:pStyle w:val="Heading1"/>
       </w:pPr>
       <w:r>
-        <w:t xml:space="preserve">Getting unstuck</w:t>
+        <w:t xml:space="preserve">Readings</w:t>
       </w:r>
     </w:p>
     <w:p>
@@ -6388,7 +6778,30 @@
         <w:pStyle w:val="FirstParagraph"/>
       </w:pPr>
       <w:r>
-        <w:t xml:space="preserve">When code breaks — and it will, that is normal:</w:t>
+        <w:rPr>
+          <w:b/>
+          <w:bCs/>
+        </w:rPr>
+        <w:t xml:space="preserve">Before next class</w:t>
+      </w:r>
+      <w:r>
+        <w:t xml:space="preserve"> </w:t>
+      </w:r>
+      <w:r>
+        <w:t xml:space="preserve">— chapter PDFs are posted on</w:t>
+      </w:r>
+      <w:r>
+        <w:t xml:space="preserve"> </w:t>
+      </w:r>
+      <w:r>
+        <w:rPr>
+          <w:b/>
+          <w:bCs/>
+        </w:rPr>
+        <w:t xml:space="preserve">Canvas</w:t>
+      </w:r>
+      <w:r>
+        <w:t xml:space="preserve">:</w:t>
       </w:r>
     </w:p>
     <w:p>
@@ -6404,13 +6817,39 @@
           <w:b/>
           <w:bCs/>
         </w:rPr>
-        <w:t xml:space="preserve">Read the error message out loud.</w:t>
-      </w:r>
-      <w:r>
-        <w:t xml:space="preserve"> </w:t>
-      </w:r>
-      <w:r>
-        <w:t xml:space="preserve">R usually names the line and the problem.</w:t>
+        <w:t xml:space="preserve">Gotelli &amp; Ellison</w:t>
+      </w:r>
+      <w:r>
+        <w:t xml:space="preserve">,</w:t>
+      </w:r>
+      <w:r>
+        <w:t xml:space="preserve"> </w:t>
+      </w:r>
+      <w:r>
+        <w:rPr>
+          <w:i/>
+          <w:iCs/>
+        </w:rPr>
+        <w:t xml:space="preserve">A Primer of Ecological Statistics</w:t>
+      </w:r>
+      <w:r>
+        <w:t xml:space="preserve"> </w:t>
+      </w:r>
+      <w:r>
+        <w:t xml:space="preserve">—</w:t>
+      </w:r>
+      <w:r>
+        <w:t xml:space="preserve"> </w:t>
+      </w:r>
+      <w:r>
+        <w:rPr>
+          <w:b/>
+          <w:bCs/>
+        </w:rPr>
+        <w:t xml:space="preserve">Ch. 8</w:t>
+      </w:r>
+      <w:r>
+        <w:t xml:space="preserve">, Managing and Curating Data (raw vs. processed data, and the audit trail from field sheet to analysis)</w:t>
       </w:r>
     </w:p>
     <w:p>
@@ -6426,6 +6865,769 @@
           <w:b/>
           <w:bCs/>
         </w:rPr>
+        <w:t xml:space="preserve">Whitlock &amp; Schluter</w:t>
+      </w:r>
+      <w:r>
+        <w:t xml:space="preserve">,</w:t>
+      </w:r>
+      <w:r>
+        <w:t xml:space="preserve"> </w:t>
+      </w:r>
+      <w:r>
+        <w:rPr>
+          <w:i/>
+          <w:iCs/>
+        </w:rPr>
+        <w:t xml:space="preserve">The Analysis of Biological Data</w:t>
+      </w:r>
+      <w:r>
+        <w:t xml:space="preserve"> </w:t>
+      </w:r>
+      <w:r>
+        <w:t xml:space="preserve">—</w:t>
+      </w:r>
+      <w:r>
+        <w:t xml:space="preserve"> </w:t>
+      </w:r>
+      <w:r>
+        <w:rPr>
+          <w:b/>
+          <w:bCs/>
+        </w:rPr>
+        <w:t xml:space="preserve">Ch. 1</w:t>
+      </w:r>
+      <w:r>
+        <w:t xml:space="preserve">, Statistics and Samples, §1.4 on types of variables — the categorical/numerical distinction behind</w:t>
+      </w:r>
+      <w:r>
+        <w:t xml:space="preserve"> </w:t>
+      </w:r>
+      <w:r>
+        <w:rPr>
+          <w:rStyle w:val="VerbatimChar"/>
+        </w:rPr>
+        <w:t xml:space="preserve">case_when()</w:t>
+      </w:r>
+      <w:r>
+        <w:t xml:space="preserve"> </w:t>
+      </w:r>
+      <w:r>
+        <w:t xml:space="preserve">and every</w:t>
+      </w:r>
+      <w:r>
+        <w:t xml:space="preserve"> </w:t>
+      </w:r>
+      <w:r>
+        <w:rPr>
+          <w:rStyle w:val="VerbatimChar"/>
+        </w:rPr>
+        <w:t xml:space="preserve">group_by()</w:t>
+      </w:r>
+      <w:r>
+        <w:t xml:space="preserve"> </w:t>
+      </w:r>
+      <w:r>
+        <w:t xml:space="preserve">to come</w:t>
+      </w:r>
+    </w:p>
+    <w:p>
+      <w:pPr>
+        <w:pStyle w:val="FirstParagraph"/>
+      </w:pPr>
+      <w:r>
+        <w:t xml:space="preserve">Neither statistics text teaches</w:t>
+      </w:r>
+      <w:r>
+        <w:t xml:space="preserve"> </w:t>
+      </w:r>
+      <w:r>
+        <w:rPr>
+          <w:rStyle w:val="VerbatimChar"/>
+        </w:rPr>
+        <w:t xml:space="preserve">dplyr</w:t>
+      </w:r>
+      <w:r>
+        <w:t xml:space="preserve">. Read them for</w:t>
+      </w:r>
+      <w:r>
+        <w:t xml:space="preserve"> </w:t>
+      </w:r>
+      <w:r>
+        <w:rPr>
+          <w:i/>
+          <w:iCs/>
+        </w:rPr>
+        <w:t xml:space="preserve">why</w:t>
+      </w:r>
+      <w:r>
+        <w:t xml:space="preserve"> </w:t>
+      </w:r>
+      <w:r>
+        <w:t xml:space="preserve">a clean, documented dataset matters; read R4DS for</w:t>
+      </w:r>
+      <w:r>
+        <w:t xml:space="preserve"> </w:t>
+      </w:r>
+      <w:r>
+        <w:rPr>
+          <w:i/>
+          <w:iCs/>
+        </w:rPr>
+        <w:t xml:space="preserve">how</w:t>
+      </w:r>
+      <w:r>
+        <w:t xml:space="preserve">.</w:t>
+      </w:r>
+    </w:p>
+    <w:p>
+      <w:pPr>
+        <w:pStyle w:val="BodyText"/>
+      </w:pPr>
+      <w:r>
+        <w:rPr>
+          <w:b/>
+          <w:bCs/>
+        </w:rPr>
+        <w:t xml:space="preserve">R for Data Science (2nd ed.)</w:t>
+      </w:r>
+      <w:r>
+        <w:t xml:space="preserve"> </w:t>
+      </w:r>
+      <w:r>
+        <w:t xml:space="preserve">— free online at</w:t>
+      </w:r>
+      <w:r>
+        <w:t xml:space="preserve"> </w:t>
+      </w:r>
+      <w:hyperlink r:id="rId48">
+        <w:r>
+          <w:rPr>
+            <w:rStyle w:val="Hyperlink"/>
+          </w:rPr>
+          <w:t xml:space="preserve">r4ds.hadley.nz</w:t>
+        </w:r>
+      </w:hyperlink>
+      <w:r>
+        <w:t xml:space="preserve">:</w:t>
+      </w:r>
+    </w:p>
+    <w:tbl>
+      <w:tblPr>
+        <w:tblStyle w:val="Table"/>
+        <w:tblW w:type="pct" w:w="5000"/>
+        <w:tblLayout w:type="fixed"/>
+        <w:tblLook w:firstRow="1" w:lastRow="0" w:firstColumn="0" w:lastColumn="0" w:noHBand="0" w:noVBand="0" w:val="0020"/>
+      </w:tblPr>
+      <w:tblGrid>
+        <w:gridCol w:w="2160"/>
+        <w:gridCol w:w="1920"/>
+        <w:gridCol w:w="3840"/>
+      </w:tblGrid>
+      <w:tr>
+        <w:trPr>
+          <w:tblHeader w:val="on"/>
+        </w:trPr>
+        <w:tc>
+          <w:tcPr/>
+          <w:p>
+            <w:pPr>
+              <w:pStyle w:val="Compact"/>
+            </w:pPr>
+            <w:r>
+              <w:t xml:space="preserve">Chapter</w:t>
+            </w:r>
+          </w:p>
+        </w:tc>
+        <w:tc>
+          <w:tcPr/>
+          <w:p>
+            <w:pPr>
+              <w:pStyle w:val="Compact"/>
+            </w:pPr>
+            <w:r>
+              <w:t xml:space="preserve">Covers</w:t>
+            </w:r>
+          </w:p>
+        </w:tc>
+        <w:tc>
+          <w:tcPr/>
+          <w:p>
+            <w:pPr>
+              <w:pStyle w:val="Compact"/>
+            </w:pPr>
+            <w:r>
+              <w:t xml:space="preserve">Worksheet part</w:t>
+            </w:r>
+          </w:p>
+        </w:tc>
+      </w:tr>
+      <w:tr>
+        <w:tc>
+          <w:tcPr/>
+          <w:p>
+            <w:pPr>
+              <w:pStyle w:val="Compact"/>
+            </w:pPr>
+            <w:hyperlink r:id="rId20">
+              <w:r>
+                <w:rPr>
+                  <w:rStyle w:val="Hyperlink"/>
+                </w:rPr>
+                <w:t xml:space="preserve">§3 — Data transformation</w:t>
+              </w:r>
+            </w:hyperlink>
+          </w:p>
+        </w:tc>
+        <w:tc>
+          <w:tcPr/>
+          <w:p>
+            <w:pPr>
+              <w:pStyle w:val="Compact"/>
+            </w:pPr>
+            <w:r>
+              <w:rPr>
+                <w:rStyle w:val="VerbatimChar"/>
+              </w:rPr>
+              <w:t xml:space="preserve">filter()</w:t>
+            </w:r>
+            <w:r>
+              <w:t xml:space="preserve">,</w:t>
+            </w:r>
+            <w:r>
+              <w:t xml:space="preserve"> </w:t>
+            </w:r>
+            <w:r>
+              <w:rPr>
+                <w:rStyle w:val="VerbatimChar"/>
+              </w:rPr>
+              <w:t xml:space="preserve">select()</w:t>
+            </w:r>
+            <w:r>
+              <w:t xml:space="preserve">,</w:t>
+            </w:r>
+            <w:r>
+              <w:t xml:space="preserve"> </w:t>
+            </w:r>
+            <w:r>
+              <w:rPr>
+                <w:rStyle w:val="VerbatimChar"/>
+              </w:rPr>
+              <w:t xml:space="preserve">mutate()</w:t>
+            </w:r>
+            <w:r>
+              <w:t xml:space="preserve">,</w:t>
+            </w:r>
+            <w:r>
+              <w:t xml:space="preserve"> </w:t>
+            </w:r>
+            <w:r>
+              <w:rPr>
+                <w:rStyle w:val="VerbatimChar"/>
+              </w:rPr>
+              <w:t xml:space="preserve">arrange()</w:t>
+            </w:r>
+            <w:r>
+              <w:t xml:space="preserve">, the pipe</w:t>
+            </w:r>
+          </w:p>
+        </w:tc>
+        <w:tc>
+          <w:tcPr/>
+          <w:p>
+            <w:pPr>
+              <w:pStyle w:val="Compact"/>
+            </w:pPr>
+            <w:r>
+              <w:t xml:space="preserve">Parts 2-6</w:t>
+            </w:r>
+          </w:p>
+        </w:tc>
+      </w:tr>
+      <w:tr>
+        <w:tc>
+          <w:tcPr/>
+          <w:p>
+            <w:pPr>
+              <w:pStyle w:val="Compact"/>
+            </w:pPr>
+            <w:hyperlink r:id="rId49">
+              <w:r>
+                <w:rPr>
+                  <w:rStyle w:val="Hyperlink"/>
+                </w:rPr>
+                <w:t xml:space="preserve">§5 — Data tidying</w:t>
+              </w:r>
+            </w:hyperlink>
+          </w:p>
+        </w:tc>
+        <w:tc>
+          <w:tcPr/>
+          <w:p>
+            <w:pPr>
+              <w:pStyle w:val="Compact"/>
+            </w:pPr>
+            <w:r>
+              <w:t xml:space="preserve">one row per observation — the shape we are aiming for</w:t>
+            </w:r>
+          </w:p>
+        </w:tc>
+        <w:tc>
+          <w:tcPr/>
+          <w:p>
+            <w:pPr>
+              <w:pStyle w:val="Compact"/>
+            </w:pPr>
+            <w:r>
+              <w:t xml:space="preserve">Part 6</w:t>
+            </w:r>
+          </w:p>
+        </w:tc>
+      </w:tr>
+      <w:tr>
+        <w:tc>
+          <w:tcPr/>
+          <w:p>
+            <w:pPr>
+              <w:pStyle w:val="Compact"/>
+            </w:pPr>
+            <w:hyperlink r:id="rId17">
+              <w:r>
+                <w:rPr>
+                  <w:rStyle w:val="Hyperlink"/>
+                </w:rPr>
+                <w:t xml:space="preserve">§7 — Data import</w:t>
+              </w:r>
+            </w:hyperlink>
+          </w:p>
+        </w:tc>
+        <w:tc>
+          <w:tcPr/>
+          <w:p>
+            <w:pPr>
+              <w:pStyle w:val="Compact"/>
+            </w:pPr>
+            <w:r>
+              <w:rPr>
+                <w:rStyle w:val="VerbatimChar"/>
+              </w:rPr>
+              <w:t xml:space="preserve">read_csv()</w:t>
+            </w:r>
+            <w:r>
+              <w:t xml:space="preserve">,</w:t>
+            </w:r>
+            <w:r>
+              <w:t xml:space="preserve"> </w:t>
+            </w:r>
+            <w:r>
+              <w:rPr>
+                <w:rStyle w:val="VerbatimChar"/>
+              </w:rPr>
+              <w:t xml:space="preserve">write_csv()</w:t>
+            </w:r>
+          </w:p>
+        </w:tc>
+        <w:tc>
+          <w:tcPr/>
+          <w:p>
+            <w:pPr>
+              <w:pStyle w:val="Compact"/>
+            </w:pPr>
+            <w:r>
+              <w:t xml:space="preserve">Parts 1, 8</w:t>
+            </w:r>
+          </w:p>
+        </w:tc>
+      </w:tr>
+      <w:tr>
+        <w:tc>
+          <w:tcPr/>
+          <w:p>
+            <w:pPr>
+              <w:pStyle w:val="Compact"/>
+            </w:pPr>
+            <w:hyperlink r:id="rId22">
+              <w:r>
+                <w:rPr>
+                  <w:rStyle w:val="Hyperlink"/>
+                </w:rPr>
+                <w:t xml:space="preserve">§12 — Logical vectors</w:t>
+              </w:r>
+            </w:hyperlink>
+          </w:p>
+        </w:tc>
+        <w:tc>
+          <w:tcPr/>
+          <w:p>
+            <w:pPr>
+              <w:pStyle w:val="Compact"/>
+            </w:pPr>
+            <w:r>
+              <w:rPr>
+                <w:rStyle w:val="VerbatimChar"/>
+              </w:rPr>
+              <w:t xml:space="preserve">&amp;</w:t>
+            </w:r>
+            <w:r>
+              <w:t xml:space="preserve">,</w:t>
+            </w:r>
+            <w:r>
+              <w:t xml:space="preserve"> </w:t>
+            </w:r>
+            <w:r>
+              <w:rPr>
+                <w:rStyle w:val="VerbatimChar"/>
+              </w:rPr>
+              <w:t xml:space="preserve">\|</w:t>
+            </w:r>
+            <w:r>
+              <w:t xml:space="preserve">,</w:t>
+            </w:r>
+            <w:r>
+              <w:t xml:space="preserve"> </w:t>
+            </w:r>
+            <w:r>
+              <w:rPr>
+                <w:rStyle w:val="VerbatimChar"/>
+              </w:rPr>
+              <w:t xml:space="preserve">%in%</w:t>
+            </w:r>
+            <w:r>
+              <w:t xml:space="preserve">,</w:t>
+            </w:r>
+            <w:r>
+              <w:t xml:space="preserve"> </w:t>
+            </w:r>
+            <w:r>
+              <w:rPr>
+                <w:rStyle w:val="VerbatimChar"/>
+              </w:rPr>
+              <w:t xml:space="preserve">is.na()</w:t>
+            </w:r>
+            <w:r>
+              <w:t xml:space="preserve">,</w:t>
+            </w:r>
+            <w:r>
+              <w:t xml:space="preserve"> </w:t>
+            </w:r>
+            <w:r>
+              <w:rPr>
+                <w:rStyle w:val="VerbatimChar"/>
+              </w:rPr>
+              <w:t xml:space="preserve">case_when()</w:t>
+            </w:r>
+          </w:p>
+        </w:tc>
+        <w:tc>
+          <w:tcPr/>
+          <w:p>
+            <w:pPr>
+              <w:pStyle w:val="Compact"/>
+            </w:pPr>
+            <w:r>
+              <w:t xml:space="preserve">Parts 2b, 4b</w:t>
+            </w:r>
+          </w:p>
+        </w:tc>
+      </w:tr>
+      <w:tr>
+        <w:tc>
+          <w:tcPr/>
+          <w:p>
+            <w:pPr>
+              <w:pStyle w:val="Compact"/>
+            </w:pPr>
+            <w:hyperlink r:id="rId28">
+              <w:r>
+                <w:rPr>
+                  <w:rStyle w:val="Hyperlink"/>
+                </w:rPr>
+                <w:t xml:space="preserve">§13 — Numbers</w:t>
+              </w:r>
+            </w:hyperlink>
+          </w:p>
+        </w:tc>
+        <w:tc>
+          <w:tcPr/>
+          <w:p>
+            <w:pPr>
+              <w:pStyle w:val="Compact"/>
+            </w:pPr>
+            <w:r>
+              <w:t xml:space="preserve">unit conversions, logs,</w:t>
+            </w:r>
+            <w:r>
+              <w:t xml:space="preserve"> </w:t>
+            </w:r>
+            <w:r>
+              <w:rPr>
+                <w:rStyle w:val="VerbatimChar"/>
+              </w:rPr>
+              <w:t xml:space="preserve">as.numeric()</w:t>
+            </w:r>
+          </w:p>
+        </w:tc>
+        <w:tc>
+          <w:tcPr/>
+          <w:p>
+            <w:pPr>
+              <w:pStyle w:val="Compact"/>
+            </w:pPr>
+            <w:r>
+              <w:t xml:space="preserve">Part 4</w:t>
+            </w:r>
+          </w:p>
+        </w:tc>
+      </w:tr>
+      <w:tr>
+        <w:tc>
+          <w:tcPr/>
+          <w:p>
+            <w:pPr>
+              <w:pStyle w:val="Compact"/>
+            </w:pPr>
+            <w:hyperlink r:id="rId40">
+              <w:r>
+                <w:rPr>
+                  <w:rStyle w:val="Hyperlink"/>
+                </w:rPr>
+                <w:t xml:space="preserve">§14 — Strings</w:t>
+              </w:r>
+            </w:hyperlink>
+          </w:p>
+        </w:tc>
+        <w:tc>
+          <w:tcPr/>
+          <w:p>
+            <w:pPr>
+              <w:pStyle w:val="Compact"/>
+            </w:pPr>
+            <w:r>
+              <w:rPr>
+                <w:rStyle w:val="VerbatimChar"/>
+              </w:rPr>
+              <w:t xml:space="preserve">str_to_lower()</w:t>
+            </w:r>
+            <w:r>
+              <w:t xml:space="preserve">,</w:t>
+            </w:r>
+            <w:r>
+              <w:t xml:space="preserve"> </w:t>
+            </w:r>
+            <w:r>
+              <w:rPr>
+                <w:rStyle w:val="VerbatimChar"/>
+              </w:rPr>
+              <w:t xml:space="preserve">str_squish()</w:t>
+            </w:r>
+            <w:r>
+              <w:t xml:space="preserve">, fixing typo’d categories</w:t>
+            </w:r>
+          </w:p>
+        </w:tc>
+        <w:tc>
+          <w:tcPr/>
+          <w:p>
+            <w:pPr>
+              <w:pStyle w:val="Compact"/>
+            </w:pPr>
+            <w:r>
+              <w:t xml:space="preserve">Part 7</w:t>
+            </w:r>
+          </w:p>
+        </w:tc>
+      </w:tr>
+      <w:tr>
+        <w:tc>
+          <w:tcPr/>
+          <w:p>
+            <w:pPr>
+              <w:pStyle w:val="Compact"/>
+            </w:pPr>
+            <w:hyperlink r:id="rId23">
+              <w:r>
+                <w:rPr>
+                  <w:rStyle w:val="Hyperlink"/>
+                </w:rPr>
+                <w:t xml:space="preserve">§18 — Missing values</w:t>
+              </w:r>
+            </w:hyperlink>
+          </w:p>
+        </w:tc>
+        <w:tc>
+          <w:tcPr/>
+          <w:p>
+            <w:pPr>
+              <w:pStyle w:val="Compact"/>
+            </w:pPr>
+            <w:r>
+              <w:rPr>
+                <w:rStyle w:val="VerbatimChar"/>
+              </w:rPr>
+              <w:t xml:space="preserve">NA</w:t>
+            </w:r>
+            <w:r>
+              <w:t xml:space="preserve">,</w:t>
+            </w:r>
+            <w:r>
+              <w:t xml:space="preserve"> </w:t>
+            </w:r>
+            <w:r>
+              <w:rPr>
+                <w:rStyle w:val="VerbatimChar"/>
+              </w:rPr>
+              <w:t xml:space="preserve">na_if()</w:t>
+            </w:r>
+            <w:r>
+              <w:t xml:space="preserve">, sentinel codes like</w:t>
+            </w:r>
+            <w:r>
+              <w:t xml:space="preserve"> </w:t>
+            </w:r>
+            <w:r>
+              <w:rPr>
+                <w:rStyle w:val="VerbatimChar"/>
+              </w:rPr>
+              <w:t xml:space="preserve">-999</w:t>
+            </w:r>
+          </w:p>
+        </w:tc>
+        <w:tc>
+          <w:tcPr/>
+          <w:p>
+            <w:pPr>
+              <w:pStyle w:val="Compact"/>
+            </w:pPr>
+            <w:r>
+              <w:t xml:space="preserve">Parts 2b, 7</w:t>
+            </w:r>
+          </w:p>
+        </w:tc>
+      </w:tr>
+      <w:tr>
+        <w:tc>
+          <w:tcPr/>
+          <w:p>
+            <w:pPr>
+              <w:pStyle w:val="Compact"/>
+            </w:pPr>
+            <w:hyperlink r:id="rId18">
+              <w:r>
+                <w:rPr>
+                  <w:rStyle w:val="Hyperlink"/>
+                </w:rPr>
+                <w:t xml:space="preserve">§20 — Spreadsheets</w:t>
+              </w:r>
+            </w:hyperlink>
+          </w:p>
+        </w:tc>
+        <w:tc>
+          <w:tcPr/>
+          <w:p>
+            <w:pPr>
+              <w:pStyle w:val="Compact"/>
+            </w:pPr>
+            <w:r>
+              <w:t xml:space="preserve">reading</w:t>
+            </w:r>
+            <w:r>
+              <w:t xml:space="preserve"> </w:t>
+            </w:r>
+            <w:r>
+              <w:rPr>
+                <w:rStyle w:val="VerbatimChar"/>
+              </w:rPr>
+              <w:t xml:space="preserve">.xlsx</w:t>
+            </w:r>
+            <w:r>
+              <w:t xml:space="preserve"> </w:t>
+            </w:r>
+            <w:r>
+              <w:t xml:space="preserve">with</w:t>
+            </w:r>
+            <w:r>
+              <w:t xml:space="preserve"> </w:t>
+            </w:r>
+            <w:r>
+              <w:rPr>
+                <w:rStyle w:val="VerbatimChar"/>
+              </w:rPr>
+              <w:t xml:space="preserve">readxl</w:t>
+            </w:r>
+          </w:p>
+        </w:tc>
+        <w:tc>
+          <w:tcPr/>
+          <w:p>
+            <w:pPr>
+              <w:pStyle w:val="Compact"/>
+            </w:pPr>
+            <w:r>
+              <w:t xml:space="preserve">Part 1</w:t>
+            </w:r>
+          </w:p>
+        </w:tc>
+      </w:tr>
+    </w:tbl>
+    <w:p>
+      <w:r>
+        <w:pict>
+          <v:rect style="width:0;height:1.5pt" o:hralign="center" o:hrstd="t" o:hr="t"/>
+        </w:pict>
+      </w:r>
+    </w:p>
+    <w:bookmarkEnd w:id="50"/>
+    <w:bookmarkStart w:id="52" w:name="getting-unstuck"/>
+    <w:p>
+      <w:pPr>
+        <w:pStyle w:val="Heading1"/>
+      </w:pPr>
+      <w:r>
+        <w:t xml:space="preserve">Getting unstuck</w:t>
+      </w:r>
+    </w:p>
+    <w:p>
+      <w:pPr>
+        <w:pStyle w:val="FirstParagraph"/>
+      </w:pPr>
+      <w:r>
+        <w:t xml:space="preserve">When code breaks — and it will, that is normal:</w:t>
+      </w:r>
+    </w:p>
+    <w:p>
+      <w:pPr>
+        <w:pStyle w:val="Compact"/>
+        <w:numPr>
+          <w:ilvl w:val="0"/>
+          <w:numId w:val="1011"/>
+        </w:numPr>
+      </w:pPr>
+      <w:r>
+        <w:rPr>
+          <w:b/>
+          <w:bCs/>
+        </w:rPr>
+        <w:t xml:space="preserve">Read the error message out loud.</w:t>
+      </w:r>
+      <w:r>
+        <w:t xml:space="preserve"> </w:t>
+      </w:r>
+      <w:r>
+        <w:t xml:space="preserve">R usually names the line and the problem.</w:t>
+      </w:r>
+    </w:p>
+    <w:p>
+      <w:pPr>
+        <w:pStyle w:val="Compact"/>
+        <w:numPr>
+          <w:ilvl w:val="0"/>
+          <w:numId w:val="1011"/>
+        </w:numPr>
+      </w:pPr>
+      <w:r>
+        <w:rPr>
+          <w:b/>
+          <w:bCs/>
+        </w:rPr>
         <w:t xml:space="preserve">Check the usual suspects:</w:t>
       </w:r>
       <w:r>
@@ -6467,7 +7669,7 @@
         <w:pStyle w:val="Compact"/>
         <w:numPr>
           <w:ilvl w:val="1"/>
-          <w:numId w:val="1011"/>
+          <w:numId w:val="1012"/>
         </w:numPr>
       </w:pPr>
       <w:r>
@@ -6479,7 +7681,7 @@
         <w:pStyle w:val="Compact"/>
         <w:numPr>
           <w:ilvl w:val="1"/>
-          <w:numId w:val="1011"/>
+          <w:numId w:val="1012"/>
         </w:numPr>
       </w:pPr>
       <w:r>
@@ -6537,7 +7739,7 @@
         <w:pStyle w:val="Compact"/>
         <w:numPr>
           <w:ilvl w:val="0"/>
-          <w:numId w:val="1010"/>
+          <w:numId w:val="1011"/>
         </w:numPr>
       </w:pPr>
       <w:r>
@@ -6558,7 +7760,7 @@
         <w:pStyle w:val="Compact"/>
         <w:numPr>
           <w:ilvl w:val="0"/>
-          <w:numId w:val="1010"/>
+          <w:numId w:val="1011"/>
         </w:numPr>
       </w:pPr>
       <w:r>
@@ -6573,6 +7775,38 @@
       </w:r>
       <w:r>
         <w:t xml:space="preserve">(copy-paste it) to class or office hours.</w:t>
+      </w:r>
+    </w:p>
+    <w:p>
+      <w:pPr>
+        <w:pStyle w:val="BlockText"/>
+      </w:pPr>
+      <w:r>
+        <w:t xml:space="preserve">📖</w:t>
+      </w:r>
+      <w:r>
+        <w:t xml:space="preserve"> </w:t>
+      </w:r>
+      <w:r>
+        <w:rPr>
+          <w:b/>
+          <w:bCs/>
+        </w:rPr>
+        <w:t xml:space="preserve">Read more:</w:t>
+      </w:r>
+      <w:r>
+        <w:t xml:space="preserve"> </w:t>
+      </w:r>
+      <w:hyperlink r:id="rId51">
+        <w:r>
+          <w:rPr>
+            <w:rStyle w:val="Hyperlink"/>
+          </w:rPr>
+          <w:t xml:space="preserve">R4DS §8 — Workflow: getting help</w:t>
+        </w:r>
+      </w:hyperlink>
+      <w:r>
+        <w:t xml:space="preserve">.</w:t>
       </w:r>
     </w:p>
     <w:p>
@@ -6606,7 +7840,7 @@
         </w:pict>
       </w:r>
     </w:p>
-    <w:bookmarkEnd w:id="36"/>
+    <w:bookmarkEnd w:id="52"/>
     <w:sectPr>
       <w:pgSz w:h="15840" w:w="12240"/>
       <w:pgMar w:bottom="1440" w:footer="720" w:gutter="0" w:header="720" w:left="1440" w:right="1440" w:top="1440"/>
@@ -7040,6 +8274,9 @@
     </w:lvlOverride>
   </w:num>
   <w:num w:numId="1010">
+    <w:abstractNumId w:val="991"/>
+  </w:num>
+  <w:num w:numId="1011">
     <w:abstractNumId w:val="99411"/>
     <w:lvlOverride w:ilvl="0">
       <w:startOverride w:val="1"/>
@@ -7069,7 +8306,7 @@
       <w:startOverride w:val="1"/>
     </w:lvlOverride>
   </w:num>
-  <w:num w:numId="1011">
+  <w:num w:numId="1012">
     <w:abstractNumId w:val="991"/>
   </w:num>
 </w:numbering>

--- a/docs/content/wrangling_data/wrangling_data_activity.docx
+++ b/docs/content/wrangling_data/wrangling_data_activity.docx
@@ -9243,7 +9243,7 @@
         <w:bottom w:color="FF0000" w:space="1" w:sz="8" w:val="single"/>
         <w:right w:color="FF0000" w:space="4" w:sz="8" w:val="single"/>
       </w:pBdr>
-      <w:shd w:color="auto" w:fill="auto" w:val="pct15"/>
+      <w:shd w:color="auto" w:fill="FBFBFB" w:val="clear"/>
       <w:spacing w:after="120" w:before="120"/>
       <w:ind w:left="432" w:right="432"/>
     </w:pPr>
@@ -9259,12 +9259,12 @@
     <w:rsid w:val="00771E03"/>
     <w:pPr>
       <w:pBdr>
-        <w:top w:color="auto" w:space="1" w:sz="8" w:val="single"/>
-        <w:left w:color="auto" w:space="4" w:sz="8" w:val="single"/>
-        <w:bottom w:color="auto" w:space="1" w:sz="8" w:val="single"/>
-        <w:right w:color="auto" w:space="4" w:sz="8" w:val="single"/>
+        <w:top w:color="BFBFBF" w:space="1" w:sz="6" w:val="single"/>
+        <w:left w:color="BFBFBF" w:space="4" w:sz="6" w:val="single"/>
+        <w:bottom w:color="BFBFBF" w:space="1" w:sz="6" w:val="single"/>
+        <w:right w:color="BFBFBF" w:space="4" w:sz="6" w:val="single"/>
       </w:pBdr>
-      <w:shd w:color="auto" w:fill="auto" w:val="pct15"/>
+      <w:shd w:color="auto" w:fill="FBFBFB" w:val="clear"/>
       <w:spacing w:after="240" w:before="240"/>
       <w:ind w:left="432" w:right="432"/>
     </w:pPr>
@@ -9279,7 +9279,13 @@
     <w:qFormat/>
     <w:rsid w:val="00771E03"/>
     <w:pPr>
-      <w:shd w:color="auto" w:fill="auto" w:val="pct15"/>
+      <w:pBdr>
+        <w:top w:color="BFBFBF" w:space="1" w:sz="6" w:val="single"/>
+        <w:left w:color="BFBFBF" w:space="4" w:sz="6" w:val="single"/>
+        <w:bottom w:color="BFBFBF" w:space="1" w:sz="6" w:val="single"/>
+        <w:right w:color="BFBFBF" w:space="4" w:sz="6" w:val="single"/>
+      </w:pBdr>
+      <w:shd w:color="auto" w:fill="FBFBFB" w:val="clear"/>
       <w:spacing w:after="240" w:before="240"/>
       <w:ind w:left="432" w:right="432"/>
     </w:pPr>

--- a/docs/content/wrangling_data/wrangling_data_activity.docx
+++ b/docs/content/wrangling_data/wrangling_data_activity.docx
@@ -1463,7 +1463,7 @@
         <w:rPr>
           <w:rStyle w:val="CommentTok"/>
         </w:rPr>
-        <w:t xml:space="preserve"># Write your code here:</w:t>
+        <w:t xml:space="preserve"># Write your code in the R script:</w:t>
       </w:r>
       <w:r>
         <w:br/>
@@ -1911,7 +1911,7 @@
         <w:rPr>
           <w:rStyle w:val="CommentTok"/>
         </w:rPr>
-        <w:t xml:space="preserve"># Write your code here:</w:t>
+        <w:t xml:space="preserve"># Write your code in the R script:</w:t>
       </w:r>
       <w:r>
         <w:br/>
@@ -2375,7 +2375,7 @@
         <w:rPr>
           <w:rStyle w:val="CommentTok"/>
         </w:rPr>
-        <w:t xml:space="preserve"># Write your code here:</w:t>
+        <w:t xml:space="preserve"># Write your code in the R script:</w:t>
       </w:r>
       <w:r>
         <w:br/>
@@ -2687,7 +2687,7 @@
         <w:rPr>
           <w:rStyle w:val="CommentTok"/>
         </w:rPr>
-        <w:t xml:space="preserve"># Write your code here:</w:t>
+        <w:t xml:space="preserve"># Write your code in the R script:</w:t>
       </w:r>
       <w:r>
         <w:br/>
@@ -3114,7 +3114,7 @@
         <w:rPr>
           <w:rStyle w:val="CommentTok"/>
         </w:rPr>
-        <w:t xml:space="preserve"># Write your code here:</w:t>
+        <w:t xml:space="preserve"># Write your code in the R script:</w:t>
       </w:r>
       <w:r>
         <w:br/>
@@ -3193,9 +3193,11 @@
       <w:r>
         <w:t xml:space="preserve">did each example above add?</w:t>
       </w:r>
-      <w:r>
-        <w:br/>
-      </w:r>
+    </w:p>
+    <w:p>
+      <w:pPr>
+        <w:pStyle w:val="BodyText"/>
+      </w:pPr>
       <w:r>
         <w:rPr>
           <w:rStyle w:val="VerbatimChar"/>
@@ -3733,7 +3735,7 @@
         <w:rPr>
           <w:rStyle w:val="CommentTok"/>
         </w:rPr>
-        <w:t xml:space="preserve"># Write your code here:</w:t>
+        <w:t xml:space="preserve"># Write your code in the R script:</w:t>
       </w:r>
       <w:r>
         <w:br/>
@@ -4670,7 +4672,7 @@
         <w:rPr>
           <w:rStyle w:val="CommentTok"/>
         </w:rPr>
-        <w:t xml:space="preserve"># Write your code here:</w:t>
+        <w:t xml:space="preserve"># Write your code in the R script:</w:t>
       </w:r>
       <w:r>
         <w:br/>
@@ -5449,9 +5451,11 @@
       <w:r>
         <w:br/>
       </w:r>
-      <w:r>
-        <w:br/>
-      </w:r>
+    </w:p>
+    <w:p>
+      <w:pPr>
+        <w:pStyle w:val="BodyText"/>
+      </w:pPr>
       <w:r>
         <w:rPr>
           <w:rStyle w:val="VerbatimChar"/>
@@ -5634,9 +5638,11 @@
       <w:r>
         <w:br/>
       </w:r>
-      <w:r>
-        <w:br/>
-      </w:r>
+    </w:p>
+    <w:p>
+      <w:pPr>
+        <w:pStyle w:val="BodyText"/>
+      </w:pPr>
       <w:r>
         <w:rPr>
           <w:rStyle w:val="VerbatimChar"/>
@@ -6114,7 +6120,7 @@
         <w:rPr>
           <w:rStyle w:val="CommentTok"/>
         </w:rPr>
-        <w:t xml:space="preserve"># Write your code here:</w:t>
+        <w:t xml:space="preserve"># Write your code in the R script:</w:t>
       </w:r>
       <w:r>
         <w:br/>
@@ -6567,9 +6573,11 @@
       <w:r>
         <w:br/>
       </w:r>
-      <w:r>
-        <w:br/>
-      </w:r>
+    </w:p>
+    <w:p>
+      <w:pPr>
+        <w:pStyle w:val="BodyText"/>
+      </w:pPr>
       <w:r>
         <w:rPr>
           <w:rStyle w:val="VerbatimChar"/>

--- a/docs/content/wrangling_data/wrangling_data_activity.docx
+++ b/docs/content/wrangling_data/wrangling_data_activity.docx
@@ -26,7 +26,7 @@
         <w:t xml:space="preserve">Bill Perry</w:t>
       </w:r>
     </w:p>
-    <w:bookmarkStart w:id="16" w:name="worksheet-wrangling-your-data"/>
+    <w:bookmarkStart w:id="17" w:name="worksheet-wrangling-your-data"/>
     <w:p>
       <w:pPr>
         <w:pStyle w:val="Heading1"/>
@@ -72,13 +72,26 @@
     </w:p>
     <w:p>
       <w:pPr>
+        <w:pStyle w:val="BodyText"/>
+      </w:pPr>
+      <w:hyperlink r:id="rId12">
+        <w:r>
+          <w:rPr>
+            <w:rStyle w:val="Hyperlink"/>
+          </w:rPr>
+          <w:t xml:space="preserve">📥 Script skeleton (.R)</w:t>
+        </w:r>
+      </w:hyperlink>
+    </w:p>
+    <w:p>
+      <w:pPr>
         <w:pStyle w:val="Heading2"/>
       </w:pPr>
-      <w:bookmarkStart w:id="12" w:name="how-to-use-this-worksheet"/>
+      <w:bookmarkStart w:id="13" w:name="how-to-use-this-worksheet"/>
       <w:r>
         <w:t xml:space="preserve">How to use this worksheet</w:t>
       </w:r>
-      <w:bookmarkEnd w:id="12"/>
+      <w:bookmarkEnd w:id="13"/>
     </w:p>
     <w:p>
       <w:pPr>
@@ -196,7 +209,7 @@
         <w:t xml:space="preserve"> </w:t>
       </w:r>
       <w:r>
-        <w:t xml:space="preserve">Before you start:</w:t>
+        <w:t xml:space="preserve">Before you start: download the</w:t>
       </w:r>
       <w:r>
         <w:t xml:space="preserve"> </w:t>
@@ -206,10 +219,13 @@
           <w:b/>
           <w:bCs/>
         </w:rPr>
-        <w:t xml:space="preserve">File → New File → R Script</w:t>
-      </w:r>
-      <w:r>
-        <w:t xml:space="preserve">, and save it as</w:t>
+        <w:t xml:space="preserve">script skeleton</w:t>
+      </w:r>
+      <w:r>
+        <w:t xml:space="preserve"> </w:t>
+      </w:r>
+      <w:r>
+        <w:t xml:space="preserve">from the button above and save it as</w:t>
       </w:r>
       <w:r>
         <w:t xml:space="preserve"> </w:t>
@@ -239,7 +255,22 @@
         <w:t xml:space="preserve"> </w:t>
       </w:r>
       <w:r>
-        <w:t xml:space="preserve">folder. Then work down the worksheet, adding each block to the bottom of that one script, in order.</w:t>
+        <w:t xml:space="preserve">folder. The blocks you have typed a dozen times are filled in; everything else is blank, and that blank space is the lesson. Boxed sections marked with rows of</w:t>
+      </w:r>
+      <w:r>
+        <w:t xml:space="preserve"> </w:t>
+      </w:r>
+      <w:r>
+        <w:rPr>
+          <w:rStyle w:val="VerbatimChar"/>
+        </w:rPr>
+        <w:t xml:space="preserve">* * * *</w:t>
+      </w:r>
+      <w:r>
+        <w:t xml:space="preserve"> </w:t>
+      </w:r>
+      <w:r>
+        <w:t xml:space="preserve">are written-answer questions — type your answer right there in the script.</w:t>
       </w:r>
     </w:p>
     <w:p>
@@ -345,18 +376,18 @@
                 <wp:inline>
                   <wp:extent cx="152400" cy="152400"/>
                   <wp:effectExtent b="0" l="0" r="0" t="0"/>
-                  <wp:docPr descr="" title="" id="14" name="Picture"/>
+                  <wp:docPr descr="" title="" id="15" name="Picture"/>
                   <a:graphic>
                     <a:graphicData uri="http://schemas.openxmlformats.org/drawingml/2006/picture">
                       <pic:pic>
                         <pic:nvPicPr>
-                          <pic:cNvPr descr="/Applications/Positron.app/Contents/Resources/app/quarto/share/formats/docx/important.png" id="15" name="Picture"/>
+                          <pic:cNvPr descr="/Applications/Positron.app/Contents/Resources/app/quarto/share/formats/docx/important.png" id="16" name="Picture"/>
                           <pic:cNvPicPr>
                             <a:picLocks noChangeArrowheads="1" noChangeAspect="1"/>
                           </pic:cNvPicPr>
                         </pic:nvPicPr>
                         <pic:blipFill>
-                          <a:blip r:embed="rId13"/>
+                          <a:blip r:embed="rId14"/>
                           <a:stretch>
                             <a:fillRect/>
                           </a:stretch>
@@ -766,8 +797,8 @@
         </w:pict>
       </w:r>
     </w:p>
-    <w:bookmarkEnd w:id="16"/>
-    <w:bookmarkStart w:id="19" w:name="part-1-import-the-same-data-two-ways"/>
+    <w:bookmarkEnd w:id="17"/>
+    <w:bookmarkStart w:id="20" w:name="part-1-import-the-same-data-two-ways"/>
     <w:p>
       <w:pPr>
         <w:pStyle w:val="Heading1"/>
@@ -796,7 +827,7 @@
       <w:r>
         <w:t xml:space="preserve"> </w:t>
       </w:r>
-      <w:hyperlink r:id="rId17">
+      <w:hyperlink r:id="rId18">
         <w:r>
           <w:rPr>
             <w:rStyle w:val="Hyperlink"/>
@@ -813,7 +844,7 @@
       <w:r>
         <w:t xml:space="preserve"> </w:t>
       </w:r>
-      <w:hyperlink r:id="rId18">
+      <w:hyperlink r:id="rId19">
         <w:r>
           <w:rPr>
             <w:rStyle w:val="Hyperlink"/>
@@ -973,55 +1004,79 @@
     </w:p>
     <w:p>
       <w:pPr>
-        <w:pStyle w:val="FirstParagraph"/>
-      </w:pPr>
+        <w:pStyle w:val="BlockText"/>
+      </w:pPr>
+      <w:r>
+        <w:t xml:space="preserve">💡</w:t>
+      </w:r>
+      <w:r>
+        <w:t xml:space="preserve"> </w:t>
+      </w:r>
       <w:r>
         <w:rPr>
           <w:b/>
           <w:bCs/>
         </w:rPr>
-        <w:t xml:space="preserve">▶ Run this:</w:t>
-      </w:r>
-    </w:p>
-    <w:p>
-      <w:pPr>
-        <w:pStyle w:val="SourceCode"/>
-      </w:pPr>
-      <w:r>
-        <w:rPr>
-          <w:rStyle w:val="CommentTok"/>
-        </w:rPr>
-        <w:t xml:space="preserve"># ── Part 1.2 · Import the same data two ways ────────────────────────────</w:t>
-      </w:r>
-      <w:r>
-        <w:br/>
-      </w:r>
-      <w:r>
-        <w:rPr>
-          <w:rStyle w:val="FunctionTok"/>
-        </w:rPr>
-        <w:t xml:space="preserve">glimpse</w:t>
-      </w:r>
-      <w:r>
-        <w:rPr>
-          <w:rStyle w:val="NormalTok"/>
-        </w:rPr>
-        <w:t xml:space="preserve">(pine_csv_df)</w:t>
-      </w:r>
-      <w:r>
-        <w:br/>
-      </w:r>
-      <w:r>
-        <w:rPr>
-          <w:rStyle w:val="FunctionTok"/>
-        </w:rPr>
-        <w:t xml:space="preserve">dim</w:t>
-      </w:r>
-      <w:r>
-        <w:rPr>
-          <w:rStyle w:val="NormalTok"/>
-        </w:rPr>
-        <w:t xml:space="preserve">(pine_csv_df)</w:t>
+        <w:t xml:space="preserve">You do not need</w:t>
+      </w:r>
+      <w:r>
+        <w:rPr>
+          <w:b/>
+          <w:bCs/>
+        </w:rPr>
+        <w:t xml:space="preserve"> </w:t>
+      </w:r>
+      <w:r>
+        <w:rPr>
+          <w:rStyle w:val="VerbatimChar"/>
+          <w:b/>
+          <w:bCs/>
+        </w:rPr>
+        <w:t xml:space="preserve">glimpse()</w:t>
+      </w:r>
+      <w:r>
+        <w:rPr>
+          <w:b/>
+          <w:bCs/>
+        </w:rPr>
+        <w:t xml:space="preserve">.</w:t>
+      </w:r>
+      <w:r>
+        <w:t xml:space="preserve"> </w:t>
+      </w:r>
+      <w:r>
+        <w:t xml:space="preserve">Click</w:t>
+      </w:r>
+      <w:r>
+        <w:t xml:space="preserve"> </w:t>
+      </w:r>
+      <w:r>
+        <w:rPr>
+          <w:rStyle w:val="VerbatimChar"/>
+        </w:rPr>
+        <w:t xml:space="preserve">pine_csv_df</w:t>
+      </w:r>
+      <w:r>
+        <w:t xml:space="preserve"> </w:t>
+      </w:r>
+      <w:r>
+        <w:t xml:space="preserve">in the</w:t>
+      </w:r>
+      <w:r>
+        <w:t xml:space="preserve"> </w:t>
+      </w:r>
+      <w:r>
+        <w:rPr>
+          <w:b/>
+          <w:bCs/>
+        </w:rPr>
+        <w:t xml:space="preserve">Variables</w:t>
+      </w:r>
+      <w:r>
+        <w:t xml:space="preserve"> </w:t>
+      </w:r>
+      <w:r>
+        <w:t xml:space="preserve">pane in Positron — it lists every column name, its type, and how many rows, right there.</w:t>
       </w:r>
     </w:p>
     <w:p>
@@ -1144,8 +1199,8 @@
         </w:pict>
       </w:r>
     </w:p>
-    <w:bookmarkEnd w:id="19"/>
-    <w:bookmarkStart w:id="21" w:name="part-2-filter-picking-rows"/>
+    <w:bookmarkEnd w:id="20"/>
+    <w:bookmarkStart w:id="22" w:name="part-2-filter-picking-rows"/>
     <w:p>
       <w:pPr>
         <w:pStyle w:val="Heading1"/>
@@ -1189,7 +1244,7 @@
       <w:r>
         <w:t xml:space="preserve"> </w:t>
       </w:r>
-      <w:hyperlink r:id="rId20">
+      <w:hyperlink r:id="rId21">
         <w:r>
           <w:rPr>
             <w:rStyle w:val="Hyperlink"/>
@@ -1536,8 +1591,8 @@
         </w:pict>
       </w:r>
     </w:p>
-    <w:bookmarkEnd w:id="21"/>
-    <w:bookmarkStart w:id="24" w:name="part-2b-filter-or-in-and-missing-values"/>
+    <w:bookmarkEnd w:id="22"/>
+    <w:bookmarkStart w:id="25" w:name="part-2b-filter-or-in-and-missing-values"/>
     <w:p>
       <w:pPr>
         <w:pStyle w:val="Heading1"/>
@@ -1593,7 +1648,7 @@
       <w:r>
         <w:t xml:space="preserve"> </w:t>
       </w:r>
-      <w:hyperlink r:id="rId22">
+      <w:hyperlink r:id="rId23">
         <w:r>
           <w:rPr>
             <w:rStyle w:val="Hyperlink"/>
@@ -1610,7 +1665,7 @@
       <w:r>
         <w:t xml:space="preserve"> </w:t>
       </w:r>
-      <w:hyperlink r:id="rId23">
+      <w:hyperlink r:id="rId24">
         <w:r>
           <w:rPr>
             <w:rStyle w:val="Hyperlink"/>
@@ -2391,8 +2446,8 @@
         </w:pict>
       </w:r>
     </w:p>
-    <w:bookmarkEnd w:id="24"/>
-    <w:bookmarkStart w:id="26" w:name="part-3-select-picking-columns"/>
+    <w:bookmarkEnd w:id="25"/>
+    <w:bookmarkStart w:id="27" w:name="part-3-select-picking-columns"/>
     <w:p>
       <w:pPr>
         <w:pStyle w:val="Heading1"/>
@@ -2436,7 +2491,7 @@
       <w:r>
         <w:t xml:space="preserve"> </w:t>
       </w:r>
-      <w:hyperlink r:id="rId25">
+      <w:hyperlink r:id="rId26">
         <w:r>
           <w:rPr>
             <w:rStyle w:val="Hyperlink"/>
@@ -2703,8 +2758,8 @@
         </w:pict>
       </w:r>
     </w:p>
-    <w:bookmarkEnd w:id="26"/>
-    <w:bookmarkStart w:id="32" w:name="part-4-mutate-new-and-changed-columns"/>
+    <w:bookmarkEnd w:id="27"/>
+    <w:bookmarkStart w:id="33" w:name="part-4-mutate-new-and-changed-columns"/>
     <w:p>
       <w:pPr>
         <w:pStyle w:val="Heading1"/>
@@ -2748,7 +2803,7 @@
       <w:r>
         <w:t xml:space="preserve"> </w:t>
       </w:r>
-      <w:hyperlink r:id="rId27">
+      <w:hyperlink r:id="rId28">
         <w:r>
           <w:rPr>
             <w:rStyle w:val="Hyperlink"/>
@@ -2777,7 +2832,7 @@
       <w:r>
         <w:t xml:space="preserve"> </w:t>
       </w:r>
-      <w:hyperlink r:id="rId28">
+      <w:hyperlink r:id="rId29">
         <w:r>
           <w:rPr>
             <w:rStyle w:val="Hyperlink"/>
@@ -3246,18 +3301,18 @@
                 <wp:inline>
                   <wp:extent cx="152400" cy="152400"/>
                   <wp:effectExtent b="0" l="0" r="0" t="0"/>
-                  <wp:docPr descr="" title="" id="30" name="Picture"/>
+                  <wp:docPr descr="" title="" id="31" name="Picture"/>
                   <a:graphic>
                     <a:graphicData uri="http://schemas.openxmlformats.org/drawingml/2006/picture">
                       <pic:pic>
                         <pic:nvPicPr>
-                          <pic:cNvPr descr="/Applications/Positron.app/Contents/Resources/app/quarto/share/formats/docx/tip.png" id="31" name="Picture"/>
+                          <pic:cNvPr descr="/Applications/Positron.app/Contents/Resources/app/quarto/share/formats/docx/tip.png" id="32" name="Picture"/>
                           <pic:cNvPicPr>
                             <a:picLocks noChangeArrowheads="1" noChangeAspect="1"/>
                           </pic:cNvPicPr>
                         </pic:nvPicPr>
                         <pic:blipFill>
-                          <a:blip r:embed="rId29"/>
+                          <a:blip r:embed="rId30"/>
                           <a:stretch>
                             <a:fillRect/>
                           </a:stretch>
@@ -3347,8 +3402,8 @@
         </w:pict>
       </w:r>
     </w:p>
-    <w:bookmarkEnd w:id="32"/>
-    <w:bookmarkStart w:id="36" w:name="part-4b-case_when-recoding-and-binning"/>
+    <w:bookmarkEnd w:id="33"/>
+    <w:bookmarkStart w:id="37" w:name="part-4b-case_when-recoding-and-binning"/>
     <w:p>
       <w:pPr>
         <w:pStyle w:val="Heading1"/>
@@ -3392,7 +3447,7 @@
       <w:r>
         <w:t xml:space="preserve"> </w:t>
       </w:r>
-      <w:hyperlink r:id="rId33">
+      <w:hyperlink r:id="rId34">
         <w:r>
           <w:rPr>
             <w:rStyle w:val="Hyperlink"/>
@@ -4299,18 +4354,18 @@
                 <wp:inline>
                   <wp:extent cx="152400" cy="152400"/>
                   <wp:effectExtent b="0" l="0" r="0" t="0"/>
-                  <wp:docPr descr="" title="" id="34" name="Picture"/>
+                  <wp:docPr descr="" title="" id="35" name="Picture"/>
                   <a:graphic>
                     <a:graphicData uri="http://schemas.openxmlformats.org/drawingml/2006/picture">
                       <pic:pic>
                         <pic:nvPicPr>
-                          <pic:cNvPr descr="/Applications/Positron.app/Contents/Resources/app/quarto/share/formats/docx/tip.png" id="35" name="Picture"/>
+                          <pic:cNvPr descr="/Applications/Positron.app/Contents/Resources/app/quarto/share/formats/docx/tip.png" id="36" name="Picture"/>
                           <pic:cNvPicPr>
                             <a:picLocks noChangeArrowheads="1" noChangeAspect="1"/>
                           </pic:cNvPicPr>
                         </pic:nvPicPr>
                         <pic:blipFill>
-                          <a:blip r:embed="rId29"/>
+                          <a:blip r:embed="rId30"/>
                           <a:stretch>
                             <a:fillRect/>
                           </a:stretch>
@@ -4434,8 +4489,8 @@
         </w:pict>
       </w:r>
     </w:p>
-    <w:bookmarkEnd w:id="36"/>
-    <w:bookmarkStart w:id="38" w:name="part-5-arrange-sorting-rows"/>
+    <w:bookmarkEnd w:id="37"/>
+    <w:bookmarkStart w:id="39" w:name="part-5-arrange-sorting-rows"/>
     <w:p>
       <w:pPr>
         <w:pStyle w:val="Heading1"/>
@@ -4479,7 +4534,7 @@
       <w:r>
         <w:t xml:space="preserve"> </w:t>
       </w:r>
-      <w:hyperlink r:id="rId37">
+      <w:hyperlink r:id="rId38">
         <w:r>
           <w:rPr>
             <w:rStyle w:val="Hyperlink"/>
@@ -4688,8 +4743,8 @@
         </w:pict>
       </w:r>
     </w:p>
-    <w:bookmarkEnd w:id="38"/>
-    <w:bookmarkStart w:id="39" w:name="part-6-the-full-pipeline"/>
+    <w:bookmarkEnd w:id="39"/>
+    <w:bookmarkStart w:id="40" w:name="part-6-the-full-pipeline"/>
     <w:p>
       <w:pPr>
         <w:pStyle w:val="Heading1"/>
@@ -5243,8 +5298,8 @@
         </w:pict>
       </w:r>
     </w:p>
-    <w:bookmarkEnd w:id="39"/>
-    <w:bookmarkStart w:id="41" w:name="part-7-finding-duplicate-rows"/>
+    <w:bookmarkEnd w:id="40"/>
+    <w:bookmarkStart w:id="42" w:name="part-7-finding-duplicate-rows"/>
     <w:p>
       <w:pPr>
         <w:pStyle w:val="Heading1"/>
@@ -5273,7 +5328,7 @@
       <w:r>
         <w:t xml:space="preserve"> </w:t>
       </w:r>
-      <w:hyperlink r:id="rId40">
+      <w:hyperlink r:id="rId41">
         <w:r>
           <w:rPr>
             <w:rStyle w:val="Hyperlink"/>
@@ -5706,8 +5761,8 @@
         </w:pict>
       </w:r>
     </w:p>
-    <w:bookmarkEnd w:id="41"/>
-    <w:bookmarkStart w:id="43" w:name="part-8-saving-your-work-with-write_csv"/>
+    <w:bookmarkEnd w:id="42"/>
+    <w:bookmarkStart w:id="44" w:name="part-8-saving-your-work-with-write_csv"/>
     <w:p>
       <w:pPr>
         <w:pStyle w:val="Heading1"/>
@@ -5836,7 +5891,7 @@
       <w:r>
         <w:t xml:space="preserve"> </w:t>
       </w:r>
-      <w:hyperlink r:id="rId42">
+      <w:hyperlink r:id="rId43">
         <w:r>
           <w:rPr>
             <w:rStyle w:val="Hyperlink"/>
@@ -6160,8 +6215,8 @@
         </w:pict>
       </w:r>
     </w:p>
-    <w:bookmarkEnd w:id="43"/>
-    <w:bookmarkStart w:id="47" w:name="part-9-review-and-checkpoint"/>
+    <w:bookmarkEnd w:id="44"/>
+    <w:bookmarkStart w:id="48" w:name="part-9-review-and-checkpoint"/>
     <w:p>
       <w:pPr>
         <w:pStyle w:val="Heading1"/>
@@ -6626,18 +6681,18 @@
                 <wp:inline>
                   <wp:extent cx="152400" cy="152400"/>
                   <wp:effectExtent b="0" l="0" r="0" t="0"/>
-                  <wp:docPr descr="" title="" id="45" name="Picture"/>
+                  <wp:docPr descr="" title="" id="46" name="Picture"/>
                   <a:graphic>
                     <a:graphicData uri="http://schemas.openxmlformats.org/drawingml/2006/picture">
                       <pic:pic>
                         <pic:nvPicPr>
-                          <pic:cNvPr descr="/Applications/Positron.app/Contents/Resources/app/quarto/share/formats/docx/note.png" id="46" name="Picture"/>
+                          <pic:cNvPr descr="/Applications/Positron.app/Contents/Resources/app/quarto/share/formats/docx/note.png" id="47" name="Picture"/>
                           <pic:cNvPicPr>
                             <a:picLocks noChangeArrowheads="1" noChangeAspect="1"/>
                           </pic:cNvPicPr>
                         </pic:nvPicPr>
                         <pic:blipFill>
-                          <a:blip r:embed="rId44"/>
+                          <a:blip r:embed="rId45"/>
                           <a:stretch>
                             <a:fillRect/>
                           </a:stretch>
@@ -6771,8 +6826,8 @@
         </w:pict>
       </w:r>
     </w:p>
-    <w:bookmarkEnd w:id="47"/>
-    <w:bookmarkStart w:id="50" w:name="readings"/>
+    <w:bookmarkEnd w:id="48"/>
+    <w:bookmarkStart w:id="51" w:name="readings"/>
     <w:p>
       <w:pPr>
         <w:pStyle w:val="Heading1"/>
@@ -7007,7 +7062,7 @@
       <w:r>
         <w:t xml:space="preserve"> </w:t>
       </w:r>
-      <w:hyperlink r:id="rId48">
+      <w:hyperlink r:id="rId49">
         <w:r>
           <w:rPr>
             <w:rStyle w:val="Hyperlink"/>
@@ -7076,7 +7131,7 @@
             <w:pPr>
               <w:pStyle w:val="Compact"/>
             </w:pPr>
-            <w:hyperlink r:id="rId20">
+            <w:hyperlink r:id="rId21">
               <w:r>
                 <w:rPr>
                   <w:rStyle w:val="Hyperlink"/>
@@ -7158,7 +7213,7 @@
             <w:pPr>
               <w:pStyle w:val="Compact"/>
             </w:pPr>
-            <w:hyperlink r:id="rId49">
+            <w:hyperlink r:id="rId50">
               <w:r>
                 <w:rPr>
                   <w:rStyle w:val="Hyperlink"/>
@@ -7198,7 +7253,7 @@
             <w:pPr>
               <w:pStyle w:val="Compact"/>
             </w:pPr>
-            <w:hyperlink r:id="rId17">
+            <w:hyperlink r:id="rId18">
               <w:r>
                 <w:rPr>
                   <w:rStyle w:val="Hyperlink"/>
@@ -7253,7 +7308,7 @@
             <w:pPr>
               <w:pStyle w:val="Compact"/>
             </w:pPr>
-            <w:hyperlink r:id="rId22">
+            <w:hyperlink r:id="rId23">
               <w:r>
                 <w:rPr>
                   <w:rStyle w:val="Hyperlink"/>
@@ -7344,7 +7399,7 @@
             <w:pPr>
               <w:pStyle w:val="Compact"/>
             </w:pPr>
-            <w:hyperlink r:id="rId28">
+            <w:hyperlink r:id="rId29">
               <w:r>
                 <w:rPr>
                   <w:rStyle w:val="Hyperlink"/>
@@ -7393,7 +7448,7 @@
             <w:pPr>
               <w:pStyle w:val="Compact"/>
             </w:pPr>
-            <w:hyperlink r:id="rId40">
+            <w:hyperlink r:id="rId41">
               <w:r>
                 <w:rPr>
                   <w:rStyle w:val="Hyperlink"/>
@@ -7451,7 +7506,7 @@
             <w:pPr>
               <w:pStyle w:val="Compact"/>
             </w:pPr>
-            <w:hyperlink r:id="rId23">
+            <w:hyperlink r:id="rId24">
               <w:r>
                 <w:rPr>
                   <w:rStyle w:val="Hyperlink"/>
@@ -7518,7 +7573,7 @@
             <w:pPr>
               <w:pStyle w:val="Compact"/>
             </w:pPr>
-            <w:hyperlink r:id="rId18">
+            <w:hyperlink r:id="rId19">
               <w:r>
                 <w:rPr>
                   <w:rStyle w:val="Hyperlink"/>
@@ -7583,272 +7638,7 @@
         </w:pict>
       </w:r>
     </w:p>
-    <w:bookmarkEnd w:id="50"/>
-    <w:bookmarkStart w:id="52" w:name="getting-unstuck"/>
-    <w:p>
-      <w:pPr>
-        <w:pStyle w:val="Heading1"/>
-      </w:pPr>
-      <w:r>
-        <w:t xml:space="preserve">Getting unstuck</w:t>
-      </w:r>
-    </w:p>
-    <w:p>
-      <w:pPr>
-        <w:pStyle w:val="FirstParagraph"/>
-      </w:pPr>
-      <w:r>
-        <w:t xml:space="preserve">When code breaks — and it will, that is normal:</w:t>
-      </w:r>
-    </w:p>
-    <w:p>
-      <w:pPr>
-        <w:pStyle w:val="Compact"/>
-        <w:numPr>
-          <w:ilvl w:val="0"/>
-          <w:numId w:val="1011"/>
-        </w:numPr>
-      </w:pPr>
-      <w:r>
-        <w:rPr>
-          <w:b/>
-          <w:bCs/>
-        </w:rPr>
-        <w:t xml:space="preserve">Read the error message out loud.</w:t>
-      </w:r>
-      <w:r>
-        <w:t xml:space="preserve"> </w:t>
-      </w:r>
-      <w:r>
-        <w:t xml:space="preserve">R usually names the line and the problem.</w:t>
-      </w:r>
-    </w:p>
-    <w:p>
-      <w:pPr>
-        <w:pStyle w:val="Compact"/>
-        <w:numPr>
-          <w:ilvl w:val="0"/>
-          <w:numId w:val="1011"/>
-        </w:numPr>
-      </w:pPr>
-      <w:r>
-        <w:rPr>
-          <w:b/>
-          <w:bCs/>
-        </w:rPr>
-        <w:t xml:space="preserve">Check the usual suspects:</w:t>
-      </w:r>
-      <w:r>
-        <w:t xml:space="preserve"> </w:t>
-      </w:r>
-      <w:r>
-        <w:t xml:space="preserve">did you run</w:t>
-      </w:r>
-      <w:r>
-        <w:t xml:space="preserve"> </w:t>
-      </w:r>
-      <w:r>
-        <w:rPr>
-          <w:rStyle w:val="VerbatimChar"/>
-        </w:rPr>
-        <w:t xml:space="preserve">library(tidyverse)</w:t>
-      </w:r>
-      <w:r>
-        <w:t xml:space="preserve"> </w:t>
-      </w:r>
-      <w:r>
-        <w:t xml:space="preserve">and</w:t>
-      </w:r>
-      <w:r>
-        <w:t xml:space="preserve"> </w:t>
-      </w:r>
-      <w:r>
-        <w:rPr>
-          <w:rStyle w:val="VerbatimChar"/>
-        </w:rPr>
-        <w:t xml:space="preserve">library(readxl)</w:t>
-      </w:r>
-      <w:r>
-        <w:t xml:space="preserve">?</w:t>
-      </w:r>
-    </w:p>
-    <w:p>
-      <w:pPr>
-        <w:pStyle w:val="Compact"/>
-        <w:numPr>
-          <w:ilvl w:val="1"/>
-          <w:numId w:val="1012"/>
-        </w:numPr>
-      </w:pPr>
-      <w:r>
-        <w:t xml:space="preserve">Spelling?</w:t>
-      </w:r>
-    </w:p>
-    <w:p>
-      <w:pPr>
-        <w:pStyle w:val="Compact"/>
-        <w:numPr>
-          <w:ilvl w:val="1"/>
-          <w:numId w:val="1012"/>
-        </w:numPr>
-      </w:pPr>
-      <w:r>
-        <w:t xml:space="preserve">A missing</w:t>
-      </w:r>
-      <w:r>
-        <w:t xml:space="preserve"> </w:t>
-      </w:r>
-      <w:r>
-        <w:rPr>
-          <w:rStyle w:val="VerbatimChar"/>
-        </w:rPr>
-        <w:t xml:space="preserve">)</w:t>
-      </w:r>
-      <w:r>
-        <w:t xml:space="preserve"> </w:t>
-      </w:r>
-      <w:r>
-        <w:t xml:space="preserve">or a</w:t>
-      </w:r>
-      <w:r>
-        <w:t xml:space="preserve"> </w:t>
-      </w:r>
-      <w:r>
-        <w:rPr>
-          <w:rStyle w:val="VerbatimChar"/>
-        </w:rPr>
-        <w:t xml:space="preserve">|&gt;</w:t>
-      </w:r>
-      <w:r>
-        <w:t xml:space="preserve"> </w:t>
-      </w:r>
-      <w:r>
-        <w:t xml:space="preserve">at the</w:t>
-      </w:r>
-      <w:r>
-        <w:t xml:space="preserve"> </w:t>
-      </w:r>
-      <w:r>
-        <w:rPr>
-          <w:i/>
-          <w:iCs/>
-        </w:rPr>
-        <w:t xml:space="preserve">start</w:t>
-      </w:r>
-      <w:r>
-        <w:t xml:space="preserve"> </w:t>
-      </w:r>
-      <w:r>
-        <w:t xml:space="preserve">of a line?</w:t>
-      </w:r>
-    </w:p>
-    <w:p>
-      <w:pPr>
-        <w:pStyle w:val="Compact"/>
-        <w:numPr>
-          <w:ilvl w:val="0"/>
-          <w:numId w:val="1011"/>
-        </w:numPr>
-      </w:pPr>
-      <w:r>
-        <w:rPr>
-          <w:rStyle w:val="VerbatimChar"/>
-        </w:rPr>
-        <w:t xml:space="preserve">?function_name</w:t>
-      </w:r>
-      <w:r>
-        <w:t xml:space="preserve"> </w:t>
-      </w:r>
-      <w:r>
-        <w:t xml:space="preserve">opens the built-in help page.</w:t>
-      </w:r>
-    </w:p>
-    <w:p>
-      <w:pPr>
-        <w:pStyle w:val="Compact"/>
-        <w:numPr>
-          <w:ilvl w:val="0"/>
-          <w:numId w:val="1011"/>
-        </w:numPr>
-      </w:pPr>
-      <w:r>
-        <w:rPr>
-          <w:b/>
-          <w:bCs/>
-        </w:rPr>
-        <w:t xml:space="preserve">Bring the exact error</w:t>
-      </w:r>
-      <w:r>
-        <w:t xml:space="preserve"> </w:t>
-      </w:r>
-      <w:r>
-        <w:t xml:space="preserve">(copy-paste it) to class or office hours.</w:t>
-      </w:r>
-    </w:p>
-    <w:p>
-      <w:pPr>
-        <w:pStyle w:val="BlockText"/>
-      </w:pPr>
-      <w:r>
-        <w:t xml:space="preserve">📖</w:t>
-      </w:r>
-      <w:r>
-        <w:t xml:space="preserve"> </w:t>
-      </w:r>
-      <w:r>
-        <w:rPr>
-          <w:b/>
-          <w:bCs/>
-        </w:rPr>
-        <w:t xml:space="preserve">Read more:</w:t>
-      </w:r>
-      <w:r>
-        <w:t xml:space="preserve"> </w:t>
-      </w:r>
-      <w:hyperlink r:id="rId51">
-        <w:r>
-          <w:rPr>
-            <w:rStyle w:val="Hyperlink"/>
-          </w:rPr>
-          <w:t xml:space="preserve">R4DS §8 — Workflow: getting help</w:t>
-        </w:r>
-      </w:hyperlink>
-      <w:r>
-        <w:t xml:space="preserve">.</w:t>
-      </w:r>
-    </w:p>
-    <w:p>
-      <w:pPr>
-        <w:pStyle w:val="BlockText"/>
-      </w:pPr>
-      <w:r>
-        <w:t xml:space="preserve">💡</w:t>
-      </w:r>
-      <w:r>
-        <w:t xml:space="preserve"> </w:t>
-      </w:r>
-      <w:r>
-        <w:rPr>
-          <w:b/>
-          <w:bCs/>
-        </w:rPr>
-        <w:t xml:space="preserve">Key idea:</w:t>
-      </w:r>
-      <w:r>
-        <w:t xml:space="preserve"> </w:t>
-      </w:r>
-      <w:r>
-        <w:t xml:space="preserve">Every working scientist googles error messages daily. Getting stuck is not failing — it is the job.</w:t>
-      </w:r>
-    </w:p>
-    <w:p>
-      <w:r>
-        <w:pict>
-          <v:rect style="width:0;height:1.5pt" o:hralign="center" o:hrstd="t" o:hr="t"/>
-        </w:pict>
-      </w:r>
-    </w:p>
-    <w:bookmarkEnd w:id="52"/>
+    <w:bookmarkEnd w:id="51"/>
     <w:sectPr>
       <w:pgSz w:h="15840" w:w="12240"/>
       <w:pgMar w:bottom="1440" w:footer="720" w:gutter="0" w:header="720" w:left="1440" w:right="1440" w:top="1440"/>
@@ -8282,39 +8072,6 @@
     </w:lvlOverride>
   </w:num>
   <w:num w:numId="1010">
-    <w:abstractNumId w:val="991"/>
-  </w:num>
-  <w:num w:numId="1011">
-    <w:abstractNumId w:val="99411"/>
-    <w:lvlOverride w:ilvl="0">
-      <w:startOverride w:val="1"/>
-    </w:lvlOverride>
-    <w:lvlOverride w:ilvl="1">
-      <w:startOverride w:val="1"/>
-    </w:lvlOverride>
-    <w:lvlOverride w:ilvl="2">
-      <w:startOverride w:val="1"/>
-    </w:lvlOverride>
-    <w:lvlOverride w:ilvl="3">
-      <w:startOverride w:val="1"/>
-    </w:lvlOverride>
-    <w:lvlOverride w:ilvl="4">
-      <w:startOverride w:val="1"/>
-    </w:lvlOverride>
-    <w:lvlOverride w:ilvl="5">
-      <w:startOverride w:val="1"/>
-    </w:lvlOverride>
-    <w:lvlOverride w:ilvl="6">
-      <w:startOverride w:val="1"/>
-    </w:lvlOverride>
-    <w:lvlOverride w:ilvl="7">
-      <w:startOverride w:val="1"/>
-    </w:lvlOverride>
-    <w:lvlOverride w:ilvl="8">
-      <w:startOverride w:val="1"/>
-    </w:lvlOverride>
-  </w:num>
-  <w:num w:numId="1012">
     <w:abstractNumId w:val="991"/>
   </w:num>
 </w:numbering>

--- a/docs/content/wrangling_data/wrangling_data_activity.docx
+++ b/docs/content/wrangling_data/wrangling_data_activity.docx
@@ -26,7 +26,7 @@
         <w:t xml:space="preserve">Bill Perry</w:t>
       </w:r>
     </w:p>
-    <w:bookmarkStart w:id="17" w:name="worksheet-wrangling-your-data"/>
+    <w:bookmarkStart w:id="16" w:name="worksheet-wrangling-your-data"/>
     <w:p>
       <w:pPr>
         <w:pStyle w:val="Heading1"/>
@@ -82,258 +82,6 @@
           <w:t xml:space="preserve">📥 Script skeleton (.R)</w:t>
         </w:r>
       </w:hyperlink>
-    </w:p>
-    <w:p>
-      <w:pPr>
-        <w:pStyle w:val="Heading2"/>
-      </w:pPr>
-      <w:bookmarkStart w:id="13" w:name="how-to-use-this-worksheet"/>
-      <w:r>
-        <w:t xml:space="preserve">How to use this worksheet</w:t>
-      </w:r>
-      <w:bookmarkEnd w:id="13"/>
-    </w:p>
-    <w:p>
-      <w:pPr>
-        <w:pStyle w:val="BlockText"/>
-      </w:pPr>
-      <w:r>
-        <w:t xml:space="preserve">Work through each part in order, at your own pace. Type every line of code yourself into a</w:t>
-      </w:r>
-      <w:r>
-        <w:t xml:space="preserve"> </w:t>
-      </w:r>
-      <w:r>
-        <w:rPr>
-          <w:b/>
-          <w:bCs/>
-        </w:rPr>
-        <w:t xml:space="preserve">plain R script</w:t>
-      </w:r>
-      <w:r>
-        <w:t xml:space="preserve"> </w:t>
-      </w:r>
-      <w:r>
-        <w:t xml:space="preserve">— do not copy-paste. Blocks marked</w:t>
-      </w:r>
-      <w:r>
-        <w:t xml:space="preserve"> </w:t>
-      </w:r>
-      <w:r>
-        <w:rPr>
-          <w:b/>
-          <w:bCs/>
-        </w:rPr>
-        <w:t xml:space="preserve">▶ Run this</w:t>
-      </w:r>
-      <w:r>
-        <w:t xml:space="preserve"> </w:t>
-      </w:r>
-      <w:r>
-        <w:t xml:space="preserve">are code you should type and execute. Blocks marked</w:t>
-      </w:r>
-      <w:r>
-        <w:t xml:space="preserve"> </w:t>
-      </w:r>
-      <w:r>
-        <w:rPr>
-          <w:b/>
-          <w:bCs/>
-        </w:rPr>
-        <w:t xml:space="preserve">✏️ Your turn</w:t>
-      </w:r>
-      <w:r>
-        <w:t xml:space="preserve"> </w:t>
-      </w:r>
-      <w:r>
-        <w:t xml:space="preserve">ask you to write, modify, or answer something. Boxes marked</w:t>
-      </w:r>
-      <w:r>
-        <w:t xml:space="preserve"> </w:t>
-      </w:r>
-      <w:r>
-        <w:rPr>
-          <w:b/>
-          <w:bCs/>
-        </w:rPr>
-        <w:t xml:space="preserve">🚀 If you finish early</w:t>
-      </w:r>
-      <w:r>
-        <w:t xml:space="preserve"> </w:t>
-      </w:r>
-      <w:r>
-        <w:t xml:space="preserve">are optional bonus material.</w:t>
-      </w:r>
-    </w:p>
-    <w:p>
-      <w:pPr>
-        <w:pStyle w:val="BlockText"/>
-      </w:pPr>
-      <w:r>
-        <w:rPr>
-          <w:b/>
-          <w:bCs/>
-        </w:rPr>
-        <w:t xml:space="preserve">Every grey</w:t>
-      </w:r>
-      <w:r>
-        <w:rPr>
-          <w:b/>
-          <w:bCs/>
-        </w:rPr>
-        <w:t xml:space="preserve"> </w:t>
-      </w:r>
-      <w:r>
-        <w:rPr>
-          <w:rStyle w:val="VerbatimChar"/>
-          <w:b/>
-          <w:bCs/>
-        </w:rPr>
-        <w:t xml:space="preserve">r</w:t>
-      </w:r>
-      <w:r>
-        <w:rPr>
-          <w:b/>
-          <w:bCs/>
-        </w:rPr>
-        <w:t xml:space="preserve"> </w:t>
-      </w:r>
-      <w:r>
-        <w:rPr>
-          <w:b/>
-          <w:bCs/>
-        </w:rPr>
-        <w:t xml:space="preserve">box below is code you type into an R script — not into the Console.</w:t>
-      </w:r>
-      <w:r>
-        <w:t xml:space="preserve"> </w:t>
-      </w:r>
-      <w:r>
-        <w:t xml:space="preserve">Before you start: download the</w:t>
-      </w:r>
-      <w:r>
-        <w:t xml:space="preserve"> </w:t>
-      </w:r>
-      <w:r>
-        <w:rPr>
-          <w:b/>
-          <w:bCs/>
-        </w:rPr>
-        <w:t xml:space="preserve">script skeleton</w:t>
-      </w:r>
-      <w:r>
-        <w:t xml:space="preserve"> </w:t>
-      </w:r>
-      <w:r>
-        <w:t xml:space="preserve">from the button above and save it as</w:t>
-      </w:r>
-      <w:r>
-        <w:t xml:space="preserve"> </w:t>
-      </w:r>
-      <w:r>
-        <w:rPr>
-          <w:rStyle w:val="VerbatimChar"/>
-        </w:rPr>
-        <w:t xml:space="preserve">02_wrangling_data.R</w:t>
-      </w:r>
-      <w:r>
-        <w:t xml:space="preserve"> </w:t>
-      </w:r>
-      <w:r>
-        <w:t xml:space="preserve">in your project’s</w:t>
-      </w:r>
-      <w:r>
-        <w:t xml:space="preserve"> </w:t>
-      </w:r>
-      <w:r>
-        <w:rPr>
-          <w:rStyle w:val="VerbatimChar"/>
-        </w:rPr>
-        <w:t xml:space="preserve">scripts/</w:t>
-      </w:r>
-      <w:r>
-        <w:t xml:space="preserve"> </w:t>
-      </w:r>
-      <w:r>
-        <w:t xml:space="preserve">folder. The blocks you have typed a dozen times are filled in; everything else is blank, and that blank space is the lesson. Boxed sections marked with rows of</w:t>
-      </w:r>
-      <w:r>
-        <w:t xml:space="preserve"> </w:t>
-      </w:r>
-      <w:r>
-        <w:rPr>
-          <w:rStyle w:val="VerbatimChar"/>
-        </w:rPr>
-        <w:t xml:space="preserve">* * * *</w:t>
-      </w:r>
-      <w:r>
-        <w:t xml:space="preserve"> </w:t>
-      </w:r>
-      <w:r>
-        <w:t xml:space="preserve">are written-answer questions — type your answer right there in the script.</w:t>
-      </w:r>
-    </w:p>
-    <w:p>
-      <w:pPr>
-        <w:pStyle w:val="BlockText"/>
-      </w:pPr>
-      <w:r>
-        <w:rPr>
-          <w:b/>
-          <w:bCs/>
-        </w:rPr>
-        <w:t xml:space="preserve">Type the</w:t>
-      </w:r>
-      <w:r>
-        <w:rPr>
-          <w:b/>
-          <w:bCs/>
-        </w:rPr>
-        <w:t xml:space="preserve"> </w:t>
-      </w:r>
-      <w:r>
-        <w:rPr>
-          <w:rStyle w:val="VerbatimChar"/>
-          <w:b/>
-          <w:bCs/>
-        </w:rPr>
-        <w:t xml:space="preserve"># ── Part …</w:t>
-      </w:r>
-      <w:r>
-        <w:rPr>
-          <w:b/>
-          <w:bCs/>
-        </w:rPr>
-        <w:t xml:space="preserve"> </w:t>
-      </w:r>
-      <w:r>
-        <w:rPr>
-          <w:b/>
-          <w:bCs/>
-        </w:rPr>
-        <w:t xml:space="preserve">header comment at the top of each block, too.</w:t>
-      </w:r>
-      <w:r>
-        <w:t xml:space="preserve"> </w:t>
-      </w:r>
-      <w:r>
-        <w:t xml:space="preserve">Those comment lines are not decoration — they are how your script stays navigable, how you find your way back to a block that broke, and how I find your work when I read your script. A block with no header comment is a block I cannot place. In RStudio they also show up in the document outline (the</w:t>
-      </w:r>
-      <w:r>
-        <w:t xml:space="preserve"> </w:t>
-      </w:r>
-      <w:r>
-        <w:rPr>
-          <w:rStyle w:val="VerbatimChar"/>
-        </w:rPr>
-        <w:t xml:space="preserve">≡</w:t>
-      </w:r>
-      <w:r>
-        <w:t xml:space="preserve"> </w:t>
-      </w:r>
-      <w:r>
-        <w:t xml:space="preserve">button at the bottom-left of the editor) so you can jump straight to any part.</w:t>
-      </w:r>
     </w:p>
     <w:tbl>
       <w:tblPr>
@@ -365,7 +113,7 @@
           </w:tcPr>
           <w:p>
             <w:pPr>
-              <w:pStyle w:val="FirstParagraph"/>
+              <w:pStyle w:val="BodyText"/>
             </w:pPr>
             <w:pPr>
               <w:spacing w:before="0" w:after="0"/>
@@ -376,18 +124,18 @@
                 <wp:inline>
                   <wp:extent cx="152400" cy="152400"/>
                   <wp:effectExtent b="0" l="0" r="0" t="0"/>
-                  <wp:docPr descr="" title="" id="15" name="Picture"/>
+                  <wp:docPr descr="" title="" id="14" name="Picture"/>
                   <a:graphic>
                     <a:graphicData uri="http://schemas.openxmlformats.org/drawingml/2006/picture">
                       <pic:pic>
                         <pic:nvPicPr>
-                          <pic:cNvPr descr="/Applications/Positron.app/Contents/Resources/app/quarto/share/formats/docx/important.png" id="16" name="Picture"/>
+                          <pic:cNvPr descr="/Applications/Positron.app/Contents/Resources/app/quarto/share/formats/docx/important.png" id="15" name="Picture"/>
                           <pic:cNvPicPr>
                             <a:picLocks noChangeArrowheads="1" noChangeAspect="1"/>
                           </pic:cNvPicPr>
                         </pic:nvPicPr>
                         <pic:blipFill>
-                          <a:blip r:embed="rId14"/>
+                          <a:blip r:embed="rId13"/>
                           <a:stretch>
                             <a:fillRect/>
                           </a:stretch>
@@ -797,8 +545,8 @@
         </w:pict>
       </w:r>
     </w:p>
-    <w:bookmarkEnd w:id="17"/>
-    <w:bookmarkStart w:id="20" w:name="part-1-import-the-same-data-two-ways"/>
+    <w:bookmarkEnd w:id="16"/>
+    <w:bookmarkStart w:id="19" w:name="part-1-import-the-same-data-two-ways"/>
     <w:p>
       <w:pPr>
         <w:pStyle w:val="Heading1"/>
@@ -827,7 +575,7 @@
       <w:r>
         <w:t xml:space="preserve"> </w:t>
       </w:r>
-      <w:hyperlink r:id="rId18">
+      <w:hyperlink r:id="rId17">
         <w:r>
           <w:rPr>
             <w:rStyle w:val="Hyperlink"/>
@@ -844,7 +592,7 @@
       <w:r>
         <w:t xml:space="preserve"> </w:t>
       </w:r>
-      <w:hyperlink r:id="rId19">
+      <w:hyperlink r:id="rId18">
         <w:r>
           <w:rPr>
             <w:rStyle w:val="Hyperlink"/>
@@ -1199,8 +947,8 @@
         </w:pict>
       </w:r>
     </w:p>
-    <w:bookmarkEnd w:id="20"/>
-    <w:bookmarkStart w:id="22" w:name="part-2-filter-picking-rows"/>
+    <w:bookmarkEnd w:id="19"/>
+    <w:bookmarkStart w:id="21" w:name="part-2-filter-picking-rows"/>
     <w:p>
       <w:pPr>
         <w:pStyle w:val="Heading1"/>
@@ -1244,7 +992,7 @@
       <w:r>
         <w:t xml:space="preserve"> </w:t>
       </w:r>
-      <w:hyperlink r:id="rId21">
+      <w:hyperlink r:id="rId20">
         <w:r>
           <w:rPr>
             <w:rStyle w:val="Hyperlink"/>
@@ -1520,9 +1268,6 @@
         </w:rPr>
         <w:t xml:space="preserve"># Write your code in the R script:</w:t>
       </w:r>
-      <w:r>
-        <w:br/>
-      </w:r>
     </w:p>
     <w:p>
       <w:pPr>
@@ -1591,8 +1336,8 @@
         </w:pict>
       </w:r>
     </w:p>
-    <w:bookmarkEnd w:id="22"/>
-    <w:bookmarkStart w:id="25" w:name="part-2b-filter-or-in-and-missing-values"/>
+    <w:bookmarkEnd w:id="21"/>
+    <w:bookmarkStart w:id="24" w:name="part-2b-filter-or-in-and-missing-values"/>
     <w:p>
       <w:pPr>
         <w:pStyle w:val="Heading1"/>
@@ -1648,7 +1393,7 @@
       <w:r>
         <w:t xml:space="preserve"> </w:t>
       </w:r>
-      <w:hyperlink r:id="rId23">
+      <w:hyperlink r:id="rId22">
         <w:r>
           <w:rPr>
             <w:rStyle w:val="Hyperlink"/>
@@ -1665,7 +1410,7 @@
       <w:r>
         <w:t xml:space="preserve"> </w:t>
       </w:r>
-      <w:hyperlink r:id="rId24">
+      <w:hyperlink r:id="rId23">
         <w:r>
           <w:rPr>
             <w:rStyle w:val="Hyperlink"/>
@@ -1968,9 +1713,6 @@
         </w:rPr>
         <w:t xml:space="preserve"># Write your code in the R script:</w:t>
       </w:r>
-      <w:r>
-        <w:br/>
-      </w:r>
     </w:p>
     <w:p>
       <w:pPr>
@@ -2431,12 +2173,6 @@
           <w:rStyle w:val="CommentTok"/>
         </w:rPr>
         <w:t xml:space="preserve"># Write your code in the R script:</w:t>
-      </w:r>
-      <w:r>
-        <w:br/>
-      </w:r>
-      <w:r>
-        <w:br/>
       </w:r>
     </w:p>
     <w:p>
@@ -2446,8 +2182,8 @@
         </w:pict>
       </w:r>
     </w:p>
-    <w:bookmarkEnd w:id="25"/>
-    <w:bookmarkStart w:id="27" w:name="part-3-select-picking-columns"/>
+    <w:bookmarkEnd w:id="24"/>
+    <w:bookmarkStart w:id="26" w:name="part-3-select-picking-columns"/>
     <w:p>
       <w:pPr>
         <w:pStyle w:val="Heading1"/>
@@ -2491,7 +2227,7 @@
       <w:r>
         <w:t xml:space="preserve"> </w:t>
       </w:r>
-      <w:hyperlink r:id="rId26">
+      <w:hyperlink r:id="rId25">
         <w:r>
           <w:rPr>
             <w:rStyle w:val="Hyperlink"/>
@@ -2744,12 +2480,6 @@
         </w:rPr>
         <w:t xml:space="preserve"># Write your code in the R script:</w:t>
       </w:r>
-      <w:r>
-        <w:br/>
-      </w:r>
-      <w:r>
-        <w:br/>
-      </w:r>
     </w:p>
     <w:p>
       <w:r>
@@ -2758,8 +2488,8 @@
         </w:pict>
       </w:r>
     </w:p>
-    <w:bookmarkEnd w:id="27"/>
-    <w:bookmarkStart w:id="33" w:name="part-4-mutate-new-and-changed-columns"/>
+    <w:bookmarkEnd w:id="26"/>
+    <w:bookmarkStart w:id="32" w:name="part-4-mutate-new-and-changed-columns"/>
     <w:p>
       <w:pPr>
         <w:pStyle w:val="Heading1"/>
@@ -2803,7 +2533,7 @@
       <w:r>
         <w:t xml:space="preserve"> </w:t>
       </w:r>
-      <w:hyperlink r:id="rId28">
+      <w:hyperlink r:id="rId27">
         <w:r>
           <w:rPr>
             <w:rStyle w:val="Hyperlink"/>
@@ -2832,7 +2562,7 @@
       <w:r>
         <w:t xml:space="preserve"> </w:t>
       </w:r>
-      <w:hyperlink r:id="rId29">
+      <w:hyperlink r:id="rId28">
         <w:r>
           <w:rPr>
             <w:rStyle w:val="Hyperlink"/>
@@ -3170,12 +2900,6 @@
           <w:rStyle w:val="CommentTok"/>
         </w:rPr>
         <w:t xml:space="preserve"># Write your code in the R script:</w:t>
-      </w:r>
-      <w:r>
-        <w:br/>
-      </w:r>
-      <w:r>
-        <w:br/>
       </w:r>
     </w:p>
     <w:p>
@@ -3301,18 +3025,18 @@
                 <wp:inline>
                   <wp:extent cx="152400" cy="152400"/>
                   <wp:effectExtent b="0" l="0" r="0" t="0"/>
-                  <wp:docPr descr="" title="" id="31" name="Picture"/>
+                  <wp:docPr descr="" title="" id="30" name="Picture"/>
                   <a:graphic>
                     <a:graphicData uri="http://schemas.openxmlformats.org/drawingml/2006/picture">
                       <pic:pic>
                         <pic:nvPicPr>
-                          <pic:cNvPr descr="/Applications/Positron.app/Contents/Resources/app/quarto/share/formats/docx/tip.png" id="32" name="Picture"/>
+                          <pic:cNvPr descr="/Applications/Positron.app/Contents/Resources/app/quarto/share/formats/docx/tip.png" id="31" name="Picture"/>
                           <pic:cNvPicPr>
                             <a:picLocks noChangeArrowheads="1" noChangeAspect="1"/>
                           </pic:cNvPicPr>
                         </pic:nvPicPr>
                         <pic:blipFill>
-                          <a:blip r:embed="rId30"/>
+                          <a:blip r:embed="rId29"/>
                           <a:stretch>
                             <a:fillRect/>
                           </a:stretch>
@@ -3402,8 +3126,8 @@
         </w:pict>
       </w:r>
     </w:p>
-    <w:bookmarkEnd w:id="33"/>
-    <w:bookmarkStart w:id="37" w:name="part-4b-case_when-recoding-and-binning"/>
+    <w:bookmarkEnd w:id="32"/>
+    <w:bookmarkStart w:id="36" w:name="part-4b-case_when-recoding-and-binning"/>
     <w:p>
       <w:pPr>
         <w:pStyle w:val="Heading1"/>
@@ -3447,7 +3171,7 @@
       <w:r>
         <w:t xml:space="preserve"> </w:t>
       </w:r>
-      <w:hyperlink r:id="rId34">
+      <w:hyperlink r:id="rId33">
         <w:r>
           <w:rPr>
             <w:rStyle w:val="Hyperlink"/>
@@ -3792,12 +3516,6 @@
         </w:rPr>
         <w:t xml:space="preserve"># Write your code in the R script:</w:t>
       </w:r>
-      <w:r>
-        <w:br/>
-      </w:r>
-      <w:r>
-        <w:br/>
-      </w:r>
     </w:p>
     <w:p>
       <w:pPr>
@@ -3846,16 +3564,10 @@
         <w:br/>
       </w:r>
       <w:r>
-        <w:br/>
-      </w:r>
-      <w:r>
         <w:rPr>
           <w:rStyle w:val="VerbatimChar"/>
         </w:rPr>
         <w:t xml:space="preserve">____________________________________________________________________________________</w:t>
-      </w:r>
-      <w:r>
-        <w:br/>
       </w:r>
     </w:p>
     <w:p>
@@ -4354,18 +4066,18 @@
                 <wp:inline>
                   <wp:extent cx="152400" cy="152400"/>
                   <wp:effectExtent b="0" l="0" r="0" t="0"/>
-                  <wp:docPr descr="" title="" id="35" name="Picture"/>
+                  <wp:docPr descr="" title="" id="34" name="Picture"/>
                   <a:graphic>
                     <a:graphicData uri="http://schemas.openxmlformats.org/drawingml/2006/picture">
                       <pic:pic>
                         <pic:nvPicPr>
-                          <pic:cNvPr descr="/Applications/Positron.app/Contents/Resources/app/quarto/share/formats/docx/tip.png" id="36" name="Picture"/>
+                          <pic:cNvPr descr="/Applications/Positron.app/Contents/Resources/app/quarto/share/formats/docx/tip.png" id="35" name="Picture"/>
                           <pic:cNvPicPr>
                             <a:picLocks noChangeArrowheads="1" noChangeAspect="1"/>
                           </pic:cNvPicPr>
                         </pic:nvPicPr>
                         <pic:blipFill>
-                          <a:blip r:embed="rId30"/>
+                          <a:blip r:embed="rId29"/>
                           <a:stretch>
                             <a:fillRect/>
                           </a:stretch>
@@ -4489,8 +4201,8 @@
         </w:pict>
       </w:r>
     </w:p>
-    <w:bookmarkEnd w:id="37"/>
-    <w:bookmarkStart w:id="39" w:name="part-5-arrange-sorting-rows"/>
+    <w:bookmarkEnd w:id="36"/>
+    <w:bookmarkStart w:id="38" w:name="part-5-arrange-sorting-rows"/>
     <w:p>
       <w:pPr>
         <w:pStyle w:val="Heading1"/>
@@ -4534,7 +4246,7 @@
       <w:r>
         <w:t xml:space="preserve"> </w:t>
       </w:r>
-      <w:hyperlink r:id="rId38">
+      <w:hyperlink r:id="rId37">
         <w:r>
           <w:rPr>
             <w:rStyle w:val="Hyperlink"/>
@@ -4729,12 +4441,6 @@
         </w:rPr>
         <w:t xml:space="preserve"># Write your code in the R script:</w:t>
       </w:r>
-      <w:r>
-        <w:br/>
-      </w:r>
-      <w:r>
-        <w:br/>
-      </w:r>
     </w:p>
     <w:p>
       <w:r>
@@ -4743,8 +4449,8 @@
         </w:pict>
       </w:r>
     </w:p>
-    <w:bookmarkEnd w:id="39"/>
-    <w:bookmarkStart w:id="40" w:name="part-6-the-full-pipeline"/>
+    <w:bookmarkEnd w:id="38"/>
+    <w:bookmarkStart w:id="39" w:name="part-6-the-full-pipeline"/>
     <w:p>
       <w:pPr>
         <w:pStyle w:val="Heading1"/>
@@ -5274,9 +4980,6 @@
           <w:rStyle w:val="VerbatimChar"/>
         </w:rPr>
         <w:t xml:space="preserve">Take pine_csv_df, then ______________________, then ______________________,</w:t>
-      </w:r>
-      <w:r>
-        <w:br/>
       </w:r>
       <w:r>
         <w:br/>
@@ -5298,8 +5001,8 @@
         </w:pict>
       </w:r>
     </w:p>
-    <w:bookmarkEnd w:id="40"/>
-    <w:bookmarkStart w:id="42" w:name="part-7-finding-duplicate-rows"/>
+    <w:bookmarkEnd w:id="39"/>
+    <w:bookmarkStart w:id="41" w:name="part-7-finding-duplicate-rows"/>
     <w:p>
       <w:pPr>
         <w:pStyle w:val="Heading1"/>
@@ -5328,7 +5031,7 @@
       <w:r>
         <w:t xml:space="preserve"> </w:t>
       </w:r>
-      <w:hyperlink r:id="rId41">
+      <w:hyperlink r:id="rId40">
         <w:r>
           <w:rPr>
             <w:rStyle w:val="Hyperlink"/>
@@ -5761,8 +5464,8 @@
         </w:pict>
       </w:r>
     </w:p>
-    <w:bookmarkEnd w:id="42"/>
-    <w:bookmarkStart w:id="44" w:name="part-8-saving-your-work-with-write_csv"/>
+    <w:bookmarkEnd w:id="41"/>
+    <w:bookmarkStart w:id="43" w:name="part-8-saving-your-work-with-write_csv"/>
     <w:p>
       <w:pPr>
         <w:pStyle w:val="Heading1"/>
@@ -5891,7 +5594,7 @@
       <w:r>
         <w:t xml:space="preserve"> </w:t>
       </w:r>
-      <w:hyperlink r:id="rId43">
+      <w:hyperlink r:id="rId42">
         <w:r>
           <w:rPr>
             <w:rStyle w:val="Hyperlink"/>
@@ -6177,12 +5880,6 @@
         </w:rPr>
         <w:t xml:space="preserve"># Write your code in the R script:</w:t>
       </w:r>
-      <w:r>
-        <w:br/>
-      </w:r>
-      <w:r>
-        <w:br/>
-      </w:r>
     </w:p>
     <w:p>
       <w:pPr>
@@ -6215,8 +5912,8 @@
         </w:pict>
       </w:r>
     </w:p>
-    <w:bookmarkEnd w:id="44"/>
-    <w:bookmarkStart w:id="48" w:name="part-9-review-and-checkpoint"/>
+    <w:bookmarkEnd w:id="43"/>
+    <w:bookmarkStart w:id="47" w:name="part-9-review-and-checkpoint"/>
     <w:p>
       <w:pPr>
         <w:pStyle w:val="Heading1"/>
@@ -6681,18 +6378,18 @@
                 <wp:inline>
                   <wp:extent cx="152400" cy="152400"/>
                   <wp:effectExtent b="0" l="0" r="0" t="0"/>
-                  <wp:docPr descr="" title="" id="46" name="Picture"/>
+                  <wp:docPr descr="" title="" id="45" name="Picture"/>
                   <a:graphic>
                     <a:graphicData uri="http://schemas.openxmlformats.org/drawingml/2006/picture">
                       <pic:pic>
                         <pic:nvPicPr>
-                          <pic:cNvPr descr="/Applications/Positron.app/Contents/Resources/app/quarto/share/formats/docx/note.png" id="47" name="Picture"/>
+                          <pic:cNvPr descr="/Applications/Positron.app/Contents/Resources/app/quarto/share/formats/docx/note.png" id="46" name="Picture"/>
                           <pic:cNvPicPr>
                             <a:picLocks noChangeArrowheads="1" noChangeAspect="1"/>
                           </pic:cNvPicPr>
                         </pic:nvPicPr>
                         <pic:blipFill>
-                          <a:blip r:embed="rId45"/>
+                          <a:blip r:embed="rId44"/>
                           <a:stretch>
                             <a:fillRect/>
                           </a:stretch>
@@ -6826,8 +6523,8 @@
         </w:pict>
       </w:r>
     </w:p>
-    <w:bookmarkEnd w:id="48"/>
-    <w:bookmarkStart w:id="51" w:name="readings"/>
+    <w:bookmarkEnd w:id="47"/>
+    <w:bookmarkStart w:id="50" w:name="readings"/>
     <w:p>
       <w:pPr>
         <w:pStyle w:val="Heading1"/>
@@ -7062,7 +6759,7 @@
       <w:r>
         <w:t xml:space="preserve"> </w:t>
       </w:r>
-      <w:hyperlink r:id="rId49">
+      <w:hyperlink r:id="rId48">
         <w:r>
           <w:rPr>
             <w:rStyle w:val="Hyperlink"/>
@@ -7131,7 +6828,7 @@
             <w:pPr>
               <w:pStyle w:val="Compact"/>
             </w:pPr>
-            <w:hyperlink r:id="rId21">
+            <w:hyperlink r:id="rId20">
               <w:r>
                 <w:rPr>
                   <w:rStyle w:val="Hyperlink"/>
@@ -7213,7 +6910,7 @@
             <w:pPr>
               <w:pStyle w:val="Compact"/>
             </w:pPr>
-            <w:hyperlink r:id="rId50">
+            <w:hyperlink r:id="rId49">
               <w:r>
                 <w:rPr>
                   <w:rStyle w:val="Hyperlink"/>
@@ -7253,7 +6950,7 @@
             <w:pPr>
               <w:pStyle w:val="Compact"/>
             </w:pPr>
-            <w:hyperlink r:id="rId18">
+            <w:hyperlink r:id="rId17">
               <w:r>
                 <w:rPr>
                   <w:rStyle w:val="Hyperlink"/>
@@ -7308,7 +7005,7 @@
             <w:pPr>
               <w:pStyle w:val="Compact"/>
             </w:pPr>
-            <w:hyperlink r:id="rId23">
+            <w:hyperlink r:id="rId22">
               <w:r>
                 <w:rPr>
                   <w:rStyle w:val="Hyperlink"/>
@@ -7399,7 +7096,7 @@
             <w:pPr>
               <w:pStyle w:val="Compact"/>
             </w:pPr>
-            <w:hyperlink r:id="rId29">
+            <w:hyperlink r:id="rId28">
               <w:r>
                 <w:rPr>
                   <w:rStyle w:val="Hyperlink"/>
@@ -7448,7 +7145,7 @@
             <w:pPr>
               <w:pStyle w:val="Compact"/>
             </w:pPr>
-            <w:hyperlink r:id="rId41">
+            <w:hyperlink r:id="rId40">
               <w:r>
                 <w:rPr>
                   <w:rStyle w:val="Hyperlink"/>
@@ -7506,7 +7203,7 @@
             <w:pPr>
               <w:pStyle w:val="Compact"/>
             </w:pPr>
-            <w:hyperlink r:id="rId24">
+            <w:hyperlink r:id="rId23">
               <w:r>
                 <w:rPr>
                   <w:rStyle w:val="Hyperlink"/>
@@ -7573,7 +7270,7 @@
             <w:pPr>
               <w:pStyle w:val="Compact"/>
             </w:pPr>
-            <w:hyperlink r:id="rId19">
+            <w:hyperlink r:id="rId18">
               <w:r>
                 <w:rPr>
                   <w:rStyle w:val="Hyperlink"/>
@@ -7638,10 +7335,10 @@
         </w:pict>
       </w:r>
     </w:p>
-    <w:bookmarkEnd w:id="51"/>
+    <w:bookmarkEnd w:id="50"/>
     <w:sectPr>
       <w:pgSz w:h="15840" w:w="12240"/>
-      <w:pgMar w:bottom="1440" w:footer="720" w:gutter="0" w:header="720" w:left="1440" w:right="1440" w:top="1440"/>
+      <w:pgMar w:bottom="720" w:footer="360" w:gutter="0" w:header="360" w:left="1008" w:right="720" w:top="720"/>
       <w:cols w:space="720"/>
       <w:docGrid w:linePitch="360"/>
     </w:sectPr>
@@ -8090,7 +7787,11 @@
         <w14:ligatures w14:val="standardContextual"/>
       </w:rPr>
     </w:rPrDefault>
-    <w:pPrDefault/>
+    <w:pPrDefault>
+      <w:pPr>
+        <w:spacing w:before="0"/>
+      </w:pPr>
+    </w:pPrDefault>
   </w:docDefaults>
   <w:latentStyles w:count="376" w:defLockedState="0" w:defQFormat="0" w:defSemiHidden="0" w:defUIPriority="99" w:defUnhideWhenUsed="0">
     <w:lsdException w:name="Normal" w:qFormat="1" w:uiPriority="0"/>
@@ -8485,7 +8186,7 @@
     <w:pPr>
       <w:keepNext/>
       <w:keepLines/>
-      <w:spacing w:after="80" w:before="360"/>
+      <w:spacing w:after="80" w:before="120"/>
       <w:outlineLvl w:val="0"/>
     </w:pPr>
     <w:rPr>
@@ -8509,7 +8210,7 @@
     <w:pPr>
       <w:keepNext/>
       <w:keepLines/>
-      <w:spacing w:after="80" w:before="160"/>
+      <w:spacing w:after="80" w:before="100"/>
       <w:outlineLvl w:val="1"/>
     </w:pPr>
     <w:rPr>
@@ -8530,7 +8231,7 @@
     <w:pPr>
       <w:keepNext/>
       <w:keepLines/>
-      <w:spacing w:after="80" w:before="160"/>
+      <w:spacing w:after="80" w:before="80"/>
       <w:outlineLvl w:val="2"/>
     </w:pPr>
     <w:rPr>
@@ -8575,7 +8276,7 @@
     <w:pPr>
       <w:keepNext/>
       <w:keepLines/>
-      <w:spacing w:after="40" w:before="80"/>
+      <w:spacing w:after="40" w:before="60"/>
       <w:outlineLvl w:val="4"/>
     </w:pPr>
     <w:rPr>
@@ -8596,7 +8297,7 @@
     <w:pPr>
       <w:keepNext/>
       <w:keepLines/>
-      <w:spacing w:before="40"/>
+      <w:spacing w:before="60"/>
       <w:outlineLvl w:val="5"/>
     </w:pPr>
     <w:rPr>
@@ -8618,7 +8319,7 @@
     <w:pPr>
       <w:keepNext/>
       <w:keepLines/>
-      <w:spacing w:before="40"/>
+      <w:spacing w:before="60"/>
       <w:outlineLvl w:val="6"/>
     </w:pPr>
     <w:rPr>
@@ -8637,6 +8338,7 @@
     <w:qFormat/>
     <w:rsid w:val="00846576"/>
     <w:pPr>
+      <w:spacing w:before="60"/>
       <w:keepNext/>
       <w:keepLines/>
       <w:outlineLvl w:val="7"/>
@@ -8658,6 +8360,7 @@
     <w:qFormat/>
     <w:rsid w:val="00846576"/>
     <w:pPr>
+      <w:spacing w:before="60"/>
       <w:keepNext/>
       <w:keepLines/>
       <w:outlineLvl w:val="8"/>
@@ -8820,7 +8523,7 @@
     <w:qFormat/>
     <w:rsid w:val="00AF5CF1"/>
     <w:pPr>
-      <w:spacing w:after="80"/>
+      <w:spacing w:after="80" w:before="0"/>
       <w:contextualSpacing/>
     </w:pPr>
     <w:rPr>
@@ -8857,7 +8560,7 @@
       <w:numPr>
         <w:ilvl w:val="1"/>
       </w:numPr>
-      <w:spacing w:after="160"/>
+      <w:spacing w:after="160" w:before="0"/>
     </w:pPr>
     <w:rPr>
       <w:rFonts w:asciiTheme="minorHAnsi" w:cstheme="majorBidi" w:eastAsiaTheme="majorEastAsia" w:hAnsiTheme="minorHAnsi"/>
@@ -8890,7 +8593,7 @@
     <w:qFormat/>
     <w:rsid w:val="00AF5CF1"/>
     <w:pPr>
-      <w:spacing w:after="160" w:before="160"/>
+      <w:spacing w:after="160" w:before="0"/>
       <w:jc w:val="center"/>
     </w:pPr>
     <w:rPr>
@@ -8918,6 +8621,7 @@
     <w:qFormat/>
     <w:rsid w:val="00AF5CF1"/>
     <w:pPr>
+      <w:spacing w:before="0"/>
       <w:ind w:left="720"/>
       <w:contextualSpacing/>
     </w:pPr>
@@ -8947,7 +8651,7 @@
         <w:top w:color="0F4761" w:space="10" w:sz="4" w:themeColor="accent1" w:themeShade="BF" w:val="single"/>
         <w:bottom w:color="0F4761" w:space="10" w:sz="4" w:themeColor="accent1" w:themeShade="BF" w:val="single"/>
       </w:pBdr>
-      <w:spacing w:after="360" w:before="360"/>
+      <w:spacing w:after="360" w:before="0"/>
       <w:ind w:left="864" w:right="864"/>
       <w:jc w:val="center"/>
     </w:pPr>
@@ -9009,7 +8713,7 @@
         <w:right w:color="FF0000" w:space="4" w:sz="8" w:val="single"/>
       </w:pBdr>
       <w:shd w:color="auto" w:fill="FBFBFB" w:val="clear"/>
-      <w:spacing w:after="120" w:before="120"/>
+      <w:spacing w:after="60" w:before="0"/>
       <w:ind w:left="432" w:right="432"/>
     </w:pPr>
     <w:rPr>
@@ -9030,7 +8734,7 @@
         <w:right w:color="BFBFBF" w:space="4" w:sz="6" w:val="single"/>
       </w:pBdr>
       <w:shd w:color="auto" w:fill="FBFBFB" w:val="clear"/>
-      <w:spacing w:after="240" w:before="240"/>
+      <w:spacing w:after="60" w:before="0"/>
       <w:ind w:left="432" w:right="432"/>
     </w:pPr>
     <w:rPr>
@@ -9051,7 +8755,7 @@
         <w:right w:color="BFBFBF" w:space="4" w:sz="6" w:val="single"/>
       </w:pBdr>
       <w:shd w:color="auto" w:fill="FBFBFB" w:val="clear"/>
-      <w:spacing w:after="240" w:before="240"/>
+      <w:spacing w:after="60" w:before="0"/>
       <w:ind w:left="432" w:right="432"/>
     </w:pPr>
     <w:rPr>
@@ -9097,7 +8801,7 @@
     <w:unhideWhenUsed/>
     <w:rsid w:val="00322D32"/>
     <w:pPr>
-      <w:spacing w:after="100"/>
+      <w:spacing w:after="100" w:before="0"/>
     </w:pPr>
   </w:style>
   <w:style w:type="character" w:customStyle="1" w:styleId="KeywordTok">

--- a/docs/content/wrangling_data/wrangling_data_activity.docx
+++ b/docs/content/wrangling_data/wrangling_data_activity.docx
@@ -7789,7 +7789,7 @@
     </w:rPrDefault>
     <w:pPrDefault>
       <w:pPr>
-        <w:spacing w:before="0"/>
+        <w:spacing w:after="0" w:before="0" w:line="240" w:lineRule="auto"/>
       </w:pPr>
     </w:pPrDefault>
   </w:docDefaults>
